--- a/情书.docx
+++ b/情书.docx
@@ -2598,1527 +2598,13 @@
       </w:r>
     </w:p>
     <w:p>
-      <w:r>
-        <w:t>初三那年，她出现的时候，我其实很自卑。</w:t>
-      </w:r>
-    </w:p>
-    <w:p>
-      <w:r>
-        <w:t>她很亮。</w:t>
-      </w:r>
-    </w:p>
-    <w:p>
-      <w:r>
-        <w:t>后来她以中传艺考第一入学。</w:t>
-      </w:r>
-    </w:p>
-    <w:p>
-      <w:r>
-        <w:t>可那是很久以后的事情。</w:t>
-      </w:r>
-    </w:p>
-    <w:p>
-      <w:r>
-        <w:t>当时的我并不知道她未来会去哪里。</w:t>
-      </w:r>
-    </w:p>
-    <w:p>
-      <w:r>
-        <w:t>只觉得她是班里那种站在人群里很容易被注意到的人。</w:t>
-      </w:r>
-    </w:p>
-    <w:p>
-      <w:r>
-        <w:t>而我更像一个躲在角落里的人。</w:t>
-      </w:r>
-    </w:p>
-    <w:p>
-      <w:r>
-        <w:t>可那一年很奇怪。</w:t>
-      </w:r>
-    </w:p>
-    <w:p>
-      <w:r>
-        <w:lastRenderedPageBreak/>
-        <w:t>班里换了七八次座位。</w:t>
-      </w:r>
-    </w:p>
-    <w:p>
-      <w:r>
-        <w:t>除了很短的一段时间，她几乎总在我旁边。</w:t>
-      </w:r>
-    </w:p>
-    <w:p>
-      <w:r>
-        <w:t>甚至有一次体育课，老师只是随意调整了两排的位置。</w:t>
-      </w:r>
-    </w:p>
-    <w:p>
-      <w:r>
-        <w:t>最后我又恰好站到了她身边。</w:t>
-      </w:r>
-    </w:p>
-    <w:p>
-      <w:r>
-        <w:t>如果我要给少年时代也找一个“共时性”，那大概就是这些事情。</w:t>
-      </w:r>
-    </w:p>
-    <w:p>
-      <w:r>
-        <w:t>她后来开始叫我“森森”。</w:t>
-      </w:r>
-    </w:p>
-    <w:p>
-      <w:r>
-        <w:t>这个称呼甚至引起过班里同学的起哄。</w:t>
-      </w:r>
-    </w:p>
-    <w:p>
-      <w:r>
-        <w:t>那时候我还没有自己的手机。</w:t>
-      </w:r>
-    </w:p>
-    <w:p>
-      <w:r>
-        <w:t>她向我要联系方式。</w:t>
-      </w:r>
-    </w:p>
-    <w:p>
-      <w:r>
-        <w:t>我只能有些局促地把 QQ 号给她。</w:t>
-      </w:r>
-    </w:p>
-    <w:p>
-      <w:r>
-        <w:t>可是等后来我终于有了手机。</w:t>
-      </w:r>
-    </w:p>
-    <w:p>
-      <w:r>
-        <w:t>她的头像却再也没有亮起来。</w:t>
-      </w:r>
-    </w:p>
-    <w:p>
-      <w:r>
-        <w:t>少年时候的故事好像总是这样。</w:t>
-      </w:r>
-    </w:p>
-    <w:p>
-      <w:r>
-        <w:t>开始的时候轰轰烈烈得像命运。</w:t>
-      </w:r>
-    </w:p>
-    <w:p>
-      <w:r>
-        <w:t>结束的时候却没有声音。</w:t>
-      </w:r>
-    </w:p>
-    <w:p>
-      <w:r>
-        <w:t>连一个正式的告别都没有。</w:t>
-      </w:r>
-    </w:p>
-    <w:p>
-      <w:r>
-        <w:t>可我为什么记了她这么多年？</w:t>
-      </w:r>
-    </w:p>
-    <w:p>
-      <w:r>
-        <w:t>后来我慢慢想明白了。</w:t>
-      </w:r>
-    </w:p>
-    <w:p>
-      <w:r>
-        <w:t>因为那时候的我太需要别人确认。</w:t>
-      </w:r>
-    </w:p>
-    <w:p>
-      <w:r>
-        <w:t>她夸我文笔好。</w:t>
-      </w:r>
-    </w:p>
-    <w:p>
-      <w:r>
-        <w:t>夸我看书多。</w:t>
-      </w:r>
-    </w:p>
-    <w:p>
-      <w:r>
-        <w:t>夸我懂很多。</w:t>
-      </w:r>
-    </w:p>
-    <w:p>
-      <w:r>
-        <w:t>而我一句都不信。</w:t>
-      </w:r>
-    </w:p>
-    <w:p>
-      <w:r>
-        <w:t>所以我开始拼命读书。</w:t>
-      </w:r>
-    </w:p>
-    <w:p>
-      <w:r>
-        <w:t>我看谢灵运。</w:t>
-      </w:r>
-    </w:p>
-    <w:p>
-      <w:r>
-        <w:t>喜欢他山水里的清气，好像文字真的可以暂时把一个人从尘世里带走。</w:t>
-      </w:r>
-    </w:p>
-    <w:p>
-      <w:r>
-        <w:t>我看李白。</w:t>
-      </w:r>
-    </w:p>
-    <w:p>
-      <w:r>
-        <w:t>喜欢他的浪漫、孤独，还有那种即使整个世界不理解他，也要活得轰烈的姿态。</w:t>
-      </w:r>
-    </w:p>
-    <w:p>
-      <w:r>
-        <w:t>我看李煜。</w:t>
-      </w:r>
-    </w:p>
-    <w:p>
-      <w:r>
-        <w:t>看一个时代从极盛走向坍塌。</w:t>
-      </w:r>
-    </w:p>
-    <w:p>
-      <w:r>
-        <w:t>看繁华怎样慢慢变成悲凉。</w:t>
-      </w:r>
-    </w:p>
-    <w:p>
-      <w:r>
-        <w:t>我看辛弃疾。</w:t>
-      </w:r>
-    </w:p>
-    <w:p>
-      <w:r>
-        <w:t>喜欢他少年时的锐利，也喜欢他最后“可怜白发生”的苍凉。</w:t>
-      </w:r>
-    </w:p>
-    <w:p>
-      <w:r>
-        <w:t>我读了很多书。</w:t>
-      </w:r>
-    </w:p>
-    <w:p>
-      <w:r>
-        <w:t>很多诗。</w:t>
-      </w:r>
-    </w:p>
-    <w:p>
-      <w:r>
-        <w:t>很多历史人物。</w:t>
-      </w:r>
-    </w:p>
-    <w:p>
-      <w:r>
-        <w:t>一开始其实并不知道自己究竟要寻找什么。</w:t>
-      </w:r>
-    </w:p>
-    <w:p>
-      <w:r>
-        <w:t>只是因为她说：</w:t>
-      </w:r>
-    </w:p>
-    <w:p>
-      <w:r>
-        <w:t>你很好。</w:t>
-      </w:r>
-    </w:p>
-    <w:p>
-      <w:r>
-        <w:t>而我想让自己真的配得上她说的那个“我”。</w:t>
-      </w:r>
-    </w:p>
-    <w:p>
-      <w:r>
-        <w:t>有一次，她一个很好的朋友和我所谓的朋友在一起。</w:t>
-      </w:r>
-    </w:p>
-    <w:p>
-      <w:r>
-        <w:t>我知道那个男生不是一个很好的人。</w:t>
-      </w:r>
-    </w:p>
-    <w:p>
-      <w:r>
-        <w:t>所以私下提醒过她。</w:t>
-      </w:r>
-    </w:p>
-    <w:p>
-      <w:r>
-        <w:t>那时候很多人并不相信我的判断。</w:t>
-      </w:r>
-    </w:p>
-    <w:p>
-      <w:r>
-        <w:lastRenderedPageBreak/>
-        <w:t>只有她相信。</w:t>
-      </w:r>
-    </w:p>
-    <w:p>
-      <w:r>
-        <w:t>后来事实证明，我没有错。</w:t>
-      </w:r>
-    </w:p>
-    <w:p>
-      <w:r>
-        <w:t>那也是我第一次真正体会到：</w:t>
-      </w:r>
-    </w:p>
-    <w:p>
-      <w:r>
-        <w:t>一个人毫无保留地相信另一个人，原来真的可以给对方很多力量。</w:t>
-      </w:r>
-    </w:p>
-    <w:p>
-      <w:r>
-        <w:t>可是我记得最久的，还是体育课后的那个下午。</w:t>
-      </w:r>
-    </w:p>
-    <w:p>
-      <w:r>
-        <w:rPr>
-          <w:rFonts w:hint="eastAsia"/>
-        </w:rPr>
-        <w:t>我们四人</w:t>
-      </w:r>
-      <w:r>
-        <w:t>有人突然问：</w:t>
-      </w:r>
-    </w:p>
-    <w:p>
-      <w:r>
-        <w:t>“你们有没有被表白过？”</w:t>
-      </w:r>
-    </w:p>
-    <w:p>
-      <w:r>
-        <w:rPr>
-          <w:rFonts w:hint="eastAsia"/>
-        </w:rPr>
-        <w:t>其他人都有。</w:t>
-      </w:r>
-    </w:p>
-    <w:p>
-      <w:r>
-        <w:rPr>
-          <w:rFonts w:hint="eastAsia"/>
-        </w:rPr>
-        <w:t>最后</w:t>
-      </w:r>
-      <w:r>
-        <w:t>轮到我的时候。</w:t>
-      </w:r>
-    </w:p>
-    <w:p>
-      <w:r>
-        <w:t>我说：</w:t>
-      </w:r>
-    </w:p>
-    <w:p>
-      <w:r>
-        <w:t>“没有。”</w:t>
-      </w:r>
-    </w:p>
-    <w:p>
-      <w:r>
-        <w:t>她突然转过身。</w:t>
-      </w:r>
-    </w:p>
-    <w:p>
-      <w:r>
-        <w:t>双手在胸前比了一个心。</w:t>
-      </w:r>
-    </w:p>
-    <w:p>
-      <w:r>
-        <w:t>看着我的眼睛说：</w:t>
-      </w:r>
-    </w:p>
-    <w:p>
-      <w:r>
-        <w:t>“我喜欢你。好了，现在有人和你表白过了。”</w:t>
-      </w:r>
-    </w:p>
-    <w:p>
-      <w:r>
-        <w:t>那一刻，我是真的懵了。</w:t>
-      </w:r>
-    </w:p>
-    <w:p>
-      <w:r>
-        <w:t>心跳得很快。</w:t>
-      </w:r>
-    </w:p>
-    <w:p>
-      <w:r>
-        <w:t>可最后只是非常尴尬地笑了一下。</w:t>
-      </w:r>
-    </w:p>
-    <w:p>
-      <w:r>
-        <w:t>因为我的第一反应不是相信。</w:t>
-      </w:r>
-    </w:p>
-    <w:p>
-      <w:r>
-        <w:t>而是：</w:t>
-      </w:r>
-    </w:p>
-    <w:p>
-      <w:r>
-        <w:t>怎么可能？</w:t>
-      </w:r>
-    </w:p>
-    <w:p>
-      <w:r>
-        <w:t>像她这样的人，怎么可能真的喜欢我？</w:t>
-      </w:r>
-    </w:p>
-    <w:p>
-      <w:r>
-        <w:t>后来朋友给我看过学校表白墙上的东西。</w:t>
-      </w:r>
-    </w:p>
-    <w:p>
-      <w:r>
-        <w:t>“表白九年七班的叶森森呀，一直默默做了许多事。”</w:t>
-      </w:r>
-    </w:p>
-    <w:p>
-      <w:r>
-        <w:t>那个聊天气泡，我记得。</w:t>
-      </w:r>
-    </w:p>
-    <w:p>
-      <w:r>
-        <w:t>那个只有很少人知道的“森森”，我也记得。</w:t>
-      </w:r>
-    </w:p>
-    <w:p>
-      <w:r>
-        <w:t>很多年过去以后，它们还是留在那里。</w:t>
-      </w:r>
-    </w:p>
-    <w:p>
-      <w:r>
-        <w:t>像一个很浅，却擦不掉的烙印。</w:t>
-      </w:r>
-    </w:p>
-    <w:p>
-      <w:r>
-        <w:t>中考填志愿的时候，我甚至偷偷猜过她会去哪里。</w:t>
-      </w:r>
-    </w:p>
-    <w:p>
-      <w:r>
-        <w:t>可最后，她去了另一座城市。</w:t>
-      </w:r>
-    </w:p>
-    <w:p>
-      <w:r>
-        <w:t>从此以后，再也没有交集。</w:t>
-      </w:r>
-    </w:p>
-    <w:p>
-      <w:r>
-        <w:t>那时候我也知道，她很抗拒异性朋友突然挑明心意。</w:t>
-      </w:r>
-    </w:p>
-    <w:p>
-      <w:r>
-        <w:t>所以我没有说。</w:t>
-      </w:r>
-    </w:p>
-    <w:p>
-      <w:r>
-        <w:t>很多人说：</w:t>
-      </w:r>
-    </w:p>
-    <w:p>
-      <w:r>
-        <w:t>做朋友比做恋人更长久。</w:t>
-      </w:r>
-    </w:p>
-    <w:p>
-      <w:r>
-        <w:t>可后来我发现，我们所谓的长久，最后也只是在人海里安静地走散。</w:t>
-      </w:r>
-    </w:p>
-    <w:p>
-      <w:r>
-        <w:t>所以当你后来告诉我：</w:t>
-      </w:r>
-    </w:p>
-    <w:p>
-      <w:r>
-        <w:t>你的生命里好像一直都是阶段性友谊。</w:t>
-      </w:r>
-    </w:p>
-    <w:p>
-      <w:r>
-        <w:t>那句话真的让我很有触动。</w:t>
-      </w:r>
-    </w:p>
-    <w:p>
-      <w:r>
-        <w:t>因为我突然发现：</w:t>
-      </w:r>
-    </w:p>
-    <w:p>
-      <w:r>
-        <w:t>我自己也差不多。</w:t>
-      </w:r>
-    </w:p>
-    <w:p>
-      <w:r>
-        <w:t>高中以前，我和一个人的关系甚至可以被物理距离轻易切断。</w:t>
-      </w:r>
-    </w:p>
-    <w:p>
-      <w:r>
-        <w:t>坐得近，就熟。</w:t>
-      </w:r>
-    </w:p>
-    <w:p>
-      <w:r>
-        <w:t>换了座位，就慢慢淡。</w:t>
-      </w:r>
-    </w:p>
-    <w:p>
-      <w:r>
-        <w:lastRenderedPageBreak/>
-        <w:t xml:space="preserve">遇见 </w:t>
-      </w:r>
-      <w:proofErr w:type="spellStart"/>
-      <w:r>
-        <w:t>lyy</w:t>
-      </w:r>
-      <w:proofErr w:type="spellEnd"/>
-      <w:r>
-        <w:t xml:space="preserve"> 以后，我稍微自信了一点。</w:t>
-      </w:r>
-    </w:p>
-    <w:p>
-      <w:r>
-        <w:t>也稍微主动了一点。</w:t>
-      </w:r>
-    </w:p>
-    <w:p>
-      <w:r>
-        <w:t>可我骨子里依然很被动。</w:t>
-      </w:r>
-    </w:p>
-    <w:p>
-      <w:r>
-        <w:t>到现在，高中真正一直联系的，其实也就那么两个人。</w:t>
-      </w:r>
-    </w:p>
-    <w:p>
-      <w:r>
-        <w:t>如果我愿意，也许可以更多。</w:t>
-      </w:r>
-    </w:p>
-    <w:p>
-      <w:r>
-        <w:t>只是有一些人，是我后来主动选择不再回复了。</w:t>
-      </w:r>
-    </w:p>
-    <w:p>
-      <w:r>
-        <w:t>所以我很懂“阶段性”这三个字对一段关系的意义。</w:t>
-      </w:r>
-    </w:p>
-    <w:p>
-      <w:r>
-        <w:t>它不一定悲伤。</w:t>
-      </w:r>
-    </w:p>
-    <w:p>
-      <w:r>
-        <w:t>只是一种事实。</w:t>
-      </w:r>
-    </w:p>
-    <w:p>
-      <w:r>
-        <w:t>一个阶段结束。</w:t>
-      </w:r>
-    </w:p>
-    <w:p>
-      <w:r>
-        <w:t>大家就各自往前走。</w:t>
-      </w:r>
-    </w:p>
-    <w:p>
-      <w:r>
-        <w:t>可是认识你以后，我突然有一个有点幼稚的念头。</w:t>
-      </w:r>
-    </w:p>
-    <w:p>
-      <w:r>
-        <w:t>我不太想这么快就把你归进“阶段性”里。</w:t>
-      </w:r>
-    </w:p>
-    <w:p>
-      <w:r>
-        <w:t>我不知道我们以后会不会一直联系。</w:t>
-      </w:r>
-    </w:p>
-    <w:p>
-      <w:r>
-        <w:t>甚至不知道几年以后彼此在哪里。</w:t>
-      </w:r>
-    </w:p>
-    <w:p>
-      <w:r>
-        <w:t>但我希望至少有一天，哪怕隔了很久。</w:t>
-      </w:r>
-    </w:p>
-    <w:p>
-      <w:r>
-        <w:t>我突然问：</w:t>
-      </w:r>
-    </w:p>
-    <w:p>
-      <w:r>
-        <w:t>“最近怎么样？”</w:t>
-      </w:r>
-    </w:p>
-    <w:p>
-      <w:r>
-        <w:t>你不会觉得：</w:t>
-      </w:r>
-    </w:p>
-    <w:p>
-      <w:r>
-        <w:t>这个人怎么又出现了。</w:t>
-      </w:r>
-    </w:p>
-    <w:p>
-      <w:r>
-        <w:t>而是觉得：</w:t>
-      </w:r>
-    </w:p>
-    <w:p>
-      <w:r>
-        <w:t>哦，是他。</w:t>
-      </w:r>
-    </w:p>
-    <w:p>
-      <w:r>
-        <w:t>好久不见。</w:t>
-      </w:r>
-    </w:p>
-    <w:p>
-      <w:r>
-        <w:t>我觉得这样就已经很好。</w:t>
-      </w:r>
-    </w:p>
-    <w:p>
-      <w:r>
-        <w:pict w14:anchorId="335C6B6C">
-          <v:rect id="_x0000_i1875" style="width:0;height:1.5pt" o:hralign="center" o:hrstd="t" o:hr="t" fillcolor="#a0a0a0" stroked="f"/>
-        </w:pict>
-      </w:r>
-    </w:p>
-    <w:p>
-      <w:r>
-        <w:t>说到这里，还有《燕云十六声》。</w:t>
-      </w:r>
-    </w:p>
-    <w:p>
-      <w:r>
-        <w:t>我最开始玩燕云，本来真的不是因为你。</w:t>
-      </w:r>
-    </w:p>
-    <w:p>
-      <w:r>
-        <w:t>最开始只是因为那个我经常和你说的朋友。</w:t>
-      </w:r>
-    </w:p>
-    <w:p>
-      <w:r>
-        <w:t>他叫我玩什么，我通常都会去。</w:t>
-      </w:r>
-    </w:p>
-    <w:p>
-      <w:r>
-        <w:t>可后来喜欢上你以后，我才发现：</w:t>
-      </w:r>
-    </w:p>
-    <w:p>
-      <w:r>
-        <w:t>一个人真的会因为另一个人喜欢某样东西，而慢慢改变自己对那样东西的感觉。</w:t>
-      </w:r>
-    </w:p>
-    <w:p>
-      <w:r>
-        <w:t>所以后来我继续待在那个江湖里。</w:t>
-      </w:r>
-    </w:p>
-    <w:p>
-      <w:r>
-        <w:t>至少有一部分原因，是因为你在那里。</w:t>
-      </w:r>
-    </w:p>
-    <w:p>
-      <w:r>
-        <w:t>这种事情很小。</w:t>
-      </w:r>
-    </w:p>
-    <w:p>
-      <w:r>
-        <w:t>甚至说出来有一点傻。</w:t>
-      </w:r>
-    </w:p>
-    <w:p>
-      <w:r>
-        <w:t>可喜欢一个人好像就是这样。</w:t>
-      </w:r>
-    </w:p>
-    <w:p>
-      <w:r>
-        <w:t>她不需要轰轰烈烈地闯进你的生活。</w:t>
-      </w:r>
-    </w:p>
-    <w:p>
-      <w:r>
-        <w:t>她只是留下一点东西。</w:t>
-      </w:r>
-    </w:p>
-    <w:p>
-      <w:r>
-        <w:t>一个游戏。</w:t>
-      </w:r>
-    </w:p>
-    <w:p>
-      <w:r>
-        <w:t>一首歌。</w:t>
-      </w:r>
-    </w:p>
-    <w:p>
-      <w:r>
-        <w:t>一句话。</w:t>
-      </w:r>
-    </w:p>
-    <w:p>
-      <w:r>
-        <w:t>一个习惯。</w:t>
-      </w:r>
-    </w:p>
-    <w:p>
-      <w:r>
-        <w:t>一种以前没有的期待。</w:t>
-      </w:r>
-    </w:p>
-    <w:p>
-      <w:r>
-        <w:t>然后有一天你忽然发现：</w:t>
-      </w:r>
-    </w:p>
-    <w:p>
-      <w:r>
-        <w:lastRenderedPageBreak/>
-        <w:t>原来自己的生活里，已经有一些东西和她有关了。</w:t>
-      </w:r>
-    </w:p>
-    <w:p>
-      <w:r>
-        <w:pict w14:anchorId="7B91D6E9">
-          <v:rect id="_x0000_i1876" style="width:0;height:1.5pt" o:hralign="center" o:hrstd="t" o:hr="t" fillcolor="#a0a0a0" stroked="f"/>
-        </w:pict>
-      </w:r>
-    </w:p>
-    <w:p>
-      <w:r>
-        <w:t>你后来和我说过家里的事情。</w:t>
-      </w:r>
-    </w:p>
-    <w:p>
-      <w:r>
-        <w:t>那一段，我其实一直记得。</w:t>
-      </w:r>
-    </w:p>
-    <w:p>
-      <w:r>
-        <w:t>你说：</w:t>
-      </w:r>
-    </w:p>
-    <w:p>
-      <w:r>
-        <w:t>在学校，好像很少会因为人和事真正难过。</w:t>
-      </w:r>
-    </w:p>
-    <w:p>
-      <w:r>
-        <w:t>最多就是烦躁。</w:t>
-      </w:r>
-    </w:p>
-    <w:p>
-      <w:r>
-        <w:t>也许因为从小一直都是阶段性的友谊。</w:t>
-      </w:r>
-    </w:p>
-    <w:p>
-      <w:r>
-        <w:t>没有一个真正和你一起长大的朋友。</w:t>
-      </w:r>
-    </w:p>
-    <w:p>
-      <w:r>
-        <w:t>在学校交的朋友，更多就是一起玩、聊天、开玩笑。</w:t>
-      </w:r>
-    </w:p>
-    <w:p>
-      <w:r>
-        <w:t>不会说那些很深的东西。</w:t>
-      </w:r>
-    </w:p>
-    <w:p>
-      <w:r>
-        <w:t>可是家里不一样。</w:t>
-      </w:r>
-    </w:p>
-    <w:p>
-      <w:r>
-        <w:t>父母、哥哥随便说你几句，你就会掉眼泪。</w:t>
-      </w:r>
-    </w:p>
-    <w:p>
-      <w:r>
-        <w:t>不是你想哭。</w:t>
-      </w:r>
-    </w:p>
-    <w:p>
-      <w:r>
-        <w:t>是控制不住。</w:t>
-      </w:r>
-    </w:p>
-    <w:p>
-      <w:r>
-        <w:t>你还说，你前段时间在姐姐那里上班。</w:t>
-      </w:r>
-    </w:p>
-    <w:p>
-      <w:r>
-        <w:t>姐姐和同事聊天的时候，说你家庭很幸福，大家都很惯着你。</w:t>
-      </w:r>
-    </w:p>
-    <w:p>
-      <w:r>
-        <w:t>你却不觉得。</w:t>
-      </w:r>
-    </w:p>
-    <w:p>
-      <w:r>
-        <w:t>物质上确实没有什么问题。</w:t>
-      </w:r>
-    </w:p>
-    <w:p>
-      <w:r>
-        <w:t>可是现在这个社会越来越在意人的精神状态。</w:t>
-      </w:r>
-    </w:p>
-    <w:p>
-      <w:r>
-        <w:t>你不觉得那些打压式的教育是正确的。</w:t>
-      </w:r>
-    </w:p>
-    <w:p>
-      <w:r>
-        <w:t>虽然你也会立刻补一句：</w:t>
-      </w:r>
-    </w:p>
-    <w:p>
-      <w:r>
-        <w:t>那可能是他们那一代人的方式，也很难改。</w:t>
-      </w:r>
-    </w:p>
-    <w:p>
-      <w:r>
-        <w:t>我记得你这种说话方式。</w:t>
-      </w:r>
-    </w:p>
-    <w:p>
-      <w:r>
-        <w:t>你在说自己受伤的时候，还是会替对方留一点位置。</w:t>
-      </w:r>
-    </w:p>
-    <w:p>
-      <w:r>
-        <w:t>“可能。”</w:t>
-      </w:r>
-    </w:p>
-    <w:p>
-      <w:r>
-        <w:t>“我觉得。”</w:t>
-      </w:r>
-    </w:p>
-    <w:p>
-      <w:r>
-        <w:t>“他们那一代也没办法。”</w:t>
-      </w:r>
-    </w:p>
-    <w:p>
-      <w:r>
-        <w:t>你似乎总习惯在说出自己的委屈以后，又很快替别人找一个理由。</w:t>
-      </w:r>
-    </w:p>
-    <w:p>
-      <w:r>
-        <w:t>我不知道这是不是你的习惯。</w:t>
-      </w:r>
-    </w:p>
-    <w:p>
-      <w:r>
-        <w:t>所以我不敢给它下结论。</w:t>
-      </w:r>
-    </w:p>
-    <w:p>
-      <w:r>
-        <w:t>只是如果有一天，你真的觉得委屈，我希望至少在和我说话的时候，不必急着证明自己的委屈“合理”。</w:t>
-      </w:r>
-    </w:p>
-    <w:p>
-      <w:r>
-        <w:t>你可以只说：</w:t>
-      </w:r>
-    </w:p>
-    <w:p>
-      <w:r>
-        <w:t>“我今天真的很难过。”</w:t>
-      </w:r>
-    </w:p>
-    <w:p>
-      <w:r>
-        <w:t>不需要论文。</w:t>
-      </w:r>
-    </w:p>
-    <w:p>
-      <w:r>
-        <w:t>不需要证据。</w:t>
-      </w:r>
-    </w:p>
-    <w:p>
-      <w:r>
-        <w:t>也不需要先证明别人很坏。</w:t>
-      </w:r>
-    </w:p>
-    <w:p>
-      <w:r>
-        <w:t>情绪不是法庭。</w:t>
-      </w:r>
-    </w:p>
-    <w:p>
-      <w:r>
-        <w:t>不是只有找到一个罪人才允许流泪。</w:t>
-      </w:r>
-    </w:p>
-    <w:p>
-      <w:r>
-        <w:t>当然，你也可以什么都不说。</w:t>
-      </w:r>
-    </w:p>
-    <w:p>
-      <w:r>
-        <w:t>我不会因为你沉默，就追着问你发生了什么。</w:t>
-      </w:r>
-    </w:p>
-    <w:p>
-      <w:r>
-        <w:t>如果某一天，你只是想找一个人待一会儿。</w:t>
-      </w:r>
-    </w:p>
-    <w:p>
-      <w:r>
-        <w:t>那就待一会儿。</w:t>
-      </w:r>
-    </w:p>
-    <w:p>
-      <w:r>
-        <w:lastRenderedPageBreak/>
-        <w:t>我不会说：</w:t>
-      </w:r>
-    </w:p>
-    <w:p>
-      <w:r>
-        <w:t>“我来治愈你。”</w:t>
-      </w:r>
-    </w:p>
-    <w:p>
-      <w:r>
-        <w:t>因为后来我越来越不喜欢“治愈”这个词。</w:t>
-      </w:r>
-    </w:p>
-    <w:p>
-      <w:r>
-        <w:t>人不是药。</w:t>
-      </w:r>
-    </w:p>
-    <w:p>
-      <w:r>
-        <w:t>爱情更不是。</w:t>
-      </w:r>
-    </w:p>
-    <w:p>
-      <w:r>
-        <w:t>一个人不能替另一个人承担全部过去。</w:t>
-      </w:r>
-    </w:p>
-    <w:p>
-      <w:r>
-        <w:t>我也不应该因为喜欢你，就幻想自己能够进入你的生活，然后把所有阴影擦掉。</w:t>
-      </w:r>
-    </w:p>
-    <w:p>
-      <w:r>
-        <w:t>那不现实。</w:t>
-      </w:r>
-    </w:p>
-    <w:p>
-      <w:r>
-        <w:t>也不尊重你。</w:t>
-      </w:r>
-    </w:p>
-    <w:p>
-      <w:r>
-        <w:t>我能做的事情其实很少。</w:t>
-      </w:r>
-    </w:p>
-    <w:p>
-      <w:r>
-        <w:t>无非是：</w:t>
-      </w:r>
-    </w:p>
-    <w:p>
-      <w:r>
-        <w:t>你想说的时候，我认真听。</w:t>
-      </w:r>
-    </w:p>
-    <w:p>
-      <w:r>
-        <w:t>你不想说的时候，我不逼你。</w:t>
-      </w:r>
-    </w:p>
-    <w:p>
-      <w:r>
-        <w:t>如果你需要一个拥抱，而我恰好有资格拥抱你，我就抱一下。</w:t>
-      </w:r>
-    </w:p>
-    <w:p>
-      <w:r>
-        <w:t>如果没有，我就坐在旁边。</w:t>
-      </w:r>
-    </w:p>
-    <w:p>
-      <w:r>
-        <w:t>大概就这样。</w:t>
-      </w:r>
-    </w:p>
-    <w:p>
-      <w:r>
-        <w:t>你还和我说哥哥。</w:t>
-      </w:r>
-    </w:p>
-    <w:p>
-      <w:r>
-        <w:t>你以前说过，他对你很重要。</w:t>
-      </w:r>
-    </w:p>
-    <w:p>
-      <w:r>
-        <w:t>可现在有时候，你也会讨厌他。</w:t>
-      </w:r>
-    </w:p>
-    <w:p>
-      <w:r>
-        <w:t>他说家里的钱以后都是他的。</w:t>
-      </w:r>
-    </w:p>
-    <w:p>
-      <w:r>
-        <w:t>在别人面前拿你的缺点开玩笑。</w:t>
-      </w:r>
-    </w:p>
-    <w:p>
-      <w:r>
-        <w:t>你很讨厌。</w:t>
-      </w:r>
-    </w:p>
-    <w:p>
-      <w:r>
-        <w:t>然后是那一次逛街。</w:t>
-      </w:r>
-    </w:p>
-    <w:p>
-      <w:r>
-        <w:t>哥哥和妹妹在看他们想买的东西。</w:t>
-      </w:r>
-    </w:p>
-    <w:p>
-      <w:r>
-        <w:t>你一个人在后面跟着。</w:t>
-      </w:r>
-    </w:p>
-    <w:p>
-      <w:r>
-        <w:t>他忽然回过头问：</w:t>
-      </w:r>
-    </w:p>
-    <w:p>
-      <w:r>
-        <w:t>你有没有想买的？</w:t>
-      </w:r>
-    </w:p>
-    <w:p>
-      <w:r>
-        <w:t>你那时候想哭。</w:t>
-      </w:r>
-    </w:p>
-    <w:p>
-      <w:r>
-        <w:t>最后还是开玩笑说了几句。</w:t>
-      </w:r>
-    </w:p>
-    <w:p>
-      <w:r>
-        <w:t>事情就过去了。</w:t>
-      </w:r>
-    </w:p>
-    <w:p>
-      <w:r>
-        <w:t>他又继续和妹妹往前逛。</w:t>
-      </w:r>
-    </w:p>
-    <w:p>
-      <w:r>
-        <w:t>后来晚上，他和另一个姐姐聊天。</w:t>
-      </w:r>
-    </w:p>
-    <w:p>
-      <w:r>
-        <w:t>说你后面好像都没什么兴趣。</w:t>
-      </w:r>
-    </w:p>
-    <w:p>
-      <w:r>
-        <w:t>因为一个东西也没买。</w:t>
-      </w:r>
-    </w:p>
-    <w:p>
-      <w:r>
-        <w:t>你说：</w:t>
-      </w:r>
-    </w:p>
-    <w:p>
-      <w:r>
-        <w:t>你讨厌这种感觉。</w:t>
-      </w:r>
-    </w:p>
-    <w:p>
-      <w:r>
-        <w:t>因为你已经快自己消化好了。</w:t>
-      </w:r>
-    </w:p>
-    <w:p>
-      <w:r>
-        <w:t>他却忽然提了一句，让你知道：</w:t>
-      </w:r>
-    </w:p>
-    <w:p>
-      <w:r>
-        <w:t>原来他不是完全没有发现。</w:t>
-      </w:r>
-    </w:p>
-    <w:p>
-      <w:r>
-        <w:t>可发现了以后，好像也没有做什么。</w:t>
-      </w:r>
-    </w:p>
-    <w:p>
-      <w:r>
-        <w:t>于是反而更委屈。</w:t>
-      </w:r>
-    </w:p>
-    <w:p>
-      <w:r>
-        <w:t>我记得你用了“委屈”这个词。</w:t>
-      </w:r>
-    </w:p>
-    <w:p>
-      <w:r>
-        <w:t>我后来想过很久。</w:t>
-      </w:r>
-    </w:p>
-    <w:p>
-      <w:r>
-        <w:t>也许真正难过的，从来都不是“有没有买东西”。</w:t>
-      </w:r>
-    </w:p>
-    <w:p>
-      <w:r>
-        <w:lastRenderedPageBreak/>
-        <w:t>而是一个人已经在努力把自己的情绪重新折好，塞回心里了。</w:t>
-      </w:r>
-    </w:p>
-    <w:p>
-      <w:r>
-        <w:t>可某一句轻描淡写的话，忽然又碰到了那张纸。</w:t>
-      </w:r>
-    </w:p>
-    <w:p>
-      <w:r>
-        <w:t>你才发现：</w:t>
-      </w:r>
-    </w:p>
-    <w:p>
-      <w:r>
-        <w:t>它其实一直皱着。</w:t>
-      </w:r>
-    </w:p>
-    <w:p>
-      <w:r>
-        <w:t>但这只是我的理解。</w:t>
-      </w:r>
-    </w:p>
-    <w:p>
-      <w:r>
-        <w:t>真正的感受还是属于你。</w:t>
-      </w:r>
-    </w:p>
-    <w:p>
-      <w:r>
-        <w:t>如果我理解错了，你完全可以说：</w:t>
-      </w:r>
-    </w:p>
-    <w:p>
-      <w:r>
-        <w:t>不是这样。</w:t>
-      </w:r>
-    </w:p>
-    <w:p>
-      <w:r>
-        <w:t>我不会因为喜欢你，就觉得自己的解释一定正确。</w:t>
-      </w:r>
-    </w:p>
-    <w:p>
-      <w:r>
-        <w:t>你还说妹妹。</w:t>
-      </w:r>
-    </w:p>
-    <w:p>
-      <w:r>
-        <w:t>她是 e 人。</w:t>
-      </w:r>
-    </w:p>
-    <w:p>
-      <w:r>
-        <w:t>喜欢出去玩。</w:t>
-      </w:r>
-    </w:p>
-    <w:p>
-      <w:r>
-        <w:t>也喜欢收拾自己。</w:t>
-      </w:r>
-    </w:p>
-    <w:p>
-      <w:r>
-        <w:t>你和她待在一起的时候，很容易被拿来比较。</w:t>
-      </w:r>
-    </w:p>
-    <w:p>
-      <w:r>
-        <w:t>可你对她的态度又是：</w:t>
-      </w:r>
-    </w:p>
-    <w:p>
-      <w:r>
-        <w:rPr>
-          <w:rFonts w:hint="eastAsia"/>
-        </w:rPr>
-        <w:t>你</w:t>
-      </w:r>
-      <w:r>
-        <w:t>是姐姐。</w:t>
-      </w:r>
-    </w:p>
-    <w:p>
-      <w:r>
-        <w:rPr>
-          <w:rFonts w:hint="eastAsia"/>
-        </w:rPr>
-        <w:t>你</w:t>
-      </w:r>
-      <w:r>
-        <w:t>要照顾她。</w:t>
-      </w:r>
-    </w:p>
-    <w:p>
-      <w:r>
-        <w:rPr>
-          <w:rFonts w:hint="eastAsia"/>
-        </w:rPr>
-        <w:t>你</w:t>
-      </w:r>
-      <w:r>
-        <w:t>可以放在后面。</w:t>
-      </w:r>
-    </w:p>
-    <w:p>
-      <w:r>
-        <w:t>你知道她家里重男轻女很严重。</w:t>
-      </w:r>
-    </w:p>
-    <w:p>
-      <w:r>
-        <w:t>所以你心疼她。</w:t>
-      </w:r>
-    </w:p>
-    <w:p>
-      <w:r>
-        <w:t>你知道她承受了什么。</w:t>
-      </w:r>
-    </w:p>
-    <w:p>
-      <w:r>
-        <w:t>因此你很自然地愿意多让一点。</w:t>
-      </w:r>
-    </w:p>
-    <w:p>
-      <w:r>
-        <w:t>我看到这里的时候，其实想了很久。</w:t>
-      </w:r>
-    </w:p>
-    <w:p>
-      <w:r>
-        <w:t>最后只想告诉你一句：</w:t>
-      </w:r>
-    </w:p>
-    <w:p>
-      <w:r>
-        <w:t>以后有些时候，你也可以不用永远做姐姐。</w:t>
-      </w:r>
-    </w:p>
-    <w:p>
-      <w:r>
-        <w:t>你不用永远比别人懂事。</w:t>
-      </w:r>
-    </w:p>
-    <w:p>
-      <w:r>
-        <w:t>你自己的感受也应该有位置。</w:t>
-      </w:r>
-    </w:p>
-    <w:p>
-      <w:r>
-        <w:t>不必永远第一。</w:t>
-      </w:r>
-    </w:p>
-    <w:p>
-      <w:r>
-        <w:t>但至少，不要总是最后。</w:t>
-      </w:r>
-    </w:p>
-    <w:p>
-      <w:r>
-        <w:t>你还说：</w:t>
-      </w:r>
-    </w:p>
-    <w:p>
-      <w:r>
-        <w:t>你没办法在他们面前表达情绪。</w:t>
-      </w:r>
-    </w:p>
-    <w:p>
-      <w:r>
-        <w:t>你在他们面前只有眼泪。</w:t>
-      </w:r>
-    </w:p>
-    <w:p>
-      <w:r>
-        <w:t>也没办法在朋友面前说这些。</w:t>
-      </w:r>
-    </w:p>
-    <w:p>
-      <w:r>
-        <w:t>然后你对我说：</w:t>
-      </w:r>
-    </w:p>
-    <w:p>
-      <w:r>
-        <w:t>“你算是意外，因为之前也没有朋友这样问过我，谢谢你。”</w:t>
-      </w:r>
-    </w:p>
-    <w:p>
-      <w:r>
-        <w:t>这句话我一直记得。</w:t>
-      </w:r>
-    </w:p>
-    <w:p>
-      <w:r>
-        <w:t>而且越是记得，我反而越不敢拿它证明什么。</w:t>
-      </w:r>
-    </w:p>
-    <w:p>
-      <w:r>
-        <w:t>我不会说：</w:t>
-      </w:r>
-    </w:p>
-    <w:p>
-      <w:r>
-        <w:t>“你看，我对你来说一定很特殊。”</w:t>
-      </w:r>
-    </w:p>
-    <w:p>
-      <w:r>
-        <w:t>因为那样好像是在把你偶尔打开的一扇门，当成属于我的房间。</w:t>
-      </w:r>
-    </w:p>
-    <w:p>
-      <w:r>
-        <w:t>我只是觉得：</w:t>
-      </w:r>
-    </w:p>
-    <w:p>
-      <w:r>
-        <w:t>谢谢你那一刻愿意让我站在门口看了一眼。</w:t>
-      </w:r>
-    </w:p>
-    <w:p>
-      <w:r>
-        <w:t>真的。</w:t>
-      </w:r>
-    </w:p>
-    <w:p>
-      <w:r>
-        <w:t>已经够了。</w:t>
-      </w:r>
-    </w:p>
-    <w:p>
-      <w:r>
-        <w:lastRenderedPageBreak/>
-        <w:t>你还说，那天坐高铁回来。</w:t>
-      </w:r>
-    </w:p>
-    <w:p>
-      <w:r>
-        <w:t>你在装睡。</w:t>
-      </w:r>
-    </w:p>
-    <w:p>
-      <w:r>
-        <w:t>哥哥和妹妹在旁边拍他们买的东西。</w:t>
-      </w:r>
-    </w:p>
-    <w:p>
-      <w:r>
-        <w:t>你甚至到现在都不知道他们一共买了什么。</w:t>
-      </w:r>
-    </w:p>
-    <w:p>
-      <w:r>
-        <w:t>你原本</w:t>
-      </w:r>
-      <w:r>
-        <w:rPr>
-          <w:rFonts w:hint="eastAsia"/>
-        </w:rPr>
-        <w:t>要给朋友</w:t>
-      </w:r>
-      <w:r>
-        <w:t>带东西。</w:t>
-      </w:r>
-    </w:p>
-    <w:p>
-      <w:r>
-        <w:t>最后一个也没有买。</w:t>
-      </w:r>
-    </w:p>
-    <w:p>
-      <w:r>
-        <w:t>你趴在那里。</w:t>
-      </w:r>
-    </w:p>
-    <w:p>
-      <w:r>
-        <w:t>不想加入他们的聊天。</w:t>
-      </w:r>
-    </w:p>
-    <w:p>
-      <w:r>
-        <w:t>因为听到声音，就会重新想到前一天晚上的情绪。</w:t>
-      </w:r>
-    </w:p>
-    <w:p>
-      <w:r>
-        <w:t>你只能装睡。</w:t>
-      </w:r>
-    </w:p>
-    <w:p>
-      <w:r>
-        <w:t>不然可能又会在他们面前掉眼泪。</w:t>
-      </w:r>
-    </w:p>
-    <w:p>
-      <w:r>
-        <w:t>我第一次看见这段话的时候，没有立刻想出什么特别漂亮的安慰。</w:t>
-      </w:r>
-    </w:p>
-    <w:p>
-      <w:r>
-        <w:t>现在也没有。</w:t>
-      </w:r>
-    </w:p>
-    <w:p>
-      <w:r>
-        <w:t>我不想说：</w:t>
-      </w:r>
-    </w:p>
-    <w:p>
-      <w:r>
-        <w:t>“我完全懂。”</w:t>
-      </w:r>
-    </w:p>
-    <w:p>
-      <w:r>
-        <w:t>因为我没有坐在那趟高铁上。</w:t>
-      </w:r>
-    </w:p>
-    <w:p>
-      <w:r>
-        <w:t>没有经历那一天。</w:t>
-      </w:r>
-    </w:p>
-    <w:p>
-      <w:r>
-        <w:t>我不知道那时候你真正需要什么。</w:t>
-      </w:r>
-    </w:p>
-    <w:p>
-      <w:r>
-        <w:t>我只是记得。</w:t>
-      </w:r>
-    </w:p>
-    <w:p>
       <w:pPr>
         <w:rPr>
           <w:rFonts w:hint="eastAsia"/>
         </w:rPr>
       </w:pPr>
       <w:r>
-        <w:rPr>
-          <w:rFonts w:hint="eastAsia"/>
-        </w:rPr>
-        <w:t>那段话我一直记得。</w:t>
+        <w:t xml:space="preserve">但我想先告诉你一件事。</w:t>
       </w:r>
     </w:p>
     <w:p>
@@ -4128,10 +2614,7 @@
         </w:rPr>
       </w:pPr>
       <w:r>
-        <w:rPr>
-          <w:rFonts w:hint="eastAsia"/>
-        </w:rPr>
-        <w:t>不是因为我觉得自己因此“更懂你”。</w:t>
+        <w:t xml:space="preserve">我写到这里，并不是因为我还停留在那里。</w:t>
       </w:r>
     </w:p>
     <w:p>
@@ -4141,10 +2624,7 @@
         </w:rPr>
       </w:pPr>
       <w:r>
-        <w:rPr>
-          <w:rFonts w:hint="eastAsia"/>
-        </w:rPr>
-        <w:t>而是因为你最后对我说：</w:t>
+        <w:t xml:space="preserve">也不是因为我把你和她放在一起比较。</w:t>
       </w:r>
     </w:p>
     <w:p>
@@ -4154,10 +2634,7 @@
         </w:rPr>
       </w:pPr>
       <w:r>
-        <w:rPr>
-          <w:rFonts w:hint="eastAsia"/>
-        </w:rPr>
-        <w:t>“你算是意外。”</w:t>
+        <w:t xml:space="preserve">更不是因为你像她。</w:t>
       </w:r>
     </w:p>
     <w:p>
@@ -4167,10 +2644,7 @@
         </w:rPr>
       </w:pPr>
       <w:r>
-        <w:rPr>
-          <w:rFonts w:hint="eastAsia"/>
-        </w:rPr>
-        <w:t>你说以前没有朋友这样问过你。</w:t>
+        <w:t xml:space="preserve">其实这么多年过去以后，我越来越明白：</w:t>
       </w:r>
     </w:p>
     <w:p>
@@ -4179,12 +2653,6 @@
           <w:rFonts w:hint="eastAsia"/>
         </w:rPr>
       </w:pPr>
-      <w:r>
-        <w:rPr>
-          <w:rFonts w:hint="eastAsia"/>
-        </w:rPr>
-        <w:t>谢谢我。</w:t>
-      </w:r>
     </w:p>
     <w:p>
       <w:pPr>
@@ -4193,22 +2661,7 @@
         </w:rPr>
       </w:pPr>
       <w:r>
-        <w:rPr>
-          <w:rFonts w:hint="eastAsia"/>
-        </w:rPr>
-        <w:t>其实我看到那句话的时候，</w:t>
-      </w:r>
-      <w:r>
-        <w:rPr>
-          <w:rFonts w:hint="eastAsia"/>
-        </w:rPr>
-        <w:t>很触动</w:t>
-      </w:r>
-      <w:r>
-        <w:rPr>
-          <w:rFonts w:hint="eastAsia"/>
-        </w:rPr>
-        <w:t>。</w:t>
+        <w:t xml:space="preserve">有些人留在记忆里，并不是因为我们还想回到过去。</w:t>
       </w:r>
     </w:p>
     <w:p>
@@ -4218,10 +2671,7 @@
         </w:rPr>
       </w:pPr>
       <w:r>
-        <w:rPr>
-          <w:rFonts w:hint="eastAsia"/>
-        </w:rPr>
-        <w:t>因为我知道，对于一个不太习惯把这些东西说出来的人而言，“意外”已经是一句很重的话。</w:t>
+        <w:t xml:space="preserve">而是因为那段经历，改变了后来那个自己。</w:t>
       </w:r>
     </w:p>
     <w:p>
@@ -4230,12 +2680,6 @@
           <w:rFonts w:hint="eastAsia"/>
         </w:rPr>
       </w:pPr>
-      <w:r>
-        <w:rPr>
-          <w:rFonts w:hint="eastAsia"/>
-        </w:rPr>
-        <w:t>我不敢把它理解成别的</w:t>
-      </w:r>
     </w:p>
     <w:p>
       <w:pPr>
@@ -4244,10 +2688,7 @@
         </w:rPr>
       </w:pPr>
       <w:r>
-        <w:rPr>
-          <w:rFonts w:hint="eastAsia"/>
-        </w:rPr>
-        <w:t>也不想借它索取更多。</w:t>
+        <w:t xml:space="preserve">lyy 对我的意义，</w:t>
       </w:r>
     </w:p>
     <w:p>
@@ -4257,10 +2698,7 @@
         </w:rPr>
       </w:pPr>
       <w:r>
-        <w:rPr>
-          <w:rFonts w:hint="eastAsia"/>
-        </w:rPr>
-        <w:t>我只是很珍惜。</w:t>
+        <w:t xml:space="preserve">不是“那个我没有得到的人”。</w:t>
       </w:r>
     </w:p>
     <w:p>
@@ -4269,6 +2707,1860 @@
           <w:rFonts w:hint="eastAsia"/>
         </w:rPr>
       </w:pPr>
+    </w:p>
+    <w:p>
+      <w:pPr>
+        <w:rPr>
+          <w:rFonts w:hint="eastAsia"/>
+        </w:rPr>
+      </w:pPr>
+      <w:r>
+        <w:t xml:space="preserve">而是那个让我第一次意识到：</w:t>
+      </w:r>
+    </w:p>
+    <w:p>
+      <w:pPr>
+        <w:rPr>
+          <w:rFonts w:hint="eastAsia"/>
+        </w:rPr>
+      </w:pPr>
+      <w:r>
+        <w:t xml:space="preserve">原来我也可以被一个人欣赏。</w:t>
+      </w:r>
+    </w:p>
+    <w:p>
+      <w:pPr>
+        <w:rPr>
+          <w:rFonts w:hint="eastAsia"/>
+        </w:rPr>
+      </w:pPr>
+      <w:r>
+        <w:t xml:space="preserve">原来我也可以被认真看见。</w:t>
+      </w:r>
+    </w:p>
+    <w:p>
+      <w:pPr>
+        <w:rPr>
+          <w:rFonts w:hint="eastAsia"/>
+        </w:rPr>
+      </w:pPr>
+    </w:p>
+    <w:p>
+      <w:pPr>
+        <w:rPr>
+          <w:rFonts w:hint="eastAsia"/>
+        </w:rPr>
+      </w:pPr>
+      <w:r>
+        <w:t xml:space="preserve">只是那时候的我太害怕失去。</w:t>
+      </w:r>
+    </w:p>
+    <w:p>
+      <w:pPr>
+        <w:rPr>
+          <w:rFonts w:hint="eastAsia"/>
+        </w:rPr>
+      </w:pPr>
+      <w:r>
+        <w:t xml:space="preserve">我习惯等待别人靠近。</w:t>
+      </w:r>
+    </w:p>
+    <w:p>
+      <w:pPr>
+        <w:rPr>
+          <w:rFonts w:hint="eastAsia"/>
+        </w:rPr>
+      </w:pPr>
+      <w:r>
+        <w:t xml:space="preserve">习惯在确定自己不会受伤以后，才允许自己往前一步。</w:t>
+      </w:r>
+    </w:p>
+    <w:p>
+      <w:pPr>
+        <w:rPr>
+          <w:rFonts w:hint="eastAsia"/>
+        </w:rPr>
+      </w:pPr>
+      <w:r>
+        <w:t xml:space="preserve">所以后来很多年里，</w:t>
+      </w:r>
+    </w:p>
+    <w:p>
+      <w:pPr>
+        <w:rPr>
+          <w:rFonts w:hint="eastAsia"/>
+        </w:rPr>
+      </w:pPr>
+      <w:r>
+        <w:t xml:space="preserve">我记住的其实不只是她。</w:t>
+      </w:r>
+    </w:p>
+    <w:p>
+      <w:pPr>
+        <w:rPr>
+          <w:rFonts w:hint="eastAsia"/>
+        </w:rPr>
+      </w:pPr>
+      <w:r>
+        <w:t xml:space="preserve">更是那个曾经因为害怕，而没有勇敢表达自己的自己。</w:t>
+      </w:r>
+    </w:p>
+    <w:p>
+      <w:pPr>
+        <w:rPr>
+          <w:rFonts w:hint="eastAsia"/>
+        </w:rPr>
+      </w:pPr>
+    </w:p>
+    <w:p>
+      <w:pPr>
+        <w:rPr>
+          <w:rFonts w:hint="eastAsia"/>
+        </w:rPr>
+      </w:pPr>
+      <w:r>
+        <w:t xml:space="preserve">而这一次不一样。</w:t>
+      </w:r>
+    </w:p>
+    <w:p>
+      <w:pPr>
+        <w:rPr>
+          <w:rFonts w:hint="eastAsia"/>
+        </w:rPr>
+      </w:pPr>
+      <w:r>
+        <w:t xml:space="preserve">因为遇见你以后，</w:t>
+      </w:r>
+    </w:p>
+    <w:p>
+      <w:pPr>
+        <w:rPr>
+          <w:rFonts w:hint="eastAsia"/>
+        </w:rPr>
+      </w:pPr>
+      <w:r>
+        <w:t xml:space="preserve">这是我第一次这么想主动走向一个人。</w:t>
+      </w:r>
+    </w:p>
+    <w:p>
+      <w:pPr>
+        <w:rPr>
+          <w:rFonts w:hint="eastAsia"/>
+        </w:rPr>
+      </w:pPr>
+    </w:p>
+    <w:p>
+      <w:pPr>
+        <w:rPr>
+          <w:rFonts w:hint="eastAsia"/>
+        </w:rPr>
+      </w:pPr>
+      <w:r>
+        <w:t xml:space="preserve">不是因为你填补了谁的位置。</w:t>
+      </w:r>
+    </w:p>
+    <w:p>
+      <w:pPr>
+        <w:rPr>
+          <w:rFonts w:hint="eastAsia"/>
+        </w:rPr>
+      </w:pPr>
+      <w:r>
+        <w:t xml:space="preserve">也不是因为你像过去的谁。</w:t>
+      </w:r>
+    </w:p>
+    <w:p>
+      <w:pPr>
+        <w:rPr>
+          <w:rFonts w:hint="eastAsia"/>
+        </w:rPr>
+      </w:pPr>
+      <w:r>
+        <w:t xml:space="preserve">只是因为：</w:t>
+      </w:r>
+    </w:p>
+    <w:p>
+      <w:pPr>
+        <w:rPr>
+          <w:rFonts w:hint="eastAsia"/>
+        </w:rPr>
+      </w:pPr>
+      <w:r>
+        <w:t xml:space="preserve">你就是你。</w:t>
+      </w:r>
+    </w:p>
+    <w:p>
+      <w:r>
+        <w:t>初三那年，她出现的时候，我其实很自卑。</w:t>
+      </w:r>
+    </w:p>
+    <w:p>
+      <w:r>
+        <w:t>她很亮。</w:t>
+      </w:r>
+    </w:p>
+    <w:p>
+      <w:r>
+        <w:t>后来她以中传艺考第一入学。</w:t>
+      </w:r>
+    </w:p>
+    <w:p>
+      <w:r>
+        <w:t>可那是很久以后的事情。</w:t>
+      </w:r>
+    </w:p>
+    <w:p>
+      <w:r>
+        <w:t>当时的我并不知道她未来会去哪里。</w:t>
+      </w:r>
+    </w:p>
+    <w:p>
+      <w:r>
+        <w:t>只觉得她是班里那种站在人群里很容易被注意到的人。</w:t>
+      </w:r>
+    </w:p>
+    <w:p>
+      <w:r>
+        <w:t>而我更像一个躲在角落里的人。</w:t>
+      </w:r>
+    </w:p>
+    <w:p>
+      <w:r>
+        <w:t>可那一年很奇怪。</w:t>
+      </w:r>
+    </w:p>
+    <w:p>
+      <w:r>
+        <w:lastRenderedPageBreak/>
+        <w:t>班里换了七八次座位。</w:t>
+      </w:r>
+    </w:p>
+    <w:p>
+      <w:r>
+        <w:t>除了很短的一段时间，她几乎总在我旁边。</w:t>
+      </w:r>
+    </w:p>
+    <w:p>
+      <w:r>
+        <w:t>甚至有一次体育课，老师只是随意调整了两排的位置。</w:t>
+      </w:r>
+    </w:p>
+    <w:p>
+      <w:r>
+        <w:t>最后我又恰好站到了她身边。</w:t>
+      </w:r>
+    </w:p>
+    <w:p>
+      <w:r>
+        <w:t>如果我要给少年时代也找一个“共时性”，那大概就是这些事情。</w:t>
+      </w:r>
+    </w:p>
+    <w:p>
+      <w:r>
+        <w:t>她后来开始叫我“森森”。</w:t>
+      </w:r>
+    </w:p>
+    <w:p>
+      <w:r>
+        <w:t>这个称呼甚至引起过班里同学的起哄。</w:t>
+      </w:r>
+    </w:p>
+    <w:p>
+      <w:r>
+        <w:t>那时候我还没有自己的手机。</w:t>
+      </w:r>
+    </w:p>
+    <w:p>
+      <w:r>
+        <w:t>她向我要联系方式。</w:t>
+      </w:r>
+    </w:p>
+    <w:p>
+      <w:r>
+        <w:t>我只能有些局促地把 QQ 号给她。</w:t>
+      </w:r>
+    </w:p>
+    <w:p>
+      <w:r>
+        <w:t>可是等后来我终于有了手机。</w:t>
+      </w:r>
+    </w:p>
+    <w:p>
+      <w:r>
+        <w:t>她的头像却再也没有亮起来。</w:t>
+      </w:r>
+    </w:p>
+    <w:p>
+      <w:r>
+        <w:t>少年时候的故事好像总是这样。</w:t>
+      </w:r>
+    </w:p>
+    <w:p>
+      <w:r>
+        <w:t>开始的时候轰轰烈烈得像命运。</w:t>
+      </w:r>
+    </w:p>
+    <w:p>
+      <w:r>
+        <w:t>结束的时候却没有声音。</w:t>
+      </w:r>
+    </w:p>
+    <w:p>
+      <w:r>
+        <w:t>连一个正式的告别都没有。</w:t>
+      </w:r>
+    </w:p>
+    <w:p>
+      <w:r>
+        <w:t>可我为什么记了她这么多年？</w:t>
+      </w:r>
+    </w:p>
+    <w:p>
+      <w:r>
+        <w:t>后来我慢慢想明白了。</w:t>
+      </w:r>
+    </w:p>
+    <w:p>
+      <w:r>
+        <w:t>因为那时候的我太需要别人确认。</w:t>
+      </w:r>
+    </w:p>
+    <w:p>
+      <w:r>
+        <w:t>她夸我文笔好。</w:t>
+      </w:r>
+    </w:p>
+    <w:p>
+      <w:r>
+        <w:t>夸我看书多。</w:t>
+      </w:r>
+    </w:p>
+    <w:p>
+      <w:r>
+        <w:t>夸我懂很多。</w:t>
+      </w:r>
+    </w:p>
+    <w:p>
+      <w:r>
+        <w:t>而我一句都不信。</w:t>
+      </w:r>
+    </w:p>
+    <w:p>
+      <w:r>
+        <w:t>所以我开始拼命读书。</w:t>
+      </w:r>
+    </w:p>
+    <w:p>
+      <w:r>
+        <w:t>我看谢灵运。</w:t>
+      </w:r>
+    </w:p>
+    <w:p>
+      <w:r>
+        <w:t>喜欢他山水里的清气，好像文字真的可以暂时把一个人从尘世里带走。</w:t>
+      </w:r>
+    </w:p>
+    <w:p>
+      <w:r>
+        <w:t>我看李白。</w:t>
+      </w:r>
+    </w:p>
+    <w:p>
+      <w:r>
+        <w:t>喜欢他的浪漫、孤独，还有那种即使整个世界不理解他，也要活得轰烈的姿态。</w:t>
+      </w:r>
+    </w:p>
+    <w:p>
+      <w:r>
+        <w:t>我看李煜。</w:t>
+      </w:r>
+    </w:p>
+    <w:p>
+      <w:r>
+        <w:t>看一个时代从极盛走向坍塌。</w:t>
+      </w:r>
+    </w:p>
+    <w:p>
+      <w:r>
+        <w:t>看繁华怎样慢慢变成悲凉。</w:t>
+      </w:r>
+    </w:p>
+    <w:p>
+      <w:r>
+        <w:t>我看辛弃疾。</w:t>
+      </w:r>
+    </w:p>
+    <w:p>
+      <w:r>
+        <w:t>喜欢他少年时的锐利，也喜欢他最后“可怜白发生”的苍凉。</w:t>
+      </w:r>
+    </w:p>
+    <w:p>
+      <w:r>
+        <w:t>我读了很多书。</w:t>
+      </w:r>
+    </w:p>
+    <w:p>
+      <w:r>
+        <w:t>很多诗。</w:t>
+      </w:r>
+    </w:p>
+    <w:p>
+      <w:r>
+        <w:t>很多历史人物。</w:t>
+      </w:r>
+    </w:p>
+    <w:p>
+      <w:r>
+        <w:t>一开始其实并不知道自己究竟要寻找什么。</w:t>
+      </w:r>
+    </w:p>
+    <w:p>
+      <w:r>
+        <w:t>只是因为她说：</w:t>
+      </w:r>
+    </w:p>
+    <w:p>
+      <w:r>
+        <w:t>你很好。</w:t>
+      </w:r>
+    </w:p>
+    <w:p>
+      <w:r>
+        <w:t>而我想让自己真的配得上她说的那个“我”。</w:t>
+      </w:r>
+    </w:p>
+    <w:p>
+      <w:r>
+        <w:t>有一次，她一个很好的朋友和我所谓的朋友在一起。</w:t>
+      </w:r>
+    </w:p>
+    <w:p>
+      <w:r>
+        <w:t>我知道那个男生不是一个很好的人。</w:t>
+      </w:r>
+    </w:p>
+    <w:p>
+      <w:r>
+        <w:t>所以私下提醒过她。</w:t>
+      </w:r>
+    </w:p>
+    <w:p>
+      <w:r>
+        <w:t>那时候很多人并不相信我的判断。</w:t>
+      </w:r>
+    </w:p>
+    <w:p>
+      <w:r>
+        <w:lastRenderedPageBreak/>
+        <w:t>只有她相信。</w:t>
+      </w:r>
+    </w:p>
+    <w:p>
+      <w:r>
+        <w:t>后来事实证明，我没有错。</w:t>
+      </w:r>
+    </w:p>
+    <w:p>
+      <w:r>
+        <w:t>那也是我第一次真正体会到：</w:t>
+      </w:r>
+    </w:p>
+    <w:p>
+      <w:r>
+        <w:t>一个人毫无保留地相信另一个人，原来真的可以给对方很多力量。</w:t>
+      </w:r>
+    </w:p>
+    <w:p>
+      <w:r>
+        <w:t>可是我记得最久的，还是体育课后的那个下午。</w:t>
+      </w:r>
+    </w:p>
+    <w:p>
+      <w:r>
+        <w:rPr>
+          <w:rFonts w:hint="eastAsia"/>
+        </w:rPr>
+        <w:t>我们四人</w:t>
+      </w:r>
+      <w:r>
+        <w:t>有人突然问：</w:t>
+      </w:r>
+    </w:p>
+    <w:p>
+      <w:r>
+        <w:t>“你们有没有被表白过？”</w:t>
+      </w:r>
+    </w:p>
+    <w:p>
+      <w:r>
+        <w:rPr>
+          <w:rFonts w:hint="eastAsia"/>
+        </w:rPr>
+        <w:t>其他人都有。</w:t>
+      </w:r>
+    </w:p>
+    <w:p>
+      <w:r>
+        <w:rPr>
+          <w:rFonts w:hint="eastAsia"/>
+        </w:rPr>
+        <w:t>最后</w:t>
+      </w:r>
+      <w:r>
+        <w:t>轮到我的时候。</w:t>
+      </w:r>
+    </w:p>
+    <w:p>
+      <w:r>
+        <w:t>我说：</w:t>
+      </w:r>
+    </w:p>
+    <w:p>
+      <w:r>
+        <w:t>“没有。”</w:t>
+      </w:r>
+    </w:p>
+    <w:p>
+      <w:r>
+        <w:t>她突然转过身。</w:t>
+      </w:r>
+    </w:p>
+    <w:p>
+      <w:r>
+        <w:t>双手在胸前比了一个心。</w:t>
+      </w:r>
+    </w:p>
+    <w:p>
+      <w:r>
+        <w:t>看着我的眼睛说：</w:t>
+      </w:r>
+    </w:p>
+    <w:p>
+      <w:r>
+        <w:t>“我喜欢你。好了，现在有人和你表白过了。”</w:t>
+      </w:r>
+    </w:p>
+    <w:p>
+      <w:r>
+        <w:t>那一刻，我是真的懵了。</w:t>
+      </w:r>
+    </w:p>
+    <w:p>
+      <w:r>
+        <w:t>心跳得很快。</w:t>
+      </w:r>
+    </w:p>
+    <w:p>
+      <w:r>
+        <w:t>可最后只是非常尴尬地笑了一下。</w:t>
+      </w:r>
+    </w:p>
+    <w:p>
+      <w:r>
+        <w:t>因为我的第一反应不是相信。</w:t>
+      </w:r>
+    </w:p>
+    <w:p>
+      <w:r>
+        <w:t>而是：</w:t>
+      </w:r>
+    </w:p>
+    <w:p>
+      <w:r>
+        <w:t>怎么可能？</w:t>
+      </w:r>
+    </w:p>
+    <w:p>
+      <w:r>
+        <w:t>像她这样的人，怎么可能真的喜欢我？</w:t>
+      </w:r>
+    </w:p>
+    <w:p>
+      <w:r>
+        <w:t>后来朋友给我看过学校表白墙上的东西。</w:t>
+      </w:r>
+    </w:p>
+    <w:p>
+      <w:r>
+        <w:t>“表白九年七班的叶森森呀，一直默默做了许多事。”</w:t>
+      </w:r>
+    </w:p>
+    <w:p>
+      <w:r>
+        <w:t>那个聊天气泡，我记得。</w:t>
+      </w:r>
+    </w:p>
+    <w:p>
+      <w:r>
+        <w:t>那个只有很少人知道的“森森”，我也记得。</w:t>
+      </w:r>
+    </w:p>
+    <w:p>
+      <w:r>
+        <w:t>很多年过去以后，它们还是留在那里。</w:t>
+      </w:r>
+    </w:p>
+    <w:p>
+      <w:r>
+        <w:t>像一个很浅，却擦不掉的烙印。</w:t>
+      </w:r>
+    </w:p>
+    <w:p>
+      <w:r>
+        <w:t>中考填志愿的时候，我甚至偷偷猜过她会去哪里。</w:t>
+      </w:r>
+    </w:p>
+    <w:p>
+      <w:r>
+        <w:t>可最后，她去了另一座城市。</w:t>
+      </w:r>
+    </w:p>
+    <w:p>
+      <w:r>
+        <w:t>从此以后，再也没有交集。</w:t>
+      </w:r>
+    </w:p>
+    <w:p>
+      <w:r>
+        <w:t>那时候我也知道，她很抗拒异性朋友突然挑明心意。</w:t>
+      </w:r>
+    </w:p>
+    <w:p>
+      <w:r>
+        <w:t>所以我没有说。</w:t>
+      </w:r>
+    </w:p>
+    <w:p>
+      <w:r>
+        <w:t>很多人说：</w:t>
+      </w:r>
+    </w:p>
+    <w:p>
+      <w:r>
+        <w:t>做朋友比做恋人更长久。</w:t>
+      </w:r>
+    </w:p>
+    <w:p>
+      <w:r>
+        <w:t>可后来我发现，我们所谓的长久，最后也只是在人海里安静地走散。</w:t>
+      </w:r>
+    </w:p>
+    <w:p>
+      <w:r>
+        <w:t>所以当你后来告诉我：</w:t>
+      </w:r>
+    </w:p>
+    <w:p>
+      <w:r>
+        <w:t>你的生命里好像一直都是阶段性友谊。</w:t>
+      </w:r>
+    </w:p>
+    <w:p>
+      <w:r>
+        <w:t>那句话真的让我很有触动。</w:t>
+      </w:r>
+    </w:p>
+    <w:p>
+      <w:r>
+        <w:t>因为我突然发现：</w:t>
+      </w:r>
+    </w:p>
+    <w:p>
+      <w:r>
+        <w:t>我自己也差不多。</w:t>
+      </w:r>
+    </w:p>
+    <w:p>
+      <w:r>
+        <w:t>高中以前，我和一个人的关系甚至可以被物理距离轻易切断。</w:t>
+      </w:r>
+    </w:p>
+    <w:p>
+      <w:r>
+        <w:t>坐得近，就熟。</w:t>
+      </w:r>
+    </w:p>
+    <w:p>
+      <w:r>
+        <w:t>换了座位，就慢慢淡。</w:t>
+      </w:r>
+    </w:p>
+    <w:p>
+      <w:r>
+        <w:lastRenderedPageBreak/>
+        <w:t xml:space="preserve">遇见 </w:t>
+      </w:r>
+      <w:proofErr w:type="spellStart"/>
+      <w:r>
+        <w:t>lyy</w:t>
+      </w:r>
+      <w:proofErr w:type="spellEnd"/>
+      <w:r>
+        <w:t xml:space="preserve"> 以后，我稍微自信了一点。</w:t>
+      </w:r>
+    </w:p>
+    <w:p>
+      <w:r>
+        <w:t>也稍微主动了一点。</w:t>
+      </w:r>
+    </w:p>
+    <w:p>
+      <w:r>
+        <w:t>可我骨子里依然很被动。</w:t>
+      </w:r>
+    </w:p>
+    <w:p>
+      <w:r>
+        <w:t>到现在，高中真正一直联系的，其实也就那么两个人。</w:t>
+      </w:r>
+    </w:p>
+    <w:p>
+      <w:r>
+        <w:t>如果我愿意，也许可以更多。</w:t>
+      </w:r>
+    </w:p>
+    <w:p>
+      <w:r>
+        <w:t>只是有一些人，是我后来主动选择不再回复了。</w:t>
+      </w:r>
+    </w:p>
+    <w:p>
+      <w:r>
+        <w:t>所以我很懂“阶段性”这三个字对一段关系的意义。</w:t>
+      </w:r>
+    </w:p>
+    <w:p>
+      <w:r>
+        <w:t>它不一定悲伤。</w:t>
+      </w:r>
+    </w:p>
+    <w:p>
+      <w:r>
+        <w:t>只是一种事实。</w:t>
+      </w:r>
+    </w:p>
+    <w:p>
+      <w:r>
+        <w:t>一个阶段结束。</w:t>
+      </w:r>
+    </w:p>
+    <w:p>
+      <w:r>
+        <w:t>大家就各自往前走。</w:t>
+      </w:r>
+    </w:p>
+    <w:p>
+      <w:r>
+        <w:t>可是认识你以后，我突然有一个有点幼稚的念头。</w:t>
+      </w:r>
+    </w:p>
+    <w:p>
+      <w:r>
+        <w:t>我不太想这么快就把你归进“阶段性”里。</w:t>
+      </w:r>
+    </w:p>
+    <w:p>
+      <w:r>
+        <w:t>我不知道我们以后会不会一直联系。</w:t>
+      </w:r>
+    </w:p>
+    <w:p>
+      <w:r>
+        <w:t>甚至不知道几年以后彼此在哪里。</w:t>
+      </w:r>
+    </w:p>
+    <w:p>
+      <w:r>
+        <w:t>但我希望至少有一天，哪怕隔了很久。</w:t>
+      </w:r>
+    </w:p>
+    <w:p>
+      <w:r>
+        <w:t>我突然问：</w:t>
+      </w:r>
+    </w:p>
+    <w:p>
+      <w:r>
+        <w:t>“最近怎么样？”</w:t>
+      </w:r>
+    </w:p>
+    <w:p>
+      <w:r>
+        <w:t>你不会觉得：</w:t>
+      </w:r>
+    </w:p>
+    <w:p>
+      <w:r>
+        <w:t>这个人怎么又出现了。</w:t>
+      </w:r>
+    </w:p>
+    <w:p>
+      <w:r>
+        <w:t>而是觉得：</w:t>
+      </w:r>
+    </w:p>
+    <w:p>
+      <w:r>
+        <w:t>哦，是他。</w:t>
+      </w:r>
+    </w:p>
+    <w:p>
+      <w:r>
+        <w:t>好久不见。</w:t>
+      </w:r>
+    </w:p>
+    <w:p>
+      <w:r>
+        <w:t>我觉得这样就已经很好。</w:t>
+      </w:r>
+    </w:p>
+    <w:p>
+      <w:r>
+        <w:pict w14:anchorId="335C6B6C">
+          <v:rect id="_x0000_i1875" style="width:0;height:1.5pt" o:hralign="center" o:hrstd="t" o:hr="t" fillcolor="#a0a0a0" stroked="f"/>
+        </w:pict>
+      </w:r>
+    </w:p>
+    <w:p>
+      <w:r>
+        <w:t>说到这里，还有《燕云十六声》。</w:t>
+      </w:r>
+    </w:p>
+    <w:p>
+      <w:r>
+        <w:t>我最开始玩燕云，本来真的不是因为你。</w:t>
+      </w:r>
+    </w:p>
+    <w:p>
+      <w:r>
+        <w:t>最开始只是因为那个我经常和你说的朋友。</w:t>
+      </w:r>
+    </w:p>
+    <w:p>
+      <w:r>
+        <w:t>他叫我玩什么，我通常都会去。</w:t>
+      </w:r>
+    </w:p>
+    <w:p>
+      <w:r>
+        <w:t>可后来喜欢上你以后，我才发现：</w:t>
+      </w:r>
+    </w:p>
+    <w:p>
+      <w:r>
+        <w:t>一个人真的会因为另一个人喜欢某样东西，而慢慢改变自己对那样东西的感觉。</w:t>
+      </w:r>
+    </w:p>
+    <w:p>
+      <w:r>
+        <w:t>所以后来我继续待在那个江湖里。</w:t>
+      </w:r>
+    </w:p>
+    <w:p>
+      <w:r>
+        <w:t>至少有一部分原因，是因为你在那里。</w:t>
+      </w:r>
+    </w:p>
+    <w:p>
+      <w:r>
+        <w:t>这种事情很小。</w:t>
+      </w:r>
+    </w:p>
+    <w:p>
+      <w:r>
+        <w:t>甚至说出来有一点傻。</w:t>
+      </w:r>
+    </w:p>
+    <w:p>
+      <w:r>
+        <w:t>可喜欢一个人好像就是这样。</w:t>
+      </w:r>
+    </w:p>
+    <w:p>
+      <w:r>
+        <w:t>她不需要轰轰烈烈地闯进你的生活。</w:t>
+      </w:r>
+    </w:p>
+    <w:p>
+      <w:r>
+        <w:t>她只是留下一点东西。</w:t>
+      </w:r>
+    </w:p>
+    <w:p>
+      <w:r>
+        <w:t>一个游戏。</w:t>
+      </w:r>
+    </w:p>
+    <w:p>
+      <w:r>
+        <w:t>一首歌。</w:t>
+      </w:r>
+    </w:p>
+    <w:p>
+      <w:r>
+        <w:t>一句话。</w:t>
+      </w:r>
+    </w:p>
+    <w:p>
+      <w:r>
+        <w:t>一个习惯。</w:t>
+      </w:r>
+    </w:p>
+    <w:p>
+      <w:r>
+        <w:t>一种以前没有的期待。</w:t>
+      </w:r>
+    </w:p>
+    <w:p>
+      <w:r>
+        <w:t>然后有一天你忽然发现：</w:t>
+      </w:r>
+    </w:p>
+    <w:p>
+      <w:r>
+        <w:lastRenderedPageBreak/>
+        <w:t>原来自己的生活里，已经有一些东西和她有关了。</w:t>
+      </w:r>
+    </w:p>
+    <w:p>
+      <w:r>
+        <w:pict w14:anchorId="7B91D6E9">
+          <v:rect id="_x0000_i1876" style="width:0;height:1.5pt" o:hralign="center" o:hrstd="t" o:hr="t" fillcolor="#a0a0a0" stroked="f"/>
+        </w:pict>
+      </w:r>
+    </w:p>
+    <w:p>
+      <w:r>
+        <w:t>你后来和我说过家里的事情。</w:t>
+      </w:r>
+    </w:p>
+    <w:p>
+      <w:r>
+        <w:t>那一段，我其实一直记得。</w:t>
+      </w:r>
+    </w:p>
+    <w:p>
+      <w:r>
+        <w:t>你说：</w:t>
+      </w:r>
+    </w:p>
+    <w:p>
+      <w:r>
+        <w:t>在学校，好像很少会因为人和事真正难过。</w:t>
+      </w:r>
+    </w:p>
+    <w:p>
+      <w:r>
+        <w:t>最多就是烦躁。</w:t>
+      </w:r>
+    </w:p>
+    <w:p>
+      <w:r>
+        <w:t>也许因为从小一直都是阶段性的友谊。</w:t>
+      </w:r>
+    </w:p>
+    <w:p>
+      <w:r>
+        <w:t>没有一个真正和你一起长大的朋友。</w:t>
+      </w:r>
+    </w:p>
+    <w:p>
+      <w:r>
+        <w:t>在学校交的朋友，更多就是一起玩、聊天、开玩笑。</w:t>
+      </w:r>
+    </w:p>
+    <w:p>
+      <w:r>
+        <w:t>不会说那些很深的东西。</w:t>
+      </w:r>
+    </w:p>
+    <w:p>
+      <w:r>
+        <w:t>可是家里不一样。</w:t>
+      </w:r>
+    </w:p>
+    <w:p>
+      <w:r>
+        <w:t>父母、哥哥随便说你几句，你就会掉眼泪。</w:t>
+      </w:r>
+    </w:p>
+    <w:p>
+      <w:r>
+        <w:t>不是你想哭。</w:t>
+      </w:r>
+    </w:p>
+    <w:p>
+      <w:r>
+        <w:t>是控制不住。</w:t>
+      </w:r>
+    </w:p>
+    <w:p>
+      <w:r>
+        <w:t>你还说，你前段时间在姐姐那里上班。</w:t>
+      </w:r>
+    </w:p>
+    <w:p>
+      <w:r>
+        <w:t>姐姐和同事聊天的时候，说你家庭很幸福，大家都很惯着你。</w:t>
+      </w:r>
+    </w:p>
+    <w:p>
+      <w:r>
+        <w:t>你却不觉得。</w:t>
+      </w:r>
+    </w:p>
+    <w:p>
+      <w:r>
+        <w:t>物质上确实没有什么问题。</w:t>
+      </w:r>
+    </w:p>
+    <w:p>
+      <w:r>
+        <w:t>可是现在这个社会越来越在意人的精神状态。</w:t>
+      </w:r>
+    </w:p>
+    <w:p>
+      <w:r>
+        <w:t>你不觉得那些打压式的教育是正确的。</w:t>
+      </w:r>
+    </w:p>
+    <w:p>
+      <w:r>
+        <w:t>虽然你也会立刻补一句：</w:t>
+      </w:r>
+    </w:p>
+    <w:p>
+      <w:r>
+        <w:t>那可能是他们那一代人的方式，也很难改。</w:t>
+      </w:r>
+    </w:p>
+    <w:p>
+      <w:r>
+        <w:t>我记得你这种说话方式。</w:t>
+      </w:r>
+    </w:p>
+    <w:p>
+      <w:r>
+        <w:t>你在说自己受伤的时候，还是会替对方留一点位置。</w:t>
+      </w:r>
+    </w:p>
+    <w:p>
+      <w:r>
+        <w:t>“可能。”</w:t>
+      </w:r>
+    </w:p>
+    <w:p>
+      <w:r>
+        <w:t>“我觉得。”</w:t>
+      </w:r>
+    </w:p>
+    <w:p>
+      <w:r>
+        <w:t>“他们那一代也没办法。”</w:t>
+      </w:r>
+    </w:p>
+    <w:p>
+      <w:r>
+        <w:t>你似乎总习惯在说出自己的委屈以后，又很快替别人找一个理由。</w:t>
+      </w:r>
+    </w:p>
+    <w:p>
+      <w:r>
+        <w:t>我不知道这是不是你的习惯。</w:t>
+      </w:r>
+    </w:p>
+    <w:p>
+      <w:r>
+        <w:t>所以我不敢给它下结论。</w:t>
+      </w:r>
+    </w:p>
+    <w:p>
+      <w:r>
+        <w:t>只是如果有一天，你真的觉得委屈，我希望至少在和我说话的时候，不必急着证明自己的委屈“合理”。</w:t>
+      </w:r>
+    </w:p>
+    <w:p>
+      <w:r>
+        <w:t>你可以只说：</w:t>
+      </w:r>
+    </w:p>
+    <w:p>
+      <w:r>
+        <w:t>“我今天真的很难过。”</w:t>
+      </w:r>
+    </w:p>
+    <w:p>
+      <w:r>
+        <w:t>不需要论文。</w:t>
+      </w:r>
+    </w:p>
+    <w:p>
+      <w:r>
+        <w:t>不需要证据。</w:t>
+      </w:r>
+    </w:p>
+    <w:p>
+      <w:r>
+        <w:t>也不需要先证明别人很坏。</w:t>
+      </w:r>
+    </w:p>
+    <w:p>
+      <w:r>
+        <w:t>情绪不是法庭。</w:t>
+      </w:r>
+    </w:p>
+    <w:p>
+      <w:r>
+        <w:t>不是只有找到一个罪人才允许流泪。</w:t>
+      </w:r>
+    </w:p>
+    <w:p>
+      <w:r>
+        <w:t>当然，你也可以什么都不说。</w:t>
+      </w:r>
+    </w:p>
+    <w:p>
+      <w:r>
+        <w:t>我不会因为你沉默，就追着问你发生了什么。</w:t>
+      </w:r>
+    </w:p>
+    <w:p>
+      <w:r>
+        <w:t>如果某一天，你只是想找一个人待一会儿。</w:t>
+      </w:r>
+    </w:p>
+    <w:p>
+      <w:r>
+        <w:t>那就待一会儿。</w:t>
+      </w:r>
+    </w:p>
+    <w:p>
+      <w:r>
+        <w:lastRenderedPageBreak/>
+        <w:t>我不会说：</w:t>
+      </w:r>
+    </w:p>
+    <w:p>
+      <w:r>
+        <w:t>“我来治愈你。”</w:t>
+      </w:r>
+    </w:p>
+    <w:p>
+      <w:r>
+        <w:t>因为后来我越来越不喜欢“治愈”这个词。</w:t>
+      </w:r>
+    </w:p>
+    <w:p>
+      <w:r>
+        <w:t>人不是药。</w:t>
+      </w:r>
+    </w:p>
+    <w:p>
+      <w:r>
+        <w:t>爱情更不是。</w:t>
+      </w:r>
+    </w:p>
+    <w:p>
+      <w:r>
+        <w:t>一个人不能替另一个人承担全部过去。</w:t>
+      </w:r>
+    </w:p>
+    <w:p>
+      <w:r>
+        <w:t>我也不应该因为喜欢你，就幻想自己能够进入你的生活，然后把所有阴影擦掉。</w:t>
+      </w:r>
+    </w:p>
+    <w:p>
+      <w:r>
+        <w:t>那不现实。</w:t>
+      </w:r>
+    </w:p>
+    <w:p>
+      <w:r>
+        <w:t>也不尊重你。</w:t>
+      </w:r>
+    </w:p>
+    <w:p>
+      <w:r>
+        <w:t>我能做的事情其实很少。</w:t>
+      </w:r>
+    </w:p>
+    <w:p>
+      <w:r>
+        <w:t>无非是：</w:t>
+      </w:r>
+    </w:p>
+    <w:p>
+      <w:r>
+        <w:t>你想说的时候，我认真听。</w:t>
+      </w:r>
+    </w:p>
+    <w:p>
+      <w:r>
+        <w:t>你不想说的时候，我不逼你。</w:t>
+      </w:r>
+    </w:p>
+    <w:p>
+      <w:r>
+        <w:t>如果你需要一个拥抱，而我恰好有资格拥抱你，我就抱一下。</w:t>
+      </w:r>
+    </w:p>
+    <w:p>
+      <w:r>
+        <w:t>如果没有，我就坐在旁边。</w:t>
+      </w:r>
+    </w:p>
+    <w:p>
+      <w:r>
+        <w:t>大概就这样。</w:t>
+      </w:r>
+    </w:p>
+    <w:p>
+      <w:r>
+        <w:t>你还和我说哥哥。</w:t>
+      </w:r>
+    </w:p>
+    <w:p>
+      <w:r>
+        <w:t>你以前说过，他对你很重要。</w:t>
+      </w:r>
+    </w:p>
+    <w:p>
+      <w:r>
+        <w:t>可现在有时候，你也会讨厌他。</w:t>
+      </w:r>
+    </w:p>
+    <w:p>
+      <w:r>
+        <w:t>他说家里的钱以后都是他的。</w:t>
+      </w:r>
+    </w:p>
+    <w:p>
+      <w:r>
+        <w:t>在别人面前拿你的缺点开玩笑。</w:t>
+      </w:r>
+    </w:p>
+    <w:p>
+      <w:r>
+        <w:t>你很讨厌。</w:t>
+      </w:r>
+    </w:p>
+    <w:p>
+      <w:r>
+        <w:t>然后是那一次逛街。</w:t>
+      </w:r>
+    </w:p>
+    <w:p>
+      <w:r>
+        <w:t>哥哥和妹妹在看他们想买的东西。</w:t>
+      </w:r>
+    </w:p>
+    <w:p>
+      <w:r>
+        <w:t>你一个人在后面跟着。</w:t>
+      </w:r>
+    </w:p>
+    <w:p>
+      <w:r>
+        <w:t>他忽然回过头问：</w:t>
+      </w:r>
+    </w:p>
+    <w:p>
+      <w:r>
+        <w:t>你有没有想买的？</w:t>
+      </w:r>
+    </w:p>
+    <w:p>
+      <w:r>
+        <w:t>你那时候想哭。</w:t>
+      </w:r>
+    </w:p>
+    <w:p>
+      <w:r>
+        <w:t>最后还是开玩笑说了几句。</w:t>
+      </w:r>
+    </w:p>
+    <w:p>
+      <w:r>
+        <w:t>事情就过去了。</w:t>
+      </w:r>
+    </w:p>
+    <w:p>
+      <w:r>
+        <w:t>他又继续和妹妹往前逛。</w:t>
+      </w:r>
+    </w:p>
+    <w:p>
+      <w:r>
+        <w:t>后来晚上，他和另一个姐姐聊天。</w:t>
+      </w:r>
+    </w:p>
+    <w:p>
+      <w:r>
+        <w:t>说你后面好像都没什么兴趣。</w:t>
+      </w:r>
+    </w:p>
+    <w:p>
+      <w:r>
+        <w:t>因为一个东西也没买。</w:t>
+      </w:r>
+    </w:p>
+    <w:p>
+      <w:r>
+        <w:t>你说：</w:t>
+      </w:r>
+    </w:p>
+    <w:p>
+      <w:r>
+        <w:t>你讨厌这种感觉。</w:t>
+      </w:r>
+    </w:p>
+    <w:p>
+      <w:r>
+        <w:t>因为你已经快自己消化好了。</w:t>
+      </w:r>
+    </w:p>
+    <w:p>
+      <w:r>
+        <w:t>他却忽然提了一句，让你知道：</w:t>
+      </w:r>
+    </w:p>
+    <w:p>
+      <w:r>
+        <w:t>原来他不是完全没有发现。</w:t>
+      </w:r>
+    </w:p>
+    <w:p>
+      <w:r>
+        <w:t>可发现了以后，好像也没有做什么。</w:t>
+      </w:r>
+    </w:p>
+    <w:p>
+      <w:r>
+        <w:t>于是反而更委屈。</w:t>
+      </w:r>
+    </w:p>
+    <w:p>
+      <w:r>
+        <w:t>我记得你用了“委屈”这个词。</w:t>
+      </w:r>
+    </w:p>
+    <w:p>
+      <w:r>
+        <w:t>我后来想过很久。</w:t>
+      </w:r>
+    </w:p>
+    <w:p>
+      <w:r>
+        <w:t>也许真正难过的，从来都不是“有没有买东西”。</w:t>
+      </w:r>
+    </w:p>
+    <w:p>
+      <w:r>
+        <w:lastRenderedPageBreak/>
+        <w:t>而是一个人已经在努力把自己的情绪重新折好，塞回心里了。</w:t>
+      </w:r>
+    </w:p>
+    <w:p>
+      <w:r>
+        <w:t>可某一句轻描淡写的话，忽然又碰到了那张纸。</w:t>
+      </w:r>
+    </w:p>
+    <w:p>
+      <w:r>
+        <w:t>你才发现：</w:t>
+      </w:r>
+    </w:p>
+    <w:p>
+      <w:r>
+        <w:t>它其实一直皱着。</w:t>
+      </w:r>
+    </w:p>
+    <w:p>
+      <w:r>
+        <w:t>但这只是我的理解。</w:t>
+      </w:r>
+    </w:p>
+    <w:p>
+      <w:r>
+        <w:t>真正的感受还是属于你。</w:t>
+      </w:r>
+    </w:p>
+    <w:p>
+      <w:r>
+        <w:t>如果我理解错了，你完全可以说：</w:t>
+      </w:r>
+    </w:p>
+    <w:p>
+      <w:r>
+        <w:t>不是这样。</w:t>
+      </w:r>
+    </w:p>
+    <w:p>
+      <w:r>
+        <w:t>我不会因为喜欢你，就觉得自己的解释一定正确。</w:t>
+      </w:r>
+    </w:p>
+    <w:p>
+      <w:r>
+        <w:t>你还说妹妹。</w:t>
+      </w:r>
+    </w:p>
+    <w:p>
+      <w:r>
+        <w:t>她是 e 人。</w:t>
+      </w:r>
+    </w:p>
+    <w:p>
+      <w:r>
+        <w:t>喜欢出去玩。</w:t>
+      </w:r>
+    </w:p>
+    <w:p>
+      <w:r>
+        <w:t>也喜欢收拾自己。</w:t>
+      </w:r>
+    </w:p>
+    <w:p>
+      <w:r>
+        <w:t>你和她待在一起的时候，很容易被拿来比较。</w:t>
+      </w:r>
+    </w:p>
+    <w:p>
+      <w:r>
+        <w:t>可你对她的态度又是：</w:t>
+      </w:r>
+    </w:p>
+    <w:p>
+      <w:r>
+        <w:rPr>
+          <w:rFonts w:hint="eastAsia"/>
+        </w:rPr>
+        <w:t>你</w:t>
+      </w:r>
+      <w:r>
+        <w:t>是姐姐。</w:t>
+      </w:r>
+    </w:p>
+    <w:p>
+      <w:r>
+        <w:rPr>
+          <w:rFonts w:hint="eastAsia"/>
+        </w:rPr>
+        <w:t>你</w:t>
+      </w:r>
+      <w:r>
+        <w:t>要照顾她。</w:t>
+      </w:r>
+    </w:p>
+    <w:p>
+      <w:r>
+        <w:rPr>
+          <w:rFonts w:hint="eastAsia"/>
+        </w:rPr>
+        <w:t>你</w:t>
+      </w:r>
+      <w:r>
+        <w:t>可以放在后面。</w:t>
+      </w:r>
+    </w:p>
+    <w:p>
+      <w:r>
+        <w:t>你知道她家里重男轻女很严重。</w:t>
+      </w:r>
+    </w:p>
+    <w:p>
+      <w:r>
+        <w:t>所以你心疼她。</w:t>
+      </w:r>
+    </w:p>
+    <w:p>
+      <w:r>
+        <w:t>你知道她承受了什么。</w:t>
+      </w:r>
+    </w:p>
+    <w:p>
+      <w:r>
+        <w:t>因此你很自然地愿意多让一点。</w:t>
+      </w:r>
+    </w:p>
+    <w:p>
+      <w:r>
+        <w:t>我看到这里的时候，其实想了很久。</w:t>
+      </w:r>
+    </w:p>
+    <w:p>
+      <w:r>
+        <w:t>最后只想告诉你一句：</w:t>
+      </w:r>
+    </w:p>
+    <w:p>
+      <w:r>
+        <w:t>以后有些时候，你也可以不用永远做姐姐。</w:t>
+      </w:r>
+    </w:p>
+    <w:p>
+      <w:r>
+        <w:t>你不用永远比别人懂事。</w:t>
+      </w:r>
+    </w:p>
+    <w:p>
+      <w:r>
+        <w:t>你自己的感受也应该有位置。</w:t>
+      </w:r>
+    </w:p>
+    <w:p>
+      <w:r>
+        <w:t>不必永远第一。</w:t>
+      </w:r>
+    </w:p>
+    <w:p>
+      <w:r>
+        <w:t>但至少，不要总是最后。</w:t>
+      </w:r>
+    </w:p>
+    <w:p>
+      <w:r>
+        <w:t>你还说：</w:t>
+      </w:r>
+    </w:p>
+    <w:p>
+      <w:r>
+        <w:t>你没办法在他们面前表达情绪。</w:t>
+      </w:r>
+    </w:p>
+    <w:p>
+      <w:r>
+        <w:t>你在他们面前只有眼泪。</w:t>
+      </w:r>
+    </w:p>
+    <w:p>
+      <w:r>
+        <w:t>也没办法在朋友面前说这些。</w:t>
+      </w:r>
+    </w:p>
+    <w:p>
+      <w:r>
+        <w:t>然后你对我说：</w:t>
+      </w:r>
+    </w:p>
+    <w:p>
+      <w:r>
+        <w:t>“你算是意外，因为之前也没有朋友这样问过我，谢谢你。”</w:t>
+      </w:r>
+    </w:p>
+    <w:p>
+      <w:r>
+        <w:t>这句话我一直记得。</w:t>
+      </w:r>
+    </w:p>
+    <w:p>
+      <w:r>
+        <w:t>而且越是记得，我反而越不敢拿它证明什么。</w:t>
+      </w:r>
+    </w:p>
+    <w:p>
+      <w:r>
+        <w:t>我不会说：</w:t>
+      </w:r>
+    </w:p>
+    <w:p>
+      <w:r>
+        <w:t>“你看，我对你来说一定很特殊。”</w:t>
+      </w:r>
+    </w:p>
+    <w:p>
+      <w:r>
+        <w:t>因为那样好像是在把你偶尔打开的一扇门，当成属于我的房间。</w:t>
+      </w:r>
+    </w:p>
+    <w:p>
+      <w:r>
+        <w:t>我只是觉得：</w:t>
+      </w:r>
+    </w:p>
+    <w:p>
+      <w:r>
+        <w:t>谢谢你那一刻愿意让我站在门口看了一眼。</w:t>
+      </w:r>
+    </w:p>
+    <w:p>
+      <w:r>
+        <w:t>真的。</w:t>
+      </w:r>
+    </w:p>
+    <w:p>
+      <w:r>
+        <w:t>已经够了。</w:t>
+      </w:r>
+    </w:p>
+    <w:p>
+      <w:r>
+        <w:lastRenderedPageBreak/>
+        <w:t>你还说，那天坐高铁回来。</w:t>
+      </w:r>
+    </w:p>
+    <w:p>
+      <w:r>
+        <w:t>你在装睡。</w:t>
+      </w:r>
+    </w:p>
+    <w:p>
+      <w:r>
+        <w:t>哥哥和妹妹在旁边拍他们买的东西。</w:t>
+      </w:r>
+    </w:p>
+    <w:p>
+      <w:r>
+        <w:t>你甚至到现在都不知道他们一共买了什么。</w:t>
+      </w:r>
+    </w:p>
+    <w:p>
+      <w:r>
+        <w:t>你原本</w:t>
+      </w:r>
+      <w:r>
+        <w:rPr>
+          <w:rFonts w:hint="eastAsia"/>
+        </w:rPr>
+        <w:t>要给朋友</w:t>
+      </w:r>
+      <w:r>
+        <w:t>带东西。</w:t>
+      </w:r>
+    </w:p>
+    <w:p>
+      <w:r>
+        <w:t>最后一个也没有买。</w:t>
+      </w:r>
+    </w:p>
+    <w:p>
+      <w:r>
+        <w:t>你趴在那里。</w:t>
+      </w:r>
+    </w:p>
+    <w:p>
+      <w:r>
+        <w:t>不想加入他们的聊天。</w:t>
+      </w:r>
+    </w:p>
+    <w:p>
+      <w:r>
+        <w:t>因为听到声音，就会重新想到前一天晚上的情绪。</w:t>
+      </w:r>
+    </w:p>
+    <w:p>
+      <w:r>
+        <w:t>你只能装睡。</w:t>
+      </w:r>
+    </w:p>
+    <w:p>
+      <w:r>
+        <w:t>不然可能又会在他们面前掉眼泪。</w:t>
+      </w:r>
+    </w:p>
+    <w:p>
+      <w:r>
+        <w:t>我第一次看见这段话的时候，没有立刻想出什么特别漂亮的安慰。</w:t>
+      </w:r>
+    </w:p>
+    <w:p>
+      <w:r>
+        <w:t>现在也没有。</w:t>
+      </w:r>
+    </w:p>
+    <w:p>
+      <w:r>
+        <w:t>我不想说：</w:t>
+      </w:r>
+    </w:p>
+    <w:p>
+      <w:r>
+        <w:t>“我完全懂。”</w:t>
+      </w:r>
+    </w:p>
+    <w:p>
+      <w:r>
+        <w:t>因为我没有坐在那趟高铁上。</w:t>
+      </w:r>
+    </w:p>
+    <w:p>
+      <w:r>
+        <w:t>没有经历那一天。</w:t>
+      </w:r>
+    </w:p>
+    <w:p>
+      <w:r>
+        <w:t>我不知道那时候你真正需要什么。</w:t>
+      </w:r>
+    </w:p>
+    <w:p>
+      <w:r>
+        <w:t>我只是记得。</w:t>
+      </w:r>
+    </w:p>
+    <w:p>
+      <w:pPr>
+        <w:rPr>
+          <w:rFonts w:hint="eastAsia"/>
+        </w:rPr>
+      </w:pPr>
+      <w:r>
+        <w:rPr>
+          <w:rFonts w:hint="eastAsia"/>
+        </w:rPr>
+        <w:t>那段话我一直记得。</w:t>
+      </w:r>
+    </w:p>
+    <w:p>
+      <w:pPr>
+        <w:rPr>
+          <w:rFonts w:hint="eastAsia"/>
+        </w:rPr>
+      </w:pPr>
+      <w:r>
+        <w:rPr>
+          <w:rFonts w:hint="eastAsia"/>
+        </w:rPr>
+        <w:t>不是因为我觉得自己因此“更懂你”。</w:t>
+      </w:r>
+    </w:p>
+    <w:p>
+      <w:pPr>
+        <w:rPr>
+          <w:rFonts w:hint="eastAsia"/>
+        </w:rPr>
+      </w:pPr>
+      <w:r>
+        <w:rPr>
+          <w:rFonts w:hint="eastAsia"/>
+        </w:rPr>
+        <w:t>而是因为你最后对我说：</w:t>
+      </w:r>
+    </w:p>
+    <w:p>
+      <w:pPr>
+        <w:rPr>
+          <w:rFonts w:hint="eastAsia"/>
+        </w:rPr>
+      </w:pPr>
+      <w:r>
+        <w:rPr>
+          <w:rFonts w:hint="eastAsia"/>
+        </w:rPr>
+        <w:t>“你算是意外。”</w:t>
+      </w:r>
+    </w:p>
+    <w:p>
+      <w:pPr>
+        <w:rPr>
+          <w:rFonts w:hint="eastAsia"/>
+        </w:rPr>
+      </w:pPr>
+      <w:r>
+        <w:rPr>
+          <w:rFonts w:hint="eastAsia"/>
+        </w:rPr>
+        <w:t>你说以前没有朋友这样问过你。</w:t>
+      </w:r>
+    </w:p>
+    <w:p>
+      <w:pPr>
+        <w:rPr>
+          <w:rFonts w:hint="eastAsia"/>
+        </w:rPr>
+      </w:pPr>
+      <w:r>
+        <w:rPr>
+          <w:rFonts w:hint="eastAsia"/>
+        </w:rPr>
+        <w:t>谢谢我。</w:t>
+      </w:r>
+    </w:p>
+    <w:p>
+      <w:pPr>
+        <w:rPr>
+          <w:rFonts w:hint="eastAsia"/>
+        </w:rPr>
+      </w:pPr>
+      <w:r>
+        <w:rPr>
+          <w:rFonts w:hint="eastAsia"/>
+        </w:rPr>
+        <w:t>其实我看到那句话的时候，</w:t>
+      </w:r>
+      <w:r>
+        <w:rPr>
+          <w:rFonts w:hint="eastAsia"/>
+        </w:rPr>
+        <w:t>很触动</w:t>
+      </w:r>
+      <w:r>
+        <w:rPr>
+          <w:rFonts w:hint="eastAsia"/>
+        </w:rPr>
+        <w:t>。</w:t>
+      </w:r>
+    </w:p>
+    <w:p>
+      <w:pPr>
+        <w:rPr>
+          <w:rFonts w:hint="eastAsia"/>
+        </w:rPr>
+      </w:pPr>
+      <w:r>
+        <w:rPr>
+          <w:rFonts w:hint="eastAsia"/>
+        </w:rPr>
+        <w:t>因为我知道，对于一个不太习惯把这些东西说出来的人而言，“意外”已经是一句很重的话。</w:t>
+      </w:r>
+    </w:p>
+    <w:p>
+      <w:pPr>
+        <w:rPr>
+          <w:rFonts w:hint="eastAsia"/>
+        </w:rPr>
+      </w:pPr>
+      <w:r>
+        <w:rPr>
+          <w:rFonts w:hint="eastAsia"/>
+        </w:rPr>
+        <w:t>我不敢把它理解成别的</w:t>
+      </w:r>
+    </w:p>
+    <w:p>
+      <w:pPr>
+        <w:rPr>
+          <w:rFonts w:hint="eastAsia"/>
+        </w:rPr>
+      </w:pPr>
+      <w:r>
+        <w:rPr>
+          <w:rFonts w:hint="eastAsia"/>
+        </w:rPr>
+        <w:t>也不想借它索取更多。</w:t>
+      </w:r>
+    </w:p>
+    <w:p>
+      <w:pPr>
+        <w:rPr>
+          <w:rFonts w:hint="eastAsia"/>
+        </w:rPr>
+      </w:pPr>
+      <w:r>
+        <w:rPr>
+          <w:rFonts w:hint="eastAsia"/>
+        </w:rPr>
+        <w:t>我只是很珍惜。</w:t>
+      </w:r>
+    </w:p>
+    <w:p>
+      <w:pPr>
+        <w:rPr>
+          <w:rFonts w:hint="eastAsia"/>
+        </w:rPr>
+      </w:pPr>
       <w:r>
         <w:t>而且会觉得：</w:t>
       </w:r>
@@ -7920,7 +8212,7 @@
     </w:p>
     <w:p>
       <w:r>
-        <w:t>也不仅仅是 INFP。</w:t>
+        <w:t>也不是INFP。</w:t>
       </w:r>
     </w:p>
     <w:p>

--- a/情书.docx
+++ b/情书.docx
@@ -77,53 +77,34 @@
       <w:r>
         <w:t>所以，如果你愿意读。</w:t>
       </w:r>
-    </w:p>
-    <w:p>
-      <w:pPr>
-        <w:rPr>
-          <w:rFonts w:hint="eastAsia"/>
-        </w:rPr>
-      </w:pPr>
-      <w:r>
-        <w:t xml:space="preserve">不用急着一次看完。 </w:t>
-      </w:r>
-    </w:p>
-    <w:p>
-      <w:pPr>
-        <w:rPr>
-          <w:rFonts w:hint="eastAsia"/>
-        </w:rPr>
-      </w:pPr>
-      <w:r>
-        <w:t>什么时候想看，</w:t>
-      </w:r>
-    </w:p>
-    <w:p>
-      <w:pPr>
-        <w:rPr>
-          <w:rFonts w:hint="eastAsia"/>
-        </w:rPr>
-      </w:pPr>
-      <w:r>
-        <w:t>就什么时候看。</w:t>
-      </w:r>
-    </w:p>
-    <w:p>
-      <w:pPr>
-        <w:rPr>
-          <w:rFonts w:hint="eastAsia"/>
-        </w:rPr>
-      </w:pPr>
-      <w:r>
-        <w:t>困了就睡。</w:t>
-      </w:r>
-    </w:p>
-    <w:p>
-      <w:pPr>
-        <w:rPr>
-          <w:rFonts w:hint="eastAsia"/>
-        </w:rPr>
-      </w:pPr>
+      <w:r>
+        <w:t>不用急着一次看完</w:t>
+      </w:r>
+      <w:r>
+        <w:rPr>
+          <w:rFonts w:hint="eastAsia"/>
+        </w:rPr>
+        <w:t>。</w:t>
+      </w:r>
+      <w:r>
+        <w:t>什么时候想看，就什么时候看。</w:t>
+      </w:r>
+    </w:p>
+    <w:p>
+      <w:pPr>
+        <w:rPr>
+          <w:rFonts w:hint="eastAsia"/>
+        </w:rPr>
+      </w:pPr>
+      <w:r>
+        <w:t>困了就睡</w:t>
+      </w:r>
+      <w:r>
+        <w:rPr>
+          <w:rFonts w:hint="eastAsia"/>
+        </w:rPr>
+        <w:t>，</w:t>
+      </w:r>
       <w:r>
         <w:t>累了就停。</w:t>
       </w:r>
@@ -417,47 +398,47 @@
         </w:rPr>
       </w:pPr>
       <w:r>
+        <w:t>我想：</w:t>
+      </w:r>
+    </w:p>
+    <w:p>
+      <w:pPr>
+        <w:rPr>
+          <w:rFonts w:hint="eastAsia"/>
+        </w:rPr>
+      </w:pPr>
+      <w:r>
+        <w:t>你大概就是 ljq 经常提起的那个女孩子。</w:t>
+      </w:r>
+    </w:p>
+    <w:p>
+      <w:pPr>
+        <w:rPr>
+          <w:rFonts w:hint="eastAsia"/>
+        </w:rPr>
+      </w:pPr>
+      <w:r>
+        <w:t>究竟是理性的判断，还是某种说不清的直觉，我到现在也不知道。</w:t>
+      </w:r>
+    </w:p>
+    <w:p>
+      <w:pPr>
+        <w:rPr>
+          <w:rFonts w:hint="eastAsia"/>
+        </w:rPr>
+      </w:pPr>
+      <w:r>
+        <w:t>那时候我甚至觉得，你大概不太想和我接触。</w:t>
+      </w:r>
+    </w:p>
+    <w:p>
+      <w:pPr>
+        <w:rPr>
+          <w:rFonts w:hint="eastAsia"/>
+        </w:rPr>
+      </w:pPr>
+      <w:r>
         <w:lastRenderedPageBreak/>
-        <w:t>我想：</w:t>
-      </w:r>
-    </w:p>
-    <w:p>
-      <w:pPr>
-        <w:rPr>
-          <w:rFonts w:hint="eastAsia"/>
-        </w:rPr>
-      </w:pPr>
-      <w:r>
-        <w:t>你大概就是 ljq 经常提起的那个女孩子。</w:t>
-      </w:r>
-    </w:p>
-    <w:p>
-      <w:pPr>
-        <w:rPr>
-          <w:rFonts w:hint="eastAsia"/>
-        </w:rPr>
-      </w:pPr>
-      <w:r>
-        <w:t>究竟是理性的判断，还是某种说不清的直觉，我到现在也不知道。</w:t>
-      </w:r>
-    </w:p>
-    <w:p>
-      <w:pPr>
-        <w:rPr>
-          <w:rFonts w:hint="eastAsia"/>
-        </w:rPr>
-      </w:pPr>
-      <w:r>
-        <w:t>那时候我甚至觉得，你大概不太想和我接触。</w:t>
-      </w:r>
-    </w:p>
-    <w:p>
-      <w:pPr>
-        <w:rPr>
-          <w:rFonts w:hint="eastAsia"/>
-        </w:rPr>
-      </w:pPr>
-      <w:r>
         <w:t>所以我还和你们说过，可以多接触一下 zfl。</w:t>
       </w:r>
     </w:p>
@@ -878,47 +859,47 @@
         </w:rPr>
       </w:pPr>
       <w:r>
+        <w:t>我很在意自己输给了前女友。</w:t>
+      </w:r>
+    </w:p>
+    <w:p>
+      <w:pPr>
+        <w:rPr>
+          <w:rFonts w:hint="eastAsia"/>
+        </w:rPr>
+      </w:pPr>
+      <w:r>
+        <w:t>她就是我以前经常和你提到的隔壁班班长。</w:t>
+      </w:r>
+    </w:p>
+    <w:p>
+      <w:pPr>
+        <w:rPr>
+          <w:rFonts w:hint="eastAsia"/>
+        </w:rPr>
+      </w:pPr>
+      <w:r>
+        <w:t>也是那时候我去参加省赛，最不想遇见的人之一。</w:t>
+      </w:r>
+    </w:p>
+    <w:p>
+      <w:pPr>
+        <w:rPr>
+          <w:rFonts w:hint="eastAsia"/>
+        </w:rPr>
+      </w:pPr>
+      <w:r>
+        <w:t>原本前六能进省赛。</w:t>
+      </w:r>
+    </w:p>
+    <w:p>
+      <w:pPr>
+        <w:rPr>
+          <w:rFonts w:hint="eastAsia"/>
+        </w:rPr>
+      </w:pPr>
+      <w:r>
         <w:lastRenderedPageBreak/>
-        <w:t>我很在意自己输给了前女友。</w:t>
-      </w:r>
-    </w:p>
-    <w:p>
-      <w:pPr>
-        <w:rPr>
-          <w:rFonts w:hint="eastAsia"/>
-        </w:rPr>
-      </w:pPr>
-      <w:r>
-        <w:t>她就是我以前经常和你提到的隔壁班班长。</w:t>
-      </w:r>
-    </w:p>
-    <w:p>
-      <w:pPr>
-        <w:rPr>
-          <w:rFonts w:hint="eastAsia"/>
-        </w:rPr>
-      </w:pPr>
-      <w:r>
-        <w:t>也是那时候我去参加省赛，最不想遇见的人之一。</w:t>
-      </w:r>
-    </w:p>
-    <w:p>
-      <w:pPr>
-        <w:rPr>
-          <w:rFonts w:hint="eastAsia"/>
-        </w:rPr>
-      </w:pPr>
-      <w:r>
-        <w:t>原本前六能进省赛。</w:t>
-      </w:r>
-    </w:p>
-    <w:p>
-      <w:pPr>
-        <w:rPr>
-          <w:rFonts w:hint="eastAsia"/>
-        </w:rPr>
-      </w:pPr>
-      <w:r>
         <w:t>她可以。</w:t>
       </w:r>
     </w:p>
@@ -1319,47 +1300,47 @@
         </w:rPr>
       </w:pPr>
       <w:r>
+        <w:t>我告诉她，另外两个学长学姐也有考试，可还是来了。</w:t>
+      </w:r>
+    </w:p>
+    <w:p>
+      <w:pPr>
+        <w:rPr>
+          <w:rFonts w:hint="eastAsia"/>
+        </w:rPr>
+      </w:pPr>
+      <w:r>
+        <w:t>而且我们第一个比赛。</w:t>
+      </w:r>
+    </w:p>
+    <w:p>
+      <w:pPr>
+        <w:rPr>
+          <w:rFonts w:hint="eastAsia"/>
+        </w:rPr>
+      </w:pPr>
+      <w:r>
+        <w:t>结束以后其实完全来得及。</w:t>
+      </w:r>
+    </w:p>
+    <w:p>
+      <w:pPr>
+        <w:rPr>
+          <w:rFonts w:hint="eastAsia"/>
+        </w:rPr>
+      </w:pPr>
+      <w:r>
+        <w:t>她最后问我：</w:t>
+      </w:r>
+    </w:p>
+    <w:p>
+      <w:pPr>
+        <w:rPr>
+          <w:rFonts w:hint="eastAsia"/>
+        </w:rPr>
+      </w:pPr>
+      <w:r>
         <w:lastRenderedPageBreak/>
-        <w:t>我告诉她，另外两个学长学姐也有考试，可还是来了。</w:t>
-      </w:r>
-    </w:p>
-    <w:p>
-      <w:pPr>
-        <w:rPr>
-          <w:rFonts w:hint="eastAsia"/>
-        </w:rPr>
-      </w:pPr>
-      <w:r>
-        <w:t>而且我们第一个比赛。</w:t>
-      </w:r>
-    </w:p>
-    <w:p>
-      <w:pPr>
-        <w:rPr>
-          <w:rFonts w:hint="eastAsia"/>
-        </w:rPr>
-      </w:pPr>
-      <w:r>
-        <w:t>结束以后其实完全来得及。</w:t>
-      </w:r>
-    </w:p>
-    <w:p>
-      <w:pPr>
-        <w:rPr>
-          <w:rFonts w:hint="eastAsia"/>
-        </w:rPr>
-      </w:pPr>
-      <w:r>
-        <w:t>她最后问我：</w:t>
-      </w:r>
-    </w:p>
-    <w:p>
-      <w:pPr>
-        <w:rPr>
-          <w:rFonts w:hint="eastAsia"/>
-        </w:rPr>
-      </w:pPr>
-      <w:r>
         <w:t>为什么我这么自私。</w:t>
       </w:r>
     </w:p>
@@ -1778,46 +1759,46 @@
         </w:rPr>
       </w:pPr>
       <w:r>
+        <w:t>可真正</w:t>
+      </w:r>
+      <w:r>
+        <w:rPr>
+          <w:rFonts w:hint="eastAsia"/>
+        </w:rPr>
+        <w:t>了解</w:t>
+      </w:r>
+      <w:r>
+        <w:t>的人知道，除了最开始的框架是另一个队友搭起来的，后面的 PPT、项目书和大量细节，是我一点点磨出来的。</w:t>
+      </w:r>
+    </w:p>
+    <w:p>
+      <w:pPr>
+        <w:rPr>
+          <w:rFonts w:hint="eastAsia"/>
+        </w:rPr>
+      </w:pPr>
+      <w:r>
+        <w:t>很多夜晚都耗在里面。</w:t>
+      </w:r>
+    </w:p>
+    <w:p>
+      <w:pPr>
+        <w:rPr>
+          <w:rFonts w:hint="eastAsia"/>
+        </w:rPr>
+      </w:pPr>
+      <w:r>
+        <w:t>这些东西我自己知道。</w:t>
+      </w:r>
+    </w:p>
+    <w:p>
+      <w:pPr>
+        <w:rPr>
+          <w:rFonts w:hint="eastAsia"/>
+        </w:rPr>
+      </w:pPr>
+      <w:r>
         <w:lastRenderedPageBreak/>
-        <w:t>可真正</w:t>
-      </w:r>
-      <w:r>
-        <w:rPr>
-          <w:rFonts w:hint="eastAsia"/>
-        </w:rPr>
-        <w:t>了解</w:t>
-      </w:r>
-      <w:r>
-        <w:t>的人知道，除了最开始的框架是另一个队友搭起来的，后面的 PPT、项目书和大量细节，是我一点点磨出来的。</w:t>
-      </w:r>
-    </w:p>
-    <w:p>
-      <w:pPr>
-        <w:rPr>
-          <w:rFonts w:hint="eastAsia"/>
-        </w:rPr>
-      </w:pPr>
-      <w:r>
-        <w:t>很多夜晚都耗在里面。</w:t>
-      </w:r>
-    </w:p>
-    <w:p>
-      <w:pPr>
-        <w:rPr>
-          <w:rFonts w:hint="eastAsia"/>
-        </w:rPr>
-      </w:pPr>
-      <w:r>
-        <w:t>这些东西我自己知道。</w:t>
-      </w:r>
-    </w:p>
-    <w:p>
-      <w:pPr>
-        <w:rPr>
-          <w:rFonts w:hint="eastAsia"/>
-        </w:rPr>
-      </w:pPr>
-      <w:r>
         <w:t>可我又很在意：</w:t>
       </w:r>
     </w:p>
@@ -2229,47 +2210,47 @@
         </w:rPr>
       </w:pPr>
       <w:r>
+        <w:t>当然，猜拳这种事说明不了任何东西。</w:t>
+      </w:r>
+    </w:p>
+    <w:p>
+      <w:pPr>
+        <w:rPr>
+          <w:rFonts w:hint="eastAsia"/>
+        </w:rPr>
+      </w:pPr>
+      <w:r>
+        <w:t>可我一直是一个有一点相信玄学的人。</w:t>
+      </w:r>
+    </w:p>
+    <w:p>
+      <w:pPr>
+        <w:rPr>
+          <w:rFonts w:hint="eastAsia"/>
+        </w:rPr>
+      </w:pPr>
+      <w:r>
+        <w:t>或者说，我喜欢给那些无法解释的偶然，保留一点浪漫的位置。</w:t>
+      </w:r>
+    </w:p>
+    <w:p>
+      <w:pPr>
+        <w:rPr>
+          <w:rFonts w:hint="eastAsia"/>
+        </w:rPr>
+      </w:pPr>
+      <w:r>
+        <w:t>于是认识你以后，我真的偷偷研究过你的八字。</w:t>
+      </w:r>
+    </w:p>
+    <w:p>
+      <w:pPr>
+        <w:rPr>
+          <w:rFonts w:hint="eastAsia"/>
+        </w:rPr>
+      </w:pPr>
+      <w:r>
         <w:lastRenderedPageBreak/>
-        <w:t>当然，猜拳这种事说明不了任何东西。</w:t>
-      </w:r>
-    </w:p>
-    <w:p>
-      <w:pPr>
-        <w:rPr>
-          <w:rFonts w:hint="eastAsia"/>
-        </w:rPr>
-      </w:pPr>
-      <w:r>
-        <w:t>可我一直是一个有一点相信玄学的人。</w:t>
-      </w:r>
-    </w:p>
-    <w:p>
-      <w:pPr>
-        <w:rPr>
-          <w:rFonts w:hint="eastAsia"/>
-        </w:rPr>
-      </w:pPr>
-      <w:r>
-        <w:t>或者说，我喜欢给那些无法解释的偶然，保留一点浪漫的位置。</w:t>
-      </w:r>
-    </w:p>
-    <w:p>
-      <w:pPr>
-        <w:rPr>
-          <w:rFonts w:hint="eastAsia"/>
-        </w:rPr>
-      </w:pPr>
-      <w:r>
-        <w:t>于是认识你以后，我真的偷偷研究过你的八字。</w:t>
-      </w:r>
-    </w:p>
-    <w:p>
-      <w:pPr>
-        <w:rPr>
-          <w:rFonts w:hint="eastAsia"/>
-        </w:rPr>
-      </w:pPr>
-      <w:r>
         <w:t>甚至在你真正告诉我以前，我就有一种很奇怪的感觉：</w:t>
       </w:r>
     </w:p>
@@ -2650,56 +2631,56 @@
         </w:rPr>
       </w:pPr>
       <w:r>
+        <w:t>现在我不太愿意这样了。</w:t>
+      </w:r>
+    </w:p>
+    <w:p>
+      <w:pPr>
+        <w:rPr>
+          <w:rFonts w:hint="eastAsia"/>
+        </w:rPr>
+      </w:pPr>
+      <w:r>
+        <w:t>因为你最终不是一张命盘。</w:t>
+      </w:r>
+    </w:p>
+    <w:p>
+      <w:pPr>
+        <w:rPr>
+          <w:rFonts w:hint="eastAsia"/>
+        </w:rPr>
+      </w:pPr>
+      <w:r>
+        <w:t>也不是十六型人格里的一格。</w:t>
+      </w:r>
+    </w:p>
+    <w:p>
+      <w:pPr>
+        <w:rPr>
+          <w:rFonts w:hint="eastAsia"/>
+        </w:rPr>
+      </w:pPr>
+      <w:r>
+        <w:t>你就是</w:t>
+      </w:r>
+      <w:r>
+        <w:rPr>
+          <w:rFonts w:hint="eastAsia"/>
+        </w:rPr>
+        <w:t>你就是姜</w:t>
+      </w:r>
+      <w:r>
+        <w:t>饶饶。</w:t>
+      </w:r>
+    </w:p>
+    <w:p>
+      <w:pPr>
+        <w:rPr>
+          <w:rFonts w:hint="eastAsia"/>
+        </w:rPr>
+      </w:pPr>
+      <w:r>
         <w:lastRenderedPageBreak/>
-        <w:t>现在我不太愿意这样了。</w:t>
-      </w:r>
-    </w:p>
-    <w:p>
-      <w:pPr>
-        <w:rPr>
-          <w:rFonts w:hint="eastAsia"/>
-        </w:rPr>
-      </w:pPr>
-      <w:r>
-        <w:t>因为你最终不是一张命盘。</w:t>
-      </w:r>
-    </w:p>
-    <w:p>
-      <w:pPr>
-        <w:rPr>
-          <w:rFonts w:hint="eastAsia"/>
-        </w:rPr>
-      </w:pPr>
-      <w:r>
-        <w:t>也不是十六型人格里的一格。</w:t>
-      </w:r>
-    </w:p>
-    <w:p>
-      <w:pPr>
-        <w:rPr>
-          <w:rFonts w:hint="eastAsia"/>
-        </w:rPr>
-      </w:pPr>
-      <w:r>
-        <w:t>你就是</w:t>
-      </w:r>
-      <w:r>
-        <w:rPr>
-          <w:rFonts w:hint="eastAsia"/>
-        </w:rPr>
-        <w:t>你就是姜</w:t>
-      </w:r>
-      <w:r>
-        <w:t>饶饶。</w:t>
-      </w:r>
-    </w:p>
-    <w:p>
-      <w:pPr>
-        <w:rPr>
-          <w:rFonts w:hint="eastAsia"/>
-        </w:rPr>
-      </w:pPr>
-      <w:r>
         <w:t>我只能通过你愿意告诉我的那些事情，慢慢认识你。</w:t>
       </w:r>
     </w:p>
@@ -2979,15 +2960,7 @@
         </w:rPr>
       </w:pPr>
       <w:r>
-        <w:t>甚至</w:t>
-      </w:r>
-      <w:proofErr w:type="gramStart"/>
-      <w:r>
-        <w:t xml:space="preserve">把 2024 </w:t>
-      </w:r>
-      <w:proofErr w:type="gramEnd"/>
-      <w:r>
-        <w:t>的甲辰、2025、2026 一年一年放进去对应。</w:t>
+        <w:t>甚至把 2024 的甲辰、2025、2026 一年一年放进去对应。</w:t>
       </w:r>
     </w:p>
     <w:p>
@@ -3077,15 +3050,7 @@
         </w:rPr>
       </w:pPr>
       <w:r>
-        <w:t>所以我现在</w:t>
-      </w:r>
-      <w:proofErr w:type="gramStart"/>
-      <w:r>
-        <w:t xml:space="preserve">对 2026 </w:t>
-      </w:r>
-      <w:proofErr w:type="gramEnd"/>
-      <w:r>
-        <w:t>有了另一种理解。</w:t>
+        <w:t>所以我现在对 2026 有了另一种理解。</w:t>
       </w:r>
     </w:p>
     <w:p>
@@ -3130,50 +3095,50 @@
         <w:rPr>
           <w:rFonts w:hint="eastAsia"/>
         </w:rPr>
+        <w:t>这</w:t>
+      </w:r>
+      <w:r>
+        <w:t>些日子，你没有回我消息的时候，我也想过很多。</w:t>
+      </w:r>
+    </w:p>
+    <w:p>
+      <w:pPr>
+        <w:rPr>
+          <w:rFonts w:hint="eastAsia"/>
+        </w:rPr>
+      </w:pPr>
+      <w:r>
+        <w:t>我想：</w:t>
+      </w:r>
+    </w:p>
+    <w:p>
+      <w:pPr>
+        <w:rPr>
+          <w:rFonts w:hint="eastAsia"/>
+        </w:rPr>
+      </w:pPr>
+      <w:r>
+        <w:t>是不是我的试探太明显了。</w:t>
+      </w:r>
+    </w:p>
+    <w:p>
+      <w:pPr>
+        <w:rPr>
+          <w:rFonts w:hint="eastAsia"/>
+        </w:rPr>
+      </w:pPr>
+      <w:r>
+        <w:t>你是不是发现了。</w:t>
+      </w:r>
+    </w:p>
+    <w:p>
+      <w:pPr>
+        <w:rPr>
+          <w:rFonts w:hint="eastAsia"/>
+        </w:rPr>
+      </w:pPr>
+      <w:r>
         <w:lastRenderedPageBreak/>
-        <w:t>这</w:t>
-      </w:r>
-      <w:r>
-        <w:t>些日子，你没有回我消息的时候，我也想过很多。</w:t>
-      </w:r>
-    </w:p>
-    <w:p>
-      <w:pPr>
-        <w:rPr>
-          <w:rFonts w:hint="eastAsia"/>
-        </w:rPr>
-      </w:pPr>
-      <w:r>
-        <w:t>我想：</w:t>
-      </w:r>
-    </w:p>
-    <w:p>
-      <w:pPr>
-        <w:rPr>
-          <w:rFonts w:hint="eastAsia"/>
-        </w:rPr>
-      </w:pPr>
-      <w:r>
-        <w:t>是不是我的试探太明显了。</w:t>
-      </w:r>
-    </w:p>
-    <w:p>
-      <w:pPr>
-        <w:rPr>
-          <w:rFonts w:hint="eastAsia"/>
-        </w:rPr>
-      </w:pPr>
-      <w:r>
-        <w:t>你是不是发现了。</w:t>
-      </w:r>
-    </w:p>
-    <w:p>
-      <w:pPr>
-        <w:rPr>
-          <w:rFonts w:hint="eastAsia"/>
-        </w:rPr>
-      </w:pPr>
-      <w:r>
         <w:t>是不是觉得有一点不舒服，所以稍微退远了一些。</w:t>
       </w:r>
     </w:p>
@@ -3585,47 +3550,47 @@
         </w:rPr>
       </w:pPr>
       <w:r>
+        <w:t>我会觉得，如果以后我离开，至少还有一个人能陪着你。</w:t>
+      </w:r>
+    </w:p>
+    <w:p>
+      <w:pPr>
+        <w:rPr>
+          <w:rFonts w:hint="eastAsia"/>
+        </w:rPr>
+      </w:pPr>
+      <w:r>
+        <w:t>现在想想很好笑。</w:t>
+      </w:r>
+    </w:p>
+    <w:p>
+      <w:pPr>
+        <w:rPr>
+          <w:rFonts w:hint="eastAsia"/>
+        </w:rPr>
+      </w:pPr>
+      <w:r>
+        <w:t>那时候我还在假装：</w:t>
+      </w:r>
+    </w:p>
+    <w:p>
+      <w:pPr>
+        <w:rPr>
+          <w:rFonts w:hint="eastAsia"/>
+        </w:rPr>
+      </w:pPr>
+      <w:r>
+        <w:t>我只是想帮助你。</w:t>
+      </w:r>
+    </w:p>
+    <w:p>
+      <w:pPr>
+        <w:rPr>
+          <w:rFonts w:hint="eastAsia"/>
+        </w:rPr>
+      </w:pPr>
+      <w:r>
         <w:lastRenderedPageBreak/>
-        <w:t>我会觉得，如果以后我离开，至少还有一个人能陪着你。</w:t>
-      </w:r>
-    </w:p>
-    <w:p>
-      <w:pPr>
-        <w:rPr>
-          <w:rFonts w:hint="eastAsia"/>
-        </w:rPr>
-      </w:pPr>
-      <w:r>
-        <w:t>现在想想很好笑。</w:t>
-      </w:r>
-    </w:p>
-    <w:p>
-      <w:pPr>
-        <w:rPr>
-          <w:rFonts w:hint="eastAsia"/>
-        </w:rPr>
-      </w:pPr>
-      <w:r>
-        <w:t>那时候我还在假装：</w:t>
-      </w:r>
-    </w:p>
-    <w:p>
-      <w:pPr>
-        <w:rPr>
-          <w:rFonts w:hint="eastAsia"/>
-        </w:rPr>
-      </w:pPr>
-      <w:r>
-        <w:t>我只是想帮助你。</w:t>
-      </w:r>
-    </w:p>
-    <w:p>
-      <w:pPr>
-        <w:rPr>
-          <w:rFonts w:hint="eastAsia"/>
-        </w:rPr>
-      </w:pPr>
-      <w:r>
         <w:t>我只是想做一个好朋友。</w:t>
       </w:r>
     </w:p>
@@ -4037,47 +4002,47 @@
         </w:rPr>
       </w:pPr>
       <w:r>
+        <w:t>我说，在告诉你以前，我其实已经想过你真的告诉她的可能。</w:t>
+      </w:r>
+    </w:p>
+    <w:p>
+      <w:pPr>
+        <w:rPr>
+          <w:rFonts w:hint="eastAsia"/>
+        </w:rPr>
+      </w:pPr>
+      <w:r>
+        <w:t>这特别像我。</w:t>
+      </w:r>
+    </w:p>
+    <w:p>
+      <w:pPr>
+        <w:rPr>
+          <w:rFonts w:hint="eastAsia"/>
+        </w:rPr>
+      </w:pPr>
+      <w:r>
+        <w:t>我总喜欢预演最坏结局。</w:t>
+      </w:r>
+    </w:p>
+    <w:p>
+      <w:pPr>
+        <w:rPr>
+          <w:rFonts w:hint="eastAsia"/>
+        </w:rPr>
+      </w:pPr>
+      <w:r>
+        <w:t>这样真的发生的时候，我就不会那么慌。</w:t>
+      </w:r>
+    </w:p>
+    <w:p>
+      <w:pPr>
+        <w:rPr>
+          <w:rFonts w:hint="eastAsia"/>
+        </w:rPr>
+      </w:pPr>
+      <w:r>
         <w:lastRenderedPageBreak/>
-        <w:t>我说，在告诉你以前，我其实已经想过你真的告诉她的可能。</w:t>
-      </w:r>
-    </w:p>
-    <w:p>
-      <w:pPr>
-        <w:rPr>
-          <w:rFonts w:hint="eastAsia"/>
-        </w:rPr>
-      </w:pPr>
-      <w:r>
-        <w:t>这特别像我。</w:t>
-      </w:r>
-    </w:p>
-    <w:p>
-      <w:pPr>
-        <w:rPr>
-          <w:rFonts w:hint="eastAsia"/>
-        </w:rPr>
-      </w:pPr>
-      <w:r>
-        <w:t>我总喜欢预演最坏结局。</w:t>
-      </w:r>
-    </w:p>
-    <w:p>
-      <w:pPr>
-        <w:rPr>
-          <w:rFonts w:hint="eastAsia"/>
-        </w:rPr>
-      </w:pPr>
-      <w:r>
-        <w:t>这样真的发生的时候，我就不会那么慌。</w:t>
-      </w:r>
-    </w:p>
-    <w:p>
-      <w:pPr>
-        <w:rPr>
-          <w:rFonts w:hint="eastAsia"/>
-        </w:rPr>
-      </w:pPr>
-      <w:r>
         <w:t>所以我那时候确实想过：</w:t>
       </w:r>
     </w:p>
@@ -4480,38 +4445,41 @@
         </w:rPr>
       </w:pPr>
       <w:r>
+        <w:t>我是不是应该和 AI 对抗？</w:t>
+      </w:r>
+    </w:p>
+    <w:p>
+      <w:pPr>
+        <w:rPr>
+          <w:rFonts w:hint="eastAsia"/>
+        </w:rPr>
+      </w:pPr>
+      <w:r>
+        <w:t>我学的东西会不会很快没有意义？</w:t>
+      </w:r>
+    </w:p>
+    <w:p>
+      <w:pPr>
+        <w:rPr>
+          <w:rFonts w:hint="eastAsia"/>
+        </w:rPr>
+      </w:pPr>
+      <w:r>
+        <w:t>我努力掌握的知识，会不会被一个模型在几秒钟里完成？</w:t>
+      </w:r>
+    </w:p>
+    <w:p>
+      <w:pPr>
+        <w:rPr>
+          <w:rFonts w:hint="eastAsia"/>
+        </w:rPr>
+      </w:pPr>
+      <w:r>
+        <w:t>如果连理解语言、写作、创作、分析这些东西都能够被机器迅速复制，那么人还有什么是自</w:t>
+      </w:r>
+      <w:r>
         <w:lastRenderedPageBreak/>
-        <w:t>我是不是应该和 AI 对抗？</w:t>
-      </w:r>
-    </w:p>
-    <w:p>
-      <w:pPr>
-        <w:rPr>
-          <w:rFonts w:hint="eastAsia"/>
-        </w:rPr>
-      </w:pPr>
-      <w:r>
-        <w:t>我学的东西会不会很快没有意义？</w:t>
-      </w:r>
-    </w:p>
-    <w:p>
-      <w:pPr>
-        <w:rPr>
-          <w:rFonts w:hint="eastAsia"/>
-        </w:rPr>
-      </w:pPr>
-      <w:r>
-        <w:t>我努力掌握的知识，会不会被一个模型在几秒钟里完成？</w:t>
-      </w:r>
-    </w:p>
-    <w:p>
-      <w:pPr>
-        <w:rPr>
-          <w:rFonts w:hint="eastAsia"/>
-        </w:rPr>
-      </w:pPr>
-      <w:r>
-        <w:t>如果连理解语言、写作、创作、分析这些东西都能够被机器迅速复制，那么人还有什么是自己的？</w:t>
+        <w:t>己的？</w:t>
       </w:r>
     </w:p>
     <w:p>
@@ -4913,420 +4881,915 @@
         </w:rPr>
       </w:pPr>
       <w:r>
+        <w:t>其实这么多年过去以后，我越来越明白：</w:t>
+      </w:r>
+    </w:p>
+    <w:p>
+      <w:pPr>
+        <w:rPr>
+          <w:rFonts w:hint="eastAsia"/>
+        </w:rPr>
+      </w:pPr>
+    </w:p>
+    <w:p>
+      <w:pPr>
+        <w:rPr>
+          <w:rFonts w:hint="eastAsia"/>
+        </w:rPr>
+      </w:pPr>
+      <w:r>
+        <w:t>有些人留在记忆里，并不是因为我们还想回到过去。</w:t>
+      </w:r>
+    </w:p>
+    <w:p>
+      <w:pPr>
+        <w:rPr>
+          <w:rFonts w:hint="eastAsia"/>
+        </w:rPr>
+      </w:pPr>
+      <w:r>
+        <w:t>而是因为那段经历，改变了后来那个自己。</w:t>
+      </w:r>
+    </w:p>
+    <w:p>
+      <w:pPr>
+        <w:rPr>
+          <w:rFonts w:hint="eastAsia"/>
+        </w:rPr>
+      </w:pPr>
+    </w:p>
+    <w:p>
+      <w:pPr>
+        <w:rPr>
+          <w:rFonts w:hint="eastAsia"/>
+        </w:rPr>
+      </w:pPr>
+      <w:r>
+        <w:t>lyy 对我的意义，</w:t>
+      </w:r>
+    </w:p>
+    <w:p>
+      <w:pPr>
+        <w:rPr>
+          <w:rFonts w:hint="eastAsia"/>
+        </w:rPr>
+      </w:pPr>
+      <w:r>
+        <w:t>不是“那个我没有得到的人”。</w:t>
+      </w:r>
+    </w:p>
+    <w:p>
+      <w:pPr>
+        <w:rPr>
+          <w:rFonts w:hint="eastAsia"/>
+        </w:rPr>
+      </w:pPr>
+    </w:p>
+    <w:p>
+      <w:pPr>
+        <w:rPr>
+          <w:rFonts w:hint="eastAsia"/>
+        </w:rPr>
+      </w:pPr>
+      <w:r>
+        <w:t>而是那个让我第一次意识到：</w:t>
+      </w:r>
+    </w:p>
+    <w:p>
+      <w:pPr>
+        <w:rPr>
+          <w:rFonts w:hint="eastAsia"/>
+        </w:rPr>
+      </w:pPr>
+      <w:r>
+        <w:t>原来我也可以被一个人欣赏。</w:t>
+      </w:r>
+    </w:p>
+    <w:p>
+      <w:pPr>
+        <w:rPr>
+          <w:rFonts w:hint="eastAsia"/>
+        </w:rPr>
+      </w:pPr>
+      <w:r>
+        <w:t>原来我也可以被认真看见。</w:t>
+      </w:r>
+    </w:p>
+    <w:p>
+      <w:pPr>
+        <w:rPr>
+          <w:rFonts w:hint="eastAsia"/>
+        </w:rPr>
+      </w:pPr>
+    </w:p>
+    <w:p>
+      <w:pPr>
+        <w:rPr>
+          <w:rFonts w:hint="eastAsia"/>
+        </w:rPr>
+      </w:pPr>
+      <w:r>
+        <w:t>只是那时候的我太害怕失去。</w:t>
+      </w:r>
+    </w:p>
+    <w:p>
+      <w:pPr>
+        <w:rPr>
+          <w:rFonts w:hint="eastAsia"/>
+        </w:rPr>
+      </w:pPr>
+      <w:r>
+        <w:t>我习惯等待别人靠近。</w:t>
+      </w:r>
+    </w:p>
+    <w:p>
+      <w:pPr>
+        <w:rPr>
+          <w:rFonts w:hint="eastAsia"/>
+        </w:rPr>
+      </w:pPr>
+      <w:r>
+        <w:t>习惯在确定自己不会受伤以后，才允许自己往前一步。</w:t>
+      </w:r>
+    </w:p>
+    <w:p>
+      <w:pPr>
+        <w:rPr>
+          <w:rFonts w:hint="eastAsia"/>
+        </w:rPr>
+      </w:pPr>
+      <w:r>
+        <w:t>所以后来很多年里，</w:t>
+      </w:r>
+    </w:p>
+    <w:p>
+      <w:pPr>
+        <w:rPr>
+          <w:rFonts w:hint="eastAsia"/>
+        </w:rPr>
+      </w:pPr>
+      <w:r>
+        <w:t>我记住的其实不只是她。</w:t>
+      </w:r>
+    </w:p>
+    <w:p>
+      <w:pPr>
+        <w:rPr>
+          <w:rFonts w:hint="eastAsia"/>
+        </w:rPr>
+      </w:pPr>
+      <w:r>
+        <w:t>更是那个曾经因为害怕，而没有勇敢表达自己的自己。</w:t>
+      </w:r>
+    </w:p>
+    <w:p>
+      <w:pPr>
+        <w:rPr>
+          <w:rFonts w:hint="eastAsia"/>
+        </w:rPr>
+      </w:pPr>
+    </w:p>
+    <w:p>
+      <w:pPr>
+        <w:rPr>
+          <w:rFonts w:hint="eastAsia"/>
+        </w:rPr>
+      </w:pPr>
+      <w:r>
+        <w:t>而这一次不一样。</w:t>
+      </w:r>
+    </w:p>
+    <w:p>
+      <w:pPr>
+        <w:rPr>
+          <w:rFonts w:hint="eastAsia"/>
+        </w:rPr>
+      </w:pPr>
+      <w:r>
+        <w:t>因为遇见你以后，</w:t>
+      </w:r>
+    </w:p>
+    <w:p>
+      <w:pPr>
+        <w:rPr>
+          <w:rFonts w:hint="eastAsia"/>
+        </w:rPr>
+      </w:pPr>
+      <w:r>
+        <w:t>这是我第一次这么想主动走向一个人。</w:t>
+      </w:r>
+    </w:p>
+    <w:p>
+      <w:pPr>
+        <w:rPr>
+          <w:rFonts w:hint="eastAsia"/>
+        </w:rPr>
+      </w:pPr>
+    </w:p>
+    <w:p>
+      <w:pPr>
+        <w:rPr>
+          <w:rFonts w:hint="eastAsia"/>
+        </w:rPr>
+      </w:pPr>
+      <w:r>
+        <w:t>不是因为你填补了谁的位置。</w:t>
+      </w:r>
+    </w:p>
+    <w:p>
+      <w:pPr>
+        <w:rPr>
+          <w:rFonts w:hint="eastAsia"/>
+        </w:rPr>
+      </w:pPr>
+      <w:r>
+        <w:t>也不是因为你像过去的谁。</w:t>
+      </w:r>
+    </w:p>
+    <w:p>
+      <w:pPr>
+        <w:rPr>
+          <w:rFonts w:hint="eastAsia"/>
+        </w:rPr>
+      </w:pPr>
+      <w:r>
+        <w:t>只是因为：</w:t>
+      </w:r>
+    </w:p>
+    <w:p>
+      <w:pPr>
+        <w:rPr>
+          <w:rFonts w:hint="eastAsia"/>
+        </w:rPr>
+      </w:pPr>
+      <w:r>
+        <w:t>你就是你。</w:t>
+      </w:r>
+    </w:p>
+    <w:p>
+      <w:pPr>
+        <w:rPr>
+          <w:rFonts w:hint="eastAsia"/>
+        </w:rPr>
+      </w:pPr>
+      <w:r>
+        <w:t>初三那年，她出现的时候，我其实很自卑。</w:t>
+      </w:r>
+    </w:p>
+    <w:p>
+      <w:pPr>
+        <w:rPr>
+          <w:rFonts w:hint="eastAsia"/>
+        </w:rPr>
+      </w:pPr>
+      <w:r>
+        <w:t>她很亮。</w:t>
+      </w:r>
+    </w:p>
+    <w:p>
+      <w:pPr>
+        <w:rPr>
+          <w:rFonts w:hint="eastAsia"/>
+        </w:rPr>
+      </w:pPr>
+      <w:r>
+        <w:t>后来她以中传艺考第一入学。</w:t>
+      </w:r>
+    </w:p>
+    <w:p>
+      <w:pPr>
+        <w:rPr>
+          <w:rFonts w:hint="eastAsia"/>
+        </w:rPr>
+      </w:pPr>
+      <w:r>
+        <w:t>可那是很久以后的事情。</w:t>
+      </w:r>
+    </w:p>
+    <w:p>
+      <w:pPr>
+        <w:rPr>
+          <w:rFonts w:hint="eastAsia"/>
+        </w:rPr>
+      </w:pPr>
+      <w:r>
+        <w:t>当时的我并不知道她未来会去哪里。</w:t>
+      </w:r>
+    </w:p>
+    <w:p>
+      <w:pPr>
+        <w:rPr>
+          <w:rFonts w:hint="eastAsia"/>
+        </w:rPr>
+      </w:pPr>
+      <w:r>
+        <w:t>只觉得她是班里那种站在人群里很容易被注意到的人。</w:t>
+      </w:r>
+    </w:p>
+    <w:p>
+      <w:pPr>
+        <w:rPr>
+          <w:rFonts w:hint="eastAsia"/>
+        </w:rPr>
+      </w:pPr>
+      <w:r>
+        <w:t>而我更像一个躲在角落里的人。</w:t>
+      </w:r>
+    </w:p>
+    <w:p>
+      <w:pPr>
+        <w:rPr>
+          <w:rFonts w:hint="eastAsia"/>
+        </w:rPr>
+      </w:pPr>
+      <w:r>
+        <w:t>可那一年很奇怪。</w:t>
+      </w:r>
+    </w:p>
+    <w:p>
+      <w:pPr>
+        <w:rPr>
+          <w:rFonts w:hint="eastAsia"/>
+        </w:rPr>
+      </w:pPr>
+      <w:r>
+        <w:t>班里换了七八次座位。</w:t>
+      </w:r>
+    </w:p>
+    <w:p>
+      <w:pPr>
+        <w:rPr>
+          <w:rFonts w:hint="eastAsia"/>
+        </w:rPr>
+      </w:pPr>
+      <w:r>
+        <w:t>除了很短的一段时间，她几乎总在我旁边。</w:t>
+      </w:r>
+    </w:p>
+    <w:p>
+      <w:pPr>
+        <w:rPr>
+          <w:rFonts w:hint="eastAsia"/>
+        </w:rPr>
+      </w:pPr>
+      <w:r>
+        <w:t>甚至有一次体育课，老师只是随意调整了两排的位置。</w:t>
+      </w:r>
+    </w:p>
+    <w:p>
+      <w:pPr>
+        <w:rPr>
+          <w:rFonts w:hint="eastAsia"/>
+        </w:rPr>
+      </w:pPr>
+      <w:r>
+        <w:t>最后我又恰好站到了她身边。</w:t>
+      </w:r>
+    </w:p>
+    <w:p>
+      <w:pPr>
+        <w:rPr>
+          <w:rFonts w:hint="eastAsia"/>
+        </w:rPr>
+      </w:pPr>
+      <w:r>
+        <w:t>如果我要给少年时代也找一个“共时性”，那大概就是这些事情。</w:t>
+      </w:r>
+    </w:p>
+    <w:p>
+      <w:pPr>
+        <w:rPr>
+          <w:rFonts w:hint="eastAsia"/>
+        </w:rPr>
+      </w:pPr>
+      <w:r>
+        <w:t>她后来开始叫我“森森”。</w:t>
+      </w:r>
+    </w:p>
+    <w:p>
+      <w:pPr>
+        <w:rPr>
+          <w:rFonts w:hint="eastAsia"/>
+        </w:rPr>
+      </w:pPr>
+      <w:r>
+        <w:t>这个称呼甚至引起过班里同学的起哄。</w:t>
+      </w:r>
+    </w:p>
+    <w:p>
+      <w:pPr>
+        <w:rPr>
+          <w:rFonts w:hint="eastAsia"/>
+        </w:rPr>
+      </w:pPr>
+      <w:r>
+        <w:t>那时候我还没有自己的手机。</w:t>
+      </w:r>
+    </w:p>
+    <w:p>
+      <w:pPr>
+        <w:rPr>
+          <w:rFonts w:hint="eastAsia"/>
+        </w:rPr>
+      </w:pPr>
+      <w:r>
+        <w:t>她向我要联系方式。</w:t>
+      </w:r>
+    </w:p>
+    <w:p>
+      <w:pPr>
+        <w:rPr>
+          <w:rFonts w:hint="eastAsia"/>
+        </w:rPr>
+      </w:pPr>
+      <w:r>
+        <w:t>我只能有些局促地把 QQ 号给她。</w:t>
+      </w:r>
+    </w:p>
+    <w:p>
+      <w:pPr>
+        <w:rPr>
+          <w:rFonts w:hint="eastAsia"/>
+        </w:rPr>
+      </w:pPr>
+      <w:r>
+        <w:t>可是等后来我终于有了手机。</w:t>
+      </w:r>
+    </w:p>
+    <w:p>
+      <w:pPr>
+        <w:rPr>
+          <w:rFonts w:hint="eastAsia"/>
+        </w:rPr>
+      </w:pPr>
+      <w:r>
+        <w:t>她的头像却再也没有亮起来。</w:t>
+      </w:r>
+    </w:p>
+    <w:p>
+      <w:pPr>
+        <w:rPr>
+          <w:rFonts w:hint="eastAsia"/>
+        </w:rPr>
+      </w:pPr>
+      <w:r>
+        <w:t>少年时候的故事好像总是这样。</w:t>
+      </w:r>
+    </w:p>
+    <w:p>
+      <w:pPr>
+        <w:rPr>
+          <w:rFonts w:hint="eastAsia"/>
+        </w:rPr>
+      </w:pPr>
+      <w:r>
         <w:lastRenderedPageBreak/>
-        <w:t>其实这么多年过去以后，我越来越明白：</w:t>
-      </w:r>
-    </w:p>
-    <w:p>
-      <w:pPr>
-        <w:rPr>
-          <w:rFonts w:hint="eastAsia"/>
-        </w:rPr>
-      </w:pPr>
-    </w:p>
-    <w:p>
-      <w:pPr>
-        <w:rPr>
-          <w:rFonts w:hint="eastAsia"/>
-        </w:rPr>
-      </w:pPr>
-      <w:r>
-        <w:t>有些人留在记忆里，并不是因为我们还想回到过去。</w:t>
-      </w:r>
-    </w:p>
-    <w:p>
-      <w:pPr>
-        <w:rPr>
-          <w:rFonts w:hint="eastAsia"/>
-        </w:rPr>
-      </w:pPr>
-      <w:r>
-        <w:t>而是因为那段经历，改变了后来那个自己。</w:t>
-      </w:r>
-    </w:p>
-    <w:p>
-      <w:pPr>
-        <w:rPr>
-          <w:rFonts w:hint="eastAsia"/>
-        </w:rPr>
-      </w:pPr>
-    </w:p>
-    <w:p>
-      <w:pPr>
-        <w:rPr>
-          <w:rFonts w:hint="eastAsia"/>
-        </w:rPr>
-      </w:pPr>
-      <w:r>
-        <w:t>lyy 对我的意义，</w:t>
-      </w:r>
-    </w:p>
-    <w:p>
-      <w:pPr>
-        <w:rPr>
-          <w:rFonts w:hint="eastAsia"/>
-        </w:rPr>
-      </w:pPr>
-      <w:r>
-        <w:t>不是“那个我没有得到的人”。</w:t>
-      </w:r>
-    </w:p>
-    <w:p>
-      <w:pPr>
-        <w:rPr>
-          <w:rFonts w:hint="eastAsia"/>
-        </w:rPr>
-      </w:pPr>
-    </w:p>
-    <w:p>
-      <w:pPr>
-        <w:rPr>
-          <w:rFonts w:hint="eastAsia"/>
-        </w:rPr>
-      </w:pPr>
-      <w:r>
-        <w:t>而是那个让我第一次意识到：</w:t>
-      </w:r>
-    </w:p>
-    <w:p>
-      <w:pPr>
-        <w:rPr>
-          <w:rFonts w:hint="eastAsia"/>
-        </w:rPr>
-      </w:pPr>
-      <w:r>
-        <w:t>原来我也可以被一个人欣赏。</w:t>
-      </w:r>
-    </w:p>
-    <w:p>
-      <w:pPr>
-        <w:rPr>
-          <w:rFonts w:hint="eastAsia"/>
-        </w:rPr>
-      </w:pPr>
-      <w:r>
-        <w:t>原来我也可以被认真看见。</w:t>
-      </w:r>
-    </w:p>
-    <w:p>
-      <w:pPr>
-        <w:rPr>
-          <w:rFonts w:hint="eastAsia"/>
-        </w:rPr>
-      </w:pPr>
-    </w:p>
-    <w:p>
-      <w:pPr>
-        <w:rPr>
-          <w:rFonts w:hint="eastAsia"/>
-        </w:rPr>
-      </w:pPr>
-      <w:r>
-        <w:t>只是那时候的我太害怕失去。</w:t>
-      </w:r>
-    </w:p>
-    <w:p>
-      <w:pPr>
-        <w:rPr>
-          <w:rFonts w:hint="eastAsia"/>
-        </w:rPr>
-      </w:pPr>
-      <w:r>
-        <w:t>我习惯等待别人靠近。</w:t>
-      </w:r>
-    </w:p>
-    <w:p>
-      <w:pPr>
-        <w:rPr>
-          <w:rFonts w:hint="eastAsia"/>
-        </w:rPr>
-      </w:pPr>
-      <w:r>
-        <w:t>习惯在确定自己不会受伤以后，才允许自己往前一步。</w:t>
-      </w:r>
-    </w:p>
-    <w:p>
-      <w:pPr>
-        <w:rPr>
-          <w:rFonts w:hint="eastAsia"/>
-        </w:rPr>
-      </w:pPr>
-      <w:r>
-        <w:t>所以后来很多年里，</w:t>
-      </w:r>
-    </w:p>
-    <w:p>
-      <w:pPr>
-        <w:rPr>
-          <w:rFonts w:hint="eastAsia"/>
-        </w:rPr>
-      </w:pPr>
-      <w:r>
-        <w:t>我记住的其实不只是她。</w:t>
-      </w:r>
-    </w:p>
-    <w:p>
-      <w:pPr>
-        <w:rPr>
-          <w:rFonts w:hint="eastAsia"/>
-        </w:rPr>
-      </w:pPr>
-      <w:r>
-        <w:t>更是那个曾经因为害怕，而没有勇敢表达自己的自己。</w:t>
-      </w:r>
-    </w:p>
-    <w:p>
-      <w:pPr>
-        <w:rPr>
-          <w:rFonts w:hint="eastAsia"/>
-        </w:rPr>
-      </w:pPr>
-    </w:p>
-    <w:p>
-      <w:pPr>
-        <w:rPr>
-          <w:rFonts w:hint="eastAsia"/>
-        </w:rPr>
-      </w:pPr>
-      <w:r>
-        <w:t>而这一次不一样。</w:t>
-      </w:r>
-    </w:p>
-    <w:p>
-      <w:pPr>
-        <w:rPr>
-          <w:rFonts w:hint="eastAsia"/>
-        </w:rPr>
-      </w:pPr>
-      <w:r>
-        <w:t>因为遇见你以后，</w:t>
-      </w:r>
-    </w:p>
-    <w:p>
-      <w:pPr>
-        <w:rPr>
-          <w:rFonts w:hint="eastAsia"/>
-        </w:rPr>
-      </w:pPr>
-      <w:r>
-        <w:t>这是我第一次这么想主动走向一个人。</w:t>
-      </w:r>
-    </w:p>
-    <w:p>
-      <w:pPr>
-        <w:rPr>
-          <w:rFonts w:hint="eastAsia"/>
-        </w:rPr>
-      </w:pPr>
-    </w:p>
-    <w:p>
-      <w:pPr>
-        <w:rPr>
-          <w:rFonts w:hint="eastAsia"/>
-        </w:rPr>
-      </w:pPr>
-      <w:r>
-        <w:t>不是因为你填补了谁的位置。</w:t>
-      </w:r>
-    </w:p>
-    <w:p>
-      <w:pPr>
-        <w:rPr>
-          <w:rFonts w:hint="eastAsia"/>
-        </w:rPr>
-      </w:pPr>
-      <w:r>
-        <w:t>也不是因为你像过去的谁。</w:t>
-      </w:r>
-    </w:p>
-    <w:p>
-      <w:pPr>
-        <w:rPr>
-          <w:rFonts w:hint="eastAsia"/>
-        </w:rPr>
-      </w:pPr>
-      <w:r>
-        <w:t>只是因为：</w:t>
-      </w:r>
-    </w:p>
-    <w:p>
-      <w:pPr>
-        <w:rPr>
-          <w:rFonts w:hint="eastAsia"/>
-        </w:rPr>
-      </w:pPr>
-      <w:r>
-        <w:t>你就是你。</w:t>
-      </w:r>
-    </w:p>
-    <w:p>
-      <w:pPr>
-        <w:rPr>
-          <w:rFonts w:hint="eastAsia"/>
-        </w:rPr>
-      </w:pPr>
-      <w:r>
-        <w:t>初三那年，她出现的时候，我其实很自卑。</w:t>
-      </w:r>
-    </w:p>
-    <w:p>
-      <w:pPr>
-        <w:rPr>
-          <w:rFonts w:hint="eastAsia"/>
-        </w:rPr>
-      </w:pPr>
-      <w:r>
-        <w:t>她很亮。</w:t>
-      </w:r>
-    </w:p>
-    <w:p>
-      <w:pPr>
-        <w:rPr>
-          <w:rFonts w:hint="eastAsia"/>
-        </w:rPr>
-      </w:pPr>
-      <w:r>
-        <w:t>后来她以中传艺考第一入学。</w:t>
-      </w:r>
-    </w:p>
-    <w:p>
-      <w:pPr>
-        <w:rPr>
-          <w:rFonts w:hint="eastAsia"/>
-        </w:rPr>
-      </w:pPr>
-      <w:r>
-        <w:t>可那是很久以后的事情。</w:t>
-      </w:r>
-    </w:p>
-    <w:p>
-      <w:pPr>
-        <w:rPr>
-          <w:rFonts w:hint="eastAsia"/>
-        </w:rPr>
-      </w:pPr>
-      <w:r>
-        <w:t>当时的我并不知道她未来会去哪里。</w:t>
-      </w:r>
-    </w:p>
-    <w:p>
-      <w:pPr>
-        <w:rPr>
-          <w:rFonts w:hint="eastAsia"/>
-        </w:rPr>
-      </w:pPr>
-      <w:r>
-        <w:t>只觉得她是班里那种站在人群里很容易被注意到的人。</w:t>
-      </w:r>
-    </w:p>
-    <w:p>
-      <w:pPr>
-        <w:rPr>
-          <w:rFonts w:hint="eastAsia"/>
-        </w:rPr>
-      </w:pPr>
-      <w:r>
-        <w:t>而我更像一个躲在角落里的人。</w:t>
-      </w:r>
-    </w:p>
-    <w:p>
-      <w:pPr>
-        <w:rPr>
-          <w:rFonts w:hint="eastAsia"/>
-        </w:rPr>
-      </w:pPr>
-      <w:r>
-        <w:t>可那一年很奇怪。</w:t>
-      </w:r>
-    </w:p>
-    <w:p>
-      <w:pPr>
-        <w:rPr>
-          <w:rFonts w:hint="eastAsia"/>
-        </w:rPr>
-      </w:pPr>
-      <w:r>
-        <w:t>班里换了七八次座位。</w:t>
-      </w:r>
-    </w:p>
-    <w:p>
-      <w:pPr>
-        <w:rPr>
-          <w:rFonts w:hint="eastAsia"/>
-        </w:rPr>
-      </w:pPr>
-      <w:r>
-        <w:t>除了很短的一段时间，她几乎总在我旁边。</w:t>
-      </w:r>
-    </w:p>
-    <w:p>
-      <w:pPr>
-        <w:rPr>
-          <w:rFonts w:hint="eastAsia"/>
-        </w:rPr>
-      </w:pPr>
-      <w:r>
-        <w:t>甚至有一次体育课，老师只是随意调整了两排的位置。</w:t>
-      </w:r>
-    </w:p>
-    <w:p>
-      <w:pPr>
-        <w:rPr>
-          <w:rFonts w:hint="eastAsia"/>
-        </w:rPr>
-      </w:pPr>
-      <w:r>
-        <w:t>最后我又恰好站到了她身边。</w:t>
-      </w:r>
-    </w:p>
-    <w:p>
-      <w:pPr>
-        <w:rPr>
-          <w:rFonts w:hint="eastAsia"/>
-        </w:rPr>
-      </w:pPr>
-      <w:r>
-        <w:t>如果我要给少年时代也找一个“共时性”，那大概就是这些事情。</w:t>
-      </w:r>
-    </w:p>
-    <w:p>
-      <w:pPr>
-        <w:rPr>
-          <w:rFonts w:hint="eastAsia"/>
-        </w:rPr>
-      </w:pPr>
-      <w:r>
-        <w:t>她后来开始叫我“森森”。</w:t>
-      </w:r>
-    </w:p>
-    <w:p>
-      <w:pPr>
-        <w:rPr>
-          <w:rFonts w:hint="eastAsia"/>
-        </w:rPr>
-      </w:pPr>
-      <w:r>
-        <w:t>这个称呼甚至引起过班里同学的起哄。</w:t>
-      </w:r>
-    </w:p>
-    <w:p>
-      <w:pPr>
-        <w:rPr>
-          <w:rFonts w:hint="eastAsia"/>
-        </w:rPr>
-      </w:pPr>
-      <w:r>
-        <w:t>那时候我还没有自己的手机。</w:t>
-      </w:r>
-    </w:p>
-    <w:p>
-      <w:pPr>
-        <w:rPr>
-          <w:rFonts w:hint="eastAsia"/>
-        </w:rPr>
-      </w:pPr>
-      <w:r>
-        <w:t>她向我要联系方式。</w:t>
+        <w:t>开始的时候轰轰烈烈得像命运。</w:t>
+      </w:r>
+    </w:p>
+    <w:p>
+      <w:pPr>
+        <w:rPr>
+          <w:rFonts w:hint="eastAsia"/>
+        </w:rPr>
+      </w:pPr>
+      <w:r>
+        <w:t>结束的时候却没有声音。</w:t>
+      </w:r>
+    </w:p>
+    <w:p>
+      <w:pPr>
+        <w:rPr>
+          <w:rFonts w:hint="eastAsia"/>
+        </w:rPr>
+      </w:pPr>
+      <w:r>
+        <w:t>连一个正式的告别都没有。</w:t>
+      </w:r>
+    </w:p>
+    <w:p>
+      <w:pPr>
+        <w:rPr>
+          <w:rFonts w:hint="eastAsia"/>
+        </w:rPr>
+      </w:pPr>
+      <w:r>
+        <w:t>可我为什么记了她这么多年？</w:t>
+      </w:r>
+    </w:p>
+    <w:p>
+      <w:pPr>
+        <w:rPr>
+          <w:rFonts w:hint="eastAsia"/>
+        </w:rPr>
+      </w:pPr>
+      <w:r>
+        <w:t>后来我慢慢想明白了。</w:t>
+      </w:r>
+    </w:p>
+    <w:p>
+      <w:pPr>
+        <w:rPr>
+          <w:rFonts w:hint="eastAsia"/>
+        </w:rPr>
+      </w:pPr>
+      <w:r>
+        <w:t>因为那时候的我太需要别人确认。</w:t>
+      </w:r>
+    </w:p>
+    <w:p>
+      <w:pPr>
+        <w:rPr>
+          <w:rFonts w:hint="eastAsia"/>
+        </w:rPr>
+      </w:pPr>
+      <w:r>
+        <w:t>她夸我文笔好。</w:t>
+      </w:r>
+    </w:p>
+    <w:p>
+      <w:pPr>
+        <w:rPr>
+          <w:rFonts w:hint="eastAsia"/>
+        </w:rPr>
+      </w:pPr>
+      <w:r>
+        <w:t>夸我看书多。</w:t>
+      </w:r>
+    </w:p>
+    <w:p>
+      <w:pPr>
+        <w:rPr>
+          <w:rFonts w:hint="eastAsia"/>
+        </w:rPr>
+      </w:pPr>
+      <w:r>
+        <w:t>夸我懂很多。</w:t>
+      </w:r>
+    </w:p>
+    <w:p>
+      <w:pPr>
+        <w:rPr>
+          <w:rFonts w:hint="eastAsia"/>
+        </w:rPr>
+      </w:pPr>
+      <w:r>
+        <w:t>而我一句都不信。</w:t>
+      </w:r>
+    </w:p>
+    <w:p>
+      <w:pPr>
+        <w:rPr>
+          <w:rFonts w:hint="eastAsia"/>
+        </w:rPr>
+      </w:pPr>
+      <w:r>
+        <w:t>所以我开始拼命读书。</w:t>
+      </w:r>
+    </w:p>
+    <w:p>
+      <w:pPr>
+        <w:rPr>
+          <w:rFonts w:hint="eastAsia"/>
+        </w:rPr>
+      </w:pPr>
+      <w:r>
+        <w:t>我看谢灵运。</w:t>
+      </w:r>
+    </w:p>
+    <w:p>
+      <w:pPr>
+        <w:rPr>
+          <w:rFonts w:hint="eastAsia"/>
+        </w:rPr>
+      </w:pPr>
+      <w:r>
+        <w:t>喜欢他山水里的清气，好像文字真的可以暂时把一个人从尘世里带走。</w:t>
+      </w:r>
+    </w:p>
+    <w:p>
+      <w:pPr>
+        <w:rPr>
+          <w:rFonts w:hint="eastAsia"/>
+        </w:rPr>
+      </w:pPr>
+      <w:r>
+        <w:t>我看李白。</w:t>
+      </w:r>
+    </w:p>
+    <w:p>
+      <w:pPr>
+        <w:rPr>
+          <w:rFonts w:hint="eastAsia"/>
+        </w:rPr>
+      </w:pPr>
+      <w:r>
+        <w:t>喜欢他的浪漫、孤独，还有那种即使整个世界不理解他，也要活得轰烈的姿态。</w:t>
+      </w:r>
+    </w:p>
+    <w:p>
+      <w:pPr>
+        <w:rPr>
+          <w:rFonts w:hint="eastAsia"/>
+        </w:rPr>
+      </w:pPr>
+      <w:r>
+        <w:t>我看李煜。</w:t>
+      </w:r>
+    </w:p>
+    <w:p>
+      <w:pPr>
+        <w:rPr>
+          <w:rFonts w:hint="eastAsia"/>
+        </w:rPr>
+      </w:pPr>
+      <w:r>
+        <w:t>看一个时代从极盛走向坍塌。</w:t>
+      </w:r>
+    </w:p>
+    <w:p>
+      <w:pPr>
+        <w:rPr>
+          <w:rFonts w:hint="eastAsia"/>
+        </w:rPr>
+      </w:pPr>
+      <w:r>
+        <w:t>看繁华怎样慢慢变成悲凉。</w:t>
+      </w:r>
+    </w:p>
+    <w:p>
+      <w:pPr>
+        <w:rPr>
+          <w:rFonts w:hint="eastAsia"/>
+        </w:rPr>
+      </w:pPr>
+      <w:r>
+        <w:t>我看辛弃疾。</w:t>
+      </w:r>
+    </w:p>
+    <w:p>
+      <w:pPr>
+        <w:rPr>
+          <w:rFonts w:hint="eastAsia"/>
+        </w:rPr>
+      </w:pPr>
+      <w:r>
+        <w:t>喜欢他少年时的锐利，也喜欢他最后“可怜白发生”的苍凉。</w:t>
+      </w:r>
+    </w:p>
+    <w:p>
+      <w:pPr>
+        <w:rPr>
+          <w:rFonts w:hint="eastAsia"/>
+        </w:rPr>
+      </w:pPr>
+      <w:r>
+        <w:t>我读了很多书。</w:t>
+      </w:r>
+    </w:p>
+    <w:p>
+      <w:pPr>
+        <w:rPr>
+          <w:rFonts w:hint="eastAsia"/>
+        </w:rPr>
+      </w:pPr>
+      <w:r>
+        <w:t>很多诗。</w:t>
+      </w:r>
+    </w:p>
+    <w:p>
+      <w:pPr>
+        <w:rPr>
+          <w:rFonts w:hint="eastAsia"/>
+        </w:rPr>
+      </w:pPr>
+      <w:r>
+        <w:t>很多历史人物。</w:t>
+      </w:r>
+    </w:p>
+    <w:p>
+      <w:pPr>
+        <w:rPr>
+          <w:rFonts w:hint="eastAsia"/>
+        </w:rPr>
+      </w:pPr>
+      <w:r>
+        <w:t>一开始其实并不知道自己究竟要寻找什么。</w:t>
+      </w:r>
+    </w:p>
+    <w:p>
+      <w:pPr>
+        <w:rPr>
+          <w:rFonts w:hint="eastAsia"/>
+        </w:rPr>
+      </w:pPr>
+      <w:r>
+        <w:t>只是因为她说：</w:t>
+      </w:r>
+    </w:p>
+    <w:p>
+      <w:pPr>
+        <w:rPr>
+          <w:rFonts w:hint="eastAsia"/>
+        </w:rPr>
+      </w:pPr>
+      <w:r>
+        <w:t>你很好。</w:t>
+      </w:r>
+    </w:p>
+    <w:p>
+      <w:pPr>
+        <w:rPr>
+          <w:rFonts w:hint="eastAsia"/>
+        </w:rPr>
+      </w:pPr>
+      <w:r>
+        <w:t>而我想让自己真的配得上她说的那个“我”。</w:t>
+      </w:r>
+    </w:p>
+    <w:p>
+      <w:pPr>
+        <w:rPr>
+          <w:rFonts w:hint="eastAsia"/>
+        </w:rPr>
+      </w:pPr>
+      <w:r>
+        <w:t>有一次，她一个很好的朋友和我所谓的朋友在一起。</w:t>
+      </w:r>
+    </w:p>
+    <w:p>
+      <w:pPr>
+        <w:rPr>
+          <w:rFonts w:hint="eastAsia"/>
+        </w:rPr>
+      </w:pPr>
+      <w:r>
+        <w:t>我知道那个男生不是一个很好的人。</w:t>
+      </w:r>
+    </w:p>
+    <w:p>
+      <w:pPr>
+        <w:rPr>
+          <w:rFonts w:hint="eastAsia"/>
+        </w:rPr>
+      </w:pPr>
+      <w:r>
+        <w:t>所以私下提醒过她。</w:t>
+      </w:r>
+    </w:p>
+    <w:p>
+      <w:pPr>
+        <w:rPr>
+          <w:rFonts w:hint="eastAsia"/>
+        </w:rPr>
+      </w:pPr>
+      <w:r>
+        <w:t>那时候很多人并不相信我的判断。</w:t>
+      </w:r>
+    </w:p>
+    <w:p>
+      <w:pPr>
+        <w:rPr>
+          <w:rFonts w:hint="eastAsia"/>
+        </w:rPr>
+      </w:pPr>
+      <w:r>
+        <w:t>只有她相信。</w:t>
+      </w:r>
+    </w:p>
+    <w:p>
+      <w:pPr>
+        <w:rPr>
+          <w:rFonts w:hint="eastAsia"/>
+        </w:rPr>
+      </w:pPr>
+      <w:r>
+        <w:t>后来事实证明，我没有错。</w:t>
+      </w:r>
+    </w:p>
+    <w:p>
+      <w:pPr>
+        <w:rPr>
+          <w:rFonts w:hint="eastAsia"/>
+        </w:rPr>
+      </w:pPr>
+      <w:r>
+        <w:t>那也是我第一次真正体会到：</w:t>
+      </w:r>
+    </w:p>
+    <w:p>
+      <w:pPr>
+        <w:rPr>
+          <w:rFonts w:hint="eastAsia"/>
+        </w:rPr>
+      </w:pPr>
+      <w:r>
+        <w:t>一个人毫无保留地相信另一个人，原来真的可以给对方很多力量。</w:t>
+      </w:r>
+    </w:p>
+    <w:p>
+      <w:pPr>
+        <w:rPr>
+          <w:rFonts w:hint="eastAsia"/>
+        </w:rPr>
+      </w:pPr>
+      <w:r>
+        <w:t>可是我记得最久的，还是体育课后的那个下午。</w:t>
+      </w:r>
+    </w:p>
+    <w:p>
+      <w:pPr>
+        <w:rPr>
+          <w:rFonts w:hint="eastAsia"/>
+        </w:rPr>
+      </w:pPr>
+      <w:r>
+        <w:rPr>
+          <w:rFonts w:hint="eastAsia"/>
+        </w:rPr>
+        <w:t>我们四人</w:t>
+      </w:r>
+      <w:r>
+        <w:t>有人突然问：</w:t>
+      </w:r>
+    </w:p>
+    <w:p>
+      <w:pPr>
+        <w:rPr>
+          <w:rFonts w:hint="eastAsia"/>
+        </w:rPr>
+      </w:pPr>
+      <w:r>
+        <w:t>“你们有没有被表白过？”</w:t>
+      </w:r>
+    </w:p>
+    <w:p>
+      <w:pPr>
+        <w:rPr>
+          <w:rFonts w:hint="eastAsia"/>
+        </w:rPr>
+      </w:pPr>
+      <w:r>
+        <w:rPr>
+          <w:rFonts w:hint="eastAsia"/>
+        </w:rPr>
+        <w:t>其他人都有。</w:t>
+      </w:r>
+    </w:p>
+    <w:p>
+      <w:pPr>
+        <w:rPr>
+          <w:rFonts w:hint="eastAsia"/>
+        </w:rPr>
+      </w:pPr>
+      <w:r>
+        <w:rPr>
+          <w:rFonts w:hint="eastAsia"/>
+        </w:rPr>
+        <w:t>最后</w:t>
+      </w:r>
+      <w:r>
+        <w:t>轮到我的时候。</w:t>
+      </w:r>
+    </w:p>
+    <w:p>
+      <w:pPr>
+        <w:rPr>
+          <w:rFonts w:hint="eastAsia"/>
+        </w:rPr>
+      </w:pPr>
+      <w:r>
+        <w:t>我说：</w:t>
+      </w:r>
+    </w:p>
+    <w:p>
+      <w:pPr>
+        <w:rPr>
+          <w:rFonts w:hint="eastAsia"/>
+        </w:rPr>
+      </w:pPr>
+      <w:r>
+        <w:t>“没有。”</w:t>
+      </w:r>
+    </w:p>
+    <w:p>
+      <w:pPr>
+        <w:rPr>
+          <w:rFonts w:hint="eastAsia"/>
+        </w:rPr>
+      </w:pPr>
+      <w:r>
+        <w:t>她突然转过身。</w:t>
+      </w:r>
+    </w:p>
+    <w:p>
+      <w:pPr>
+        <w:rPr>
+          <w:rFonts w:hint="eastAsia"/>
+        </w:rPr>
+      </w:pPr>
+      <w:r>
+        <w:t>双手在胸前比了一个心。</w:t>
       </w:r>
     </w:p>
     <w:p>
@@ -5337,452 +5800,437 @@
       </w:pPr>
       <w:r>
         <w:lastRenderedPageBreak/>
-        <w:t>我只能有些局促地把 QQ 号给她。</w:t>
-      </w:r>
-    </w:p>
-    <w:p>
-      <w:pPr>
-        <w:rPr>
-          <w:rFonts w:hint="eastAsia"/>
-        </w:rPr>
-      </w:pPr>
-      <w:r>
-        <w:t>可是等后来我终于有了手机。</w:t>
-      </w:r>
-    </w:p>
-    <w:p>
-      <w:pPr>
-        <w:rPr>
-          <w:rFonts w:hint="eastAsia"/>
-        </w:rPr>
-      </w:pPr>
-      <w:r>
-        <w:t>她的头像却再也没有亮起来。</w:t>
-      </w:r>
-    </w:p>
-    <w:p>
-      <w:pPr>
-        <w:rPr>
-          <w:rFonts w:hint="eastAsia"/>
-        </w:rPr>
-      </w:pPr>
-      <w:r>
-        <w:t>少年时候的故事好像总是这样。</w:t>
-      </w:r>
-    </w:p>
-    <w:p>
-      <w:pPr>
-        <w:rPr>
-          <w:rFonts w:hint="eastAsia"/>
-        </w:rPr>
-      </w:pPr>
-      <w:r>
-        <w:t>开始的时候轰轰烈烈得像命运。</w:t>
-      </w:r>
-    </w:p>
-    <w:p>
-      <w:pPr>
-        <w:rPr>
-          <w:rFonts w:hint="eastAsia"/>
-        </w:rPr>
-      </w:pPr>
-      <w:r>
-        <w:t>结束的时候却没有声音。</w:t>
-      </w:r>
-    </w:p>
-    <w:p>
-      <w:pPr>
-        <w:rPr>
-          <w:rFonts w:hint="eastAsia"/>
-        </w:rPr>
-      </w:pPr>
-      <w:r>
-        <w:t>连一个正式的告别都没有。</w:t>
-      </w:r>
-    </w:p>
-    <w:p>
-      <w:pPr>
-        <w:rPr>
-          <w:rFonts w:hint="eastAsia"/>
-        </w:rPr>
-      </w:pPr>
-      <w:r>
-        <w:t>可我为什么记了她这么多年？</w:t>
-      </w:r>
-    </w:p>
-    <w:p>
-      <w:pPr>
-        <w:rPr>
-          <w:rFonts w:hint="eastAsia"/>
-        </w:rPr>
-      </w:pPr>
-      <w:r>
-        <w:t>后来我慢慢想明白了。</w:t>
-      </w:r>
-    </w:p>
-    <w:p>
-      <w:pPr>
-        <w:rPr>
-          <w:rFonts w:hint="eastAsia"/>
-        </w:rPr>
-      </w:pPr>
-      <w:r>
-        <w:t>因为那时候的我太需要别人确认。</w:t>
-      </w:r>
-    </w:p>
-    <w:p>
-      <w:pPr>
-        <w:rPr>
-          <w:rFonts w:hint="eastAsia"/>
-        </w:rPr>
-      </w:pPr>
-      <w:r>
-        <w:t>她夸我文笔好。</w:t>
-      </w:r>
-    </w:p>
-    <w:p>
-      <w:pPr>
-        <w:rPr>
-          <w:rFonts w:hint="eastAsia"/>
-        </w:rPr>
-      </w:pPr>
-      <w:r>
-        <w:t>夸我看书多。</w:t>
-      </w:r>
-    </w:p>
-    <w:p>
-      <w:pPr>
-        <w:rPr>
-          <w:rFonts w:hint="eastAsia"/>
-        </w:rPr>
-      </w:pPr>
-      <w:r>
-        <w:t>夸我懂很多。</w:t>
-      </w:r>
-    </w:p>
-    <w:p>
-      <w:pPr>
-        <w:rPr>
-          <w:rFonts w:hint="eastAsia"/>
-        </w:rPr>
-      </w:pPr>
-      <w:r>
-        <w:t>而我一句都不信。</w:t>
-      </w:r>
-    </w:p>
-    <w:p>
-      <w:pPr>
-        <w:rPr>
-          <w:rFonts w:hint="eastAsia"/>
-        </w:rPr>
-      </w:pPr>
-      <w:r>
-        <w:t>所以我开始拼命读书。</w:t>
-      </w:r>
-    </w:p>
-    <w:p>
-      <w:pPr>
-        <w:rPr>
-          <w:rFonts w:hint="eastAsia"/>
-        </w:rPr>
-      </w:pPr>
-      <w:r>
-        <w:t>我看谢灵运。</w:t>
-      </w:r>
-    </w:p>
-    <w:p>
-      <w:pPr>
-        <w:rPr>
-          <w:rFonts w:hint="eastAsia"/>
-        </w:rPr>
-      </w:pPr>
-      <w:r>
-        <w:t>喜欢他山水里的清气，好像文字真的可以暂时把一个人从尘世里带走。</w:t>
-      </w:r>
-    </w:p>
-    <w:p>
-      <w:pPr>
-        <w:rPr>
-          <w:rFonts w:hint="eastAsia"/>
-        </w:rPr>
-      </w:pPr>
-      <w:r>
-        <w:t>我看李白。</w:t>
-      </w:r>
-    </w:p>
-    <w:p>
-      <w:pPr>
-        <w:rPr>
-          <w:rFonts w:hint="eastAsia"/>
-        </w:rPr>
-      </w:pPr>
-      <w:r>
-        <w:t>喜欢他的浪漫、孤独，还有那种即使整个世界不理解他，也要活得轰烈的姿态。</w:t>
-      </w:r>
-    </w:p>
-    <w:p>
-      <w:pPr>
-        <w:rPr>
-          <w:rFonts w:hint="eastAsia"/>
-        </w:rPr>
-      </w:pPr>
-      <w:r>
-        <w:t>我看李煜。</w:t>
-      </w:r>
-    </w:p>
-    <w:p>
-      <w:pPr>
-        <w:rPr>
-          <w:rFonts w:hint="eastAsia"/>
-        </w:rPr>
-      </w:pPr>
-      <w:r>
-        <w:t>看一个时代从极盛走向坍塌。</w:t>
-      </w:r>
-    </w:p>
-    <w:p>
-      <w:pPr>
-        <w:rPr>
-          <w:rFonts w:hint="eastAsia"/>
-        </w:rPr>
-      </w:pPr>
-      <w:r>
-        <w:t>看繁华怎样慢慢变成悲凉。</w:t>
-      </w:r>
-    </w:p>
-    <w:p>
-      <w:pPr>
-        <w:rPr>
-          <w:rFonts w:hint="eastAsia"/>
-        </w:rPr>
-      </w:pPr>
-      <w:r>
-        <w:t>我看辛弃疾。</w:t>
-      </w:r>
-    </w:p>
-    <w:p>
-      <w:pPr>
-        <w:rPr>
-          <w:rFonts w:hint="eastAsia"/>
-        </w:rPr>
-      </w:pPr>
-      <w:r>
-        <w:t>喜欢他少年时的锐利，也喜欢他最后“可怜白发生”的苍凉。</w:t>
-      </w:r>
-    </w:p>
-    <w:p>
-      <w:pPr>
-        <w:rPr>
-          <w:rFonts w:hint="eastAsia"/>
-        </w:rPr>
-      </w:pPr>
-      <w:r>
-        <w:t>我读了很多书。</w:t>
-      </w:r>
-    </w:p>
-    <w:p>
-      <w:pPr>
-        <w:rPr>
-          <w:rFonts w:hint="eastAsia"/>
-        </w:rPr>
-      </w:pPr>
-      <w:r>
-        <w:t>很多诗。</w:t>
-      </w:r>
-    </w:p>
-    <w:p>
-      <w:pPr>
-        <w:rPr>
-          <w:rFonts w:hint="eastAsia"/>
-        </w:rPr>
-      </w:pPr>
-      <w:r>
-        <w:t>很多历史人物。</w:t>
-      </w:r>
-    </w:p>
-    <w:p>
-      <w:pPr>
-        <w:rPr>
-          <w:rFonts w:hint="eastAsia"/>
-        </w:rPr>
-      </w:pPr>
-      <w:r>
-        <w:t>一开始其实并不知道自己究竟要寻找什么。</w:t>
-      </w:r>
-    </w:p>
-    <w:p>
-      <w:pPr>
-        <w:rPr>
-          <w:rFonts w:hint="eastAsia"/>
-        </w:rPr>
-      </w:pPr>
-      <w:r>
-        <w:t>只是因为她说：</w:t>
-      </w:r>
-    </w:p>
-    <w:p>
-      <w:pPr>
-        <w:rPr>
-          <w:rFonts w:hint="eastAsia"/>
-        </w:rPr>
-      </w:pPr>
-      <w:r>
-        <w:t>你很好。</w:t>
-      </w:r>
-    </w:p>
-    <w:p>
-      <w:pPr>
-        <w:rPr>
-          <w:rFonts w:hint="eastAsia"/>
-        </w:rPr>
-      </w:pPr>
-      <w:r>
-        <w:t>而我想让自己真的配得上她说的那个“我”。</w:t>
-      </w:r>
-    </w:p>
-    <w:p>
-      <w:pPr>
-        <w:rPr>
-          <w:rFonts w:hint="eastAsia"/>
-        </w:rPr>
-      </w:pPr>
-      <w:r>
-        <w:t>有一次，她一个很好的朋友和我所谓的朋友在一起。</w:t>
-      </w:r>
-    </w:p>
-    <w:p>
-      <w:pPr>
-        <w:rPr>
-          <w:rFonts w:hint="eastAsia"/>
-        </w:rPr>
-      </w:pPr>
-      <w:r>
-        <w:t>我知道那个男生不是一个很好的人。</w:t>
-      </w:r>
-    </w:p>
-    <w:p>
-      <w:pPr>
-        <w:rPr>
-          <w:rFonts w:hint="eastAsia"/>
-        </w:rPr>
-      </w:pPr>
-      <w:r>
-        <w:t>所以私下提醒过她。</w:t>
-      </w:r>
-    </w:p>
-    <w:p>
-      <w:pPr>
-        <w:rPr>
-          <w:rFonts w:hint="eastAsia"/>
-        </w:rPr>
-      </w:pPr>
-      <w:r>
-        <w:t>那时候很多人并不相信我的判断。</w:t>
-      </w:r>
-    </w:p>
-    <w:p>
-      <w:pPr>
-        <w:rPr>
-          <w:rFonts w:hint="eastAsia"/>
-        </w:rPr>
-      </w:pPr>
-      <w:r>
-        <w:t>只有她相信。</w:t>
-      </w:r>
-    </w:p>
-    <w:p>
-      <w:pPr>
-        <w:rPr>
-          <w:rFonts w:hint="eastAsia"/>
-        </w:rPr>
-      </w:pPr>
-      <w:r>
-        <w:t>后来事实证明，我没有错。</w:t>
-      </w:r>
-    </w:p>
-    <w:p>
-      <w:pPr>
-        <w:rPr>
-          <w:rFonts w:hint="eastAsia"/>
-        </w:rPr>
-      </w:pPr>
-      <w:r>
-        <w:t>那也是我第一次真正体会到：</w:t>
-      </w:r>
-    </w:p>
-    <w:p>
-      <w:pPr>
-        <w:rPr>
-          <w:rFonts w:hint="eastAsia"/>
-        </w:rPr>
-      </w:pPr>
-      <w:r>
-        <w:t>一个人毫无保留地相信另一个人，原来真的可以给对方很多力量。</w:t>
-      </w:r>
-    </w:p>
-    <w:p>
-      <w:pPr>
-        <w:rPr>
-          <w:rFonts w:hint="eastAsia"/>
-        </w:rPr>
-      </w:pPr>
-      <w:r>
-        <w:t>可是我记得最久的，还是体育课后的那个下午。</w:t>
-      </w:r>
-    </w:p>
-    <w:p>
-      <w:pPr>
-        <w:rPr>
-          <w:rFonts w:hint="eastAsia"/>
-        </w:rPr>
-      </w:pPr>
-      <w:r>
-        <w:rPr>
-          <w:rFonts w:hint="eastAsia"/>
-        </w:rPr>
-        <w:t>我们四人</w:t>
-      </w:r>
-      <w:r>
-        <w:t>有人突然问：</w:t>
-      </w:r>
-    </w:p>
-    <w:p>
-      <w:pPr>
-        <w:rPr>
-          <w:rFonts w:hint="eastAsia"/>
-        </w:rPr>
-      </w:pPr>
-      <w:r>
-        <w:t>“你们有没有被表白过？”</w:t>
-      </w:r>
-    </w:p>
-    <w:p>
-      <w:pPr>
-        <w:rPr>
-          <w:rFonts w:hint="eastAsia"/>
-        </w:rPr>
-      </w:pPr>
-      <w:r>
-        <w:rPr>
-          <w:rFonts w:hint="eastAsia"/>
-        </w:rPr>
-        <w:t>其他人都有。</w:t>
-      </w:r>
-    </w:p>
-    <w:p>
-      <w:pPr>
-        <w:rPr>
-          <w:rFonts w:hint="eastAsia"/>
-        </w:rPr>
-      </w:pPr>
-      <w:r>
-        <w:rPr>
-          <w:rFonts w:hint="eastAsia"/>
-        </w:rPr>
-        <w:t>最后</w:t>
-      </w:r>
-      <w:r>
-        <w:t>轮到我的时候。</w:t>
+        <w:t>看着我的眼睛说：</w:t>
+      </w:r>
+    </w:p>
+    <w:p>
+      <w:pPr>
+        <w:rPr>
+          <w:rFonts w:hint="eastAsia"/>
+        </w:rPr>
+      </w:pPr>
+      <w:r>
+        <w:t>“我喜欢你。好了，现在有人和你表白过了。”</w:t>
+      </w:r>
+    </w:p>
+    <w:p>
+      <w:pPr>
+        <w:rPr>
+          <w:rFonts w:hint="eastAsia"/>
+        </w:rPr>
+      </w:pPr>
+      <w:r>
+        <w:t>那一刻，我是真的懵了。</w:t>
+      </w:r>
+    </w:p>
+    <w:p>
+      <w:pPr>
+        <w:rPr>
+          <w:rFonts w:hint="eastAsia"/>
+        </w:rPr>
+      </w:pPr>
+      <w:r>
+        <w:t>心跳得很快。</w:t>
+      </w:r>
+    </w:p>
+    <w:p>
+      <w:pPr>
+        <w:rPr>
+          <w:rFonts w:hint="eastAsia"/>
+        </w:rPr>
+      </w:pPr>
+      <w:r>
+        <w:t>可最后只是非常尴尬地笑了一下。</w:t>
+      </w:r>
+    </w:p>
+    <w:p>
+      <w:pPr>
+        <w:rPr>
+          <w:rFonts w:hint="eastAsia"/>
+        </w:rPr>
+      </w:pPr>
+      <w:r>
+        <w:t>因为我的第一反应不是相信。</w:t>
+      </w:r>
+    </w:p>
+    <w:p>
+      <w:pPr>
+        <w:rPr>
+          <w:rFonts w:hint="eastAsia"/>
+        </w:rPr>
+      </w:pPr>
+      <w:r>
+        <w:t>而是：</w:t>
+      </w:r>
+    </w:p>
+    <w:p>
+      <w:pPr>
+        <w:rPr>
+          <w:rFonts w:hint="eastAsia"/>
+        </w:rPr>
+      </w:pPr>
+      <w:r>
+        <w:t>怎么可能？</w:t>
+      </w:r>
+    </w:p>
+    <w:p>
+      <w:pPr>
+        <w:rPr>
+          <w:rFonts w:hint="eastAsia"/>
+        </w:rPr>
+      </w:pPr>
+      <w:r>
+        <w:t>像她这样的人，怎么可能真的喜欢我？</w:t>
+      </w:r>
+    </w:p>
+    <w:p>
+      <w:pPr>
+        <w:rPr>
+          <w:rFonts w:hint="eastAsia"/>
+        </w:rPr>
+      </w:pPr>
+      <w:r>
+        <w:t>后来朋友给我看过学校表白墙上的东西。</w:t>
+      </w:r>
+    </w:p>
+    <w:p>
+      <w:pPr>
+        <w:rPr>
+          <w:rFonts w:hint="eastAsia"/>
+        </w:rPr>
+      </w:pPr>
+      <w:r>
+        <w:t>“表白九年七班的叶森森呀，一直默默做了许多事。”</w:t>
+      </w:r>
+    </w:p>
+    <w:p>
+      <w:pPr>
+        <w:rPr>
+          <w:rFonts w:hint="eastAsia"/>
+        </w:rPr>
+      </w:pPr>
+      <w:r>
+        <w:t>那个聊天气泡，我记得。</w:t>
+      </w:r>
+    </w:p>
+    <w:p>
+      <w:pPr>
+        <w:rPr>
+          <w:rFonts w:hint="eastAsia"/>
+        </w:rPr>
+      </w:pPr>
+      <w:r>
+        <w:t>那个只有很少人知道的“森森”，我也记得。</w:t>
+      </w:r>
+    </w:p>
+    <w:p>
+      <w:pPr>
+        <w:rPr>
+          <w:rFonts w:hint="eastAsia"/>
+        </w:rPr>
+      </w:pPr>
+      <w:r>
+        <w:t>很多年过去以后，它们还是留在那里。</w:t>
+      </w:r>
+    </w:p>
+    <w:p>
+      <w:pPr>
+        <w:rPr>
+          <w:rFonts w:hint="eastAsia"/>
+        </w:rPr>
+      </w:pPr>
+      <w:r>
+        <w:t>像一个很浅，却擦不掉的烙印。</w:t>
+      </w:r>
+    </w:p>
+    <w:p>
+      <w:pPr>
+        <w:rPr>
+          <w:rFonts w:hint="eastAsia"/>
+        </w:rPr>
+      </w:pPr>
+      <w:r>
+        <w:t>中考填志愿的时候，我甚至偷偷猜过她会去哪里。</w:t>
+      </w:r>
+    </w:p>
+    <w:p>
+      <w:pPr>
+        <w:rPr>
+          <w:rFonts w:hint="eastAsia"/>
+        </w:rPr>
+      </w:pPr>
+      <w:r>
+        <w:t>可最后，她去了另一座城市。</w:t>
+      </w:r>
+    </w:p>
+    <w:p>
+      <w:pPr>
+        <w:rPr>
+          <w:rFonts w:hint="eastAsia"/>
+        </w:rPr>
+      </w:pPr>
+      <w:r>
+        <w:t>从此以后，再也没有交集。</w:t>
+      </w:r>
+    </w:p>
+    <w:p>
+      <w:pPr>
+        <w:rPr>
+          <w:rFonts w:hint="eastAsia"/>
+        </w:rPr>
+      </w:pPr>
+      <w:r>
+        <w:t>那时候我也知道，她很抗拒异性朋友突然挑明心意。</w:t>
+      </w:r>
+    </w:p>
+    <w:p>
+      <w:pPr>
+        <w:rPr>
+          <w:rFonts w:hint="eastAsia"/>
+        </w:rPr>
+      </w:pPr>
+      <w:r>
+        <w:t>所以我没有说。</w:t>
+      </w:r>
+    </w:p>
+    <w:p>
+      <w:pPr>
+        <w:rPr>
+          <w:rFonts w:hint="eastAsia"/>
+        </w:rPr>
+      </w:pPr>
+      <w:r>
+        <w:t>很多人说：</w:t>
+      </w:r>
+    </w:p>
+    <w:p>
+      <w:pPr>
+        <w:rPr>
+          <w:rFonts w:hint="eastAsia"/>
+        </w:rPr>
+      </w:pPr>
+      <w:r>
+        <w:t>做朋友比做恋人更长久。</w:t>
+      </w:r>
+    </w:p>
+    <w:p>
+      <w:pPr>
+        <w:rPr>
+          <w:rFonts w:hint="eastAsia"/>
+        </w:rPr>
+      </w:pPr>
+      <w:r>
+        <w:t>可后来我发现，我们所谓的长久，最后也只是在人海里安静地走散。</w:t>
+      </w:r>
+    </w:p>
+    <w:p>
+      <w:pPr>
+        <w:rPr>
+          <w:rFonts w:hint="eastAsia"/>
+        </w:rPr>
+      </w:pPr>
+      <w:r>
+        <w:t>所以当你后来告诉我：</w:t>
+      </w:r>
+    </w:p>
+    <w:p>
+      <w:pPr>
+        <w:rPr>
+          <w:rFonts w:hint="eastAsia"/>
+        </w:rPr>
+      </w:pPr>
+      <w:r>
+        <w:t>你的生命里好像一直都是阶段性友谊。</w:t>
+      </w:r>
+    </w:p>
+    <w:p>
+      <w:pPr>
+        <w:rPr>
+          <w:rFonts w:hint="eastAsia"/>
+        </w:rPr>
+      </w:pPr>
+      <w:r>
+        <w:t>那句话真的让我很有触动。</w:t>
+      </w:r>
+    </w:p>
+    <w:p>
+      <w:pPr>
+        <w:rPr>
+          <w:rFonts w:hint="eastAsia"/>
+        </w:rPr>
+      </w:pPr>
+      <w:r>
+        <w:t>因为我突然发现：</w:t>
+      </w:r>
+    </w:p>
+    <w:p>
+      <w:pPr>
+        <w:rPr>
+          <w:rFonts w:hint="eastAsia"/>
+        </w:rPr>
+      </w:pPr>
+      <w:r>
+        <w:t>我自己也差不多。</w:t>
+      </w:r>
+    </w:p>
+    <w:p>
+      <w:pPr>
+        <w:rPr>
+          <w:rFonts w:hint="eastAsia"/>
+        </w:rPr>
+      </w:pPr>
+      <w:r>
+        <w:t>高中以前，我和一个人的关系甚至可以被物理距离轻易切断。</w:t>
+      </w:r>
+    </w:p>
+    <w:p>
+      <w:pPr>
+        <w:rPr>
+          <w:rFonts w:hint="eastAsia"/>
+        </w:rPr>
+      </w:pPr>
+      <w:r>
+        <w:t>坐得近，就熟。</w:t>
+      </w:r>
+    </w:p>
+    <w:p>
+      <w:pPr>
+        <w:rPr>
+          <w:rFonts w:hint="eastAsia"/>
+        </w:rPr>
+      </w:pPr>
+      <w:r>
+        <w:t>换了座位，就慢慢淡。</w:t>
+      </w:r>
+    </w:p>
+    <w:p>
+      <w:pPr>
+        <w:rPr>
+          <w:rFonts w:hint="eastAsia"/>
+        </w:rPr>
+      </w:pPr>
+      <w:r>
+        <w:t>遇见 lyy 以后，我稍微自信了一点。</w:t>
+      </w:r>
+    </w:p>
+    <w:p>
+      <w:pPr>
+        <w:rPr>
+          <w:rFonts w:hint="eastAsia"/>
+        </w:rPr>
+      </w:pPr>
+      <w:r>
+        <w:t>也稍微主动了一点。</w:t>
+      </w:r>
+    </w:p>
+    <w:p>
+      <w:pPr>
+        <w:rPr>
+          <w:rFonts w:hint="eastAsia"/>
+        </w:rPr>
+      </w:pPr>
+      <w:r>
+        <w:t>可我骨子里依然很被动。</w:t>
+      </w:r>
+    </w:p>
+    <w:p>
+      <w:pPr>
+        <w:rPr>
+          <w:rFonts w:hint="eastAsia"/>
+        </w:rPr>
+      </w:pPr>
+      <w:r>
+        <w:t>到现在，高中真正一直联系的，其实也就那么两个人。</w:t>
+      </w:r>
+    </w:p>
+    <w:p>
+      <w:pPr>
+        <w:rPr>
+          <w:rFonts w:hint="eastAsia"/>
+        </w:rPr>
+      </w:pPr>
+      <w:r>
+        <w:t>如果我愿意，也许可以更多。</w:t>
+      </w:r>
+    </w:p>
+    <w:p>
+      <w:pPr>
+        <w:rPr>
+          <w:rFonts w:hint="eastAsia"/>
+        </w:rPr>
+      </w:pPr>
+      <w:r>
+        <w:t>只是有一些人，是我后来主动选择不再回复了。</w:t>
+      </w:r>
+    </w:p>
+    <w:p>
+      <w:pPr>
+        <w:rPr>
+          <w:rFonts w:hint="eastAsia"/>
+        </w:rPr>
+      </w:pPr>
+      <w:r>
+        <w:t>所以我很懂“阶段性”这三个字对一段关系的意义。</w:t>
+      </w:r>
+    </w:p>
+    <w:p>
+      <w:pPr>
+        <w:rPr>
+          <w:rFonts w:hint="eastAsia"/>
+        </w:rPr>
+      </w:pPr>
+      <w:r>
+        <w:t>它不一定悲伤。</w:t>
+      </w:r>
+    </w:p>
+    <w:p>
+      <w:pPr>
+        <w:rPr>
+          <w:rFonts w:hint="eastAsia"/>
+        </w:rPr>
+      </w:pPr>
+      <w:r>
+        <w:t>只是一种事实。</w:t>
+      </w:r>
+    </w:p>
+    <w:p>
+      <w:pPr>
+        <w:rPr>
+          <w:rFonts w:hint="eastAsia"/>
+        </w:rPr>
+      </w:pPr>
+      <w:r>
+        <w:t>一个阶段结束。</w:t>
+      </w:r>
+    </w:p>
+    <w:p>
+      <w:pPr>
+        <w:rPr>
+          <w:rFonts w:hint="eastAsia"/>
+        </w:rPr>
+      </w:pPr>
+      <w:r>
+        <w:t>大家就各自往前走。</w:t>
+      </w:r>
+    </w:p>
+    <w:p>
+      <w:pPr>
+        <w:rPr>
+          <w:rFonts w:hint="eastAsia"/>
+        </w:rPr>
+      </w:pPr>
+      <w:r>
+        <w:t>可是认识你以后，我突然有一个有点幼稚的念头。</w:t>
+      </w:r>
+    </w:p>
+    <w:p>
+      <w:pPr>
+        <w:rPr>
+          <w:rFonts w:hint="eastAsia"/>
+        </w:rPr>
+      </w:pPr>
+      <w:r>
+        <w:t>我不太想这么快就把你归进“阶段性”里。</w:t>
       </w:r>
     </w:p>
     <w:p>
@@ -5793,487 +6241,6 @@
       </w:pPr>
       <w:r>
         <w:lastRenderedPageBreak/>
-        <w:t>我说：</w:t>
-      </w:r>
-    </w:p>
-    <w:p>
-      <w:pPr>
-        <w:rPr>
-          <w:rFonts w:hint="eastAsia"/>
-        </w:rPr>
-      </w:pPr>
-      <w:r>
-        <w:t>“没有。”</w:t>
-      </w:r>
-    </w:p>
-    <w:p>
-      <w:pPr>
-        <w:rPr>
-          <w:rFonts w:hint="eastAsia"/>
-        </w:rPr>
-      </w:pPr>
-      <w:r>
-        <w:t>她突然转过身。</w:t>
-      </w:r>
-    </w:p>
-    <w:p>
-      <w:pPr>
-        <w:rPr>
-          <w:rFonts w:hint="eastAsia"/>
-        </w:rPr>
-      </w:pPr>
-      <w:r>
-        <w:t>双手在胸前比了一个心。</w:t>
-      </w:r>
-    </w:p>
-    <w:p>
-      <w:pPr>
-        <w:rPr>
-          <w:rFonts w:hint="eastAsia"/>
-        </w:rPr>
-      </w:pPr>
-      <w:r>
-        <w:t>看着我的眼睛说：</w:t>
-      </w:r>
-    </w:p>
-    <w:p>
-      <w:pPr>
-        <w:rPr>
-          <w:rFonts w:hint="eastAsia"/>
-        </w:rPr>
-      </w:pPr>
-      <w:r>
-        <w:t>“我喜欢你。好了，现在有人和你表白过了。”</w:t>
-      </w:r>
-    </w:p>
-    <w:p>
-      <w:pPr>
-        <w:rPr>
-          <w:rFonts w:hint="eastAsia"/>
-        </w:rPr>
-      </w:pPr>
-      <w:r>
-        <w:t>那一刻，我是真的懵了。</w:t>
-      </w:r>
-    </w:p>
-    <w:p>
-      <w:pPr>
-        <w:rPr>
-          <w:rFonts w:hint="eastAsia"/>
-        </w:rPr>
-      </w:pPr>
-      <w:r>
-        <w:t>心跳得很快。</w:t>
-      </w:r>
-    </w:p>
-    <w:p>
-      <w:pPr>
-        <w:rPr>
-          <w:rFonts w:hint="eastAsia"/>
-        </w:rPr>
-      </w:pPr>
-      <w:r>
-        <w:t>可最后只是非常尴尬地笑了一下。</w:t>
-      </w:r>
-    </w:p>
-    <w:p>
-      <w:pPr>
-        <w:rPr>
-          <w:rFonts w:hint="eastAsia"/>
-        </w:rPr>
-      </w:pPr>
-      <w:r>
-        <w:t>因为我的第一反应不是相信。</w:t>
-      </w:r>
-    </w:p>
-    <w:p>
-      <w:pPr>
-        <w:rPr>
-          <w:rFonts w:hint="eastAsia"/>
-        </w:rPr>
-      </w:pPr>
-      <w:r>
-        <w:t>而是：</w:t>
-      </w:r>
-    </w:p>
-    <w:p>
-      <w:pPr>
-        <w:rPr>
-          <w:rFonts w:hint="eastAsia"/>
-        </w:rPr>
-      </w:pPr>
-      <w:r>
-        <w:t>怎么可能？</w:t>
-      </w:r>
-    </w:p>
-    <w:p>
-      <w:pPr>
-        <w:rPr>
-          <w:rFonts w:hint="eastAsia"/>
-        </w:rPr>
-      </w:pPr>
-      <w:r>
-        <w:t>像她这样的人，怎么可能真的喜欢我？</w:t>
-      </w:r>
-    </w:p>
-    <w:p>
-      <w:pPr>
-        <w:rPr>
-          <w:rFonts w:hint="eastAsia"/>
-        </w:rPr>
-      </w:pPr>
-      <w:r>
-        <w:t>后来朋友给我看过学校表白墙上的东西。</w:t>
-      </w:r>
-    </w:p>
-    <w:p>
-      <w:pPr>
-        <w:rPr>
-          <w:rFonts w:hint="eastAsia"/>
-        </w:rPr>
-      </w:pPr>
-      <w:r>
-        <w:t>“表白九年七班的叶森森呀，一直默默做了许多事。”</w:t>
-      </w:r>
-    </w:p>
-    <w:p>
-      <w:pPr>
-        <w:rPr>
-          <w:rFonts w:hint="eastAsia"/>
-        </w:rPr>
-      </w:pPr>
-      <w:r>
-        <w:t>那个聊天气泡，我记得。</w:t>
-      </w:r>
-    </w:p>
-    <w:p>
-      <w:pPr>
-        <w:rPr>
-          <w:rFonts w:hint="eastAsia"/>
-        </w:rPr>
-      </w:pPr>
-      <w:r>
-        <w:t>那个只有很少人知道的“森森”，我也记得。</w:t>
-      </w:r>
-    </w:p>
-    <w:p>
-      <w:pPr>
-        <w:rPr>
-          <w:rFonts w:hint="eastAsia"/>
-        </w:rPr>
-      </w:pPr>
-      <w:r>
-        <w:t>很多年过去以后，它们还是留在那里。</w:t>
-      </w:r>
-    </w:p>
-    <w:p>
-      <w:pPr>
-        <w:rPr>
-          <w:rFonts w:hint="eastAsia"/>
-        </w:rPr>
-      </w:pPr>
-      <w:r>
-        <w:t>像一个很浅，却擦不掉的烙印。</w:t>
-      </w:r>
-    </w:p>
-    <w:p>
-      <w:pPr>
-        <w:rPr>
-          <w:rFonts w:hint="eastAsia"/>
-        </w:rPr>
-      </w:pPr>
-      <w:r>
-        <w:t>中考填志愿的时候，我甚至偷偷猜过她会去哪里。</w:t>
-      </w:r>
-    </w:p>
-    <w:p>
-      <w:pPr>
-        <w:rPr>
-          <w:rFonts w:hint="eastAsia"/>
-        </w:rPr>
-      </w:pPr>
-      <w:r>
-        <w:t>可最后，她去了另一座城市。</w:t>
-      </w:r>
-    </w:p>
-    <w:p>
-      <w:pPr>
-        <w:rPr>
-          <w:rFonts w:hint="eastAsia"/>
-        </w:rPr>
-      </w:pPr>
-      <w:r>
-        <w:t>从此以后，再也没有交集。</w:t>
-      </w:r>
-    </w:p>
-    <w:p>
-      <w:pPr>
-        <w:rPr>
-          <w:rFonts w:hint="eastAsia"/>
-        </w:rPr>
-      </w:pPr>
-      <w:r>
-        <w:t>那时候我也知道，她很抗拒异性朋友突然挑明心意。</w:t>
-      </w:r>
-    </w:p>
-    <w:p>
-      <w:pPr>
-        <w:rPr>
-          <w:rFonts w:hint="eastAsia"/>
-        </w:rPr>
-      </w:pPr>
-      <w:r>
-        <w:t>所以我没有说。</w:t>
-      </w:r>
-    </w:p>
-    <w:p>
-      <w:pPr>
-        <w:rPr>
-          <w:rFonts w:hint="eastAsia"/>
-        </w:rPr>
-      </w:pPr>
-      <w:r>
-        <w:t>很多人说：</w:t>
-      </w:r>
-    </w:p>
-    <w:p>
-      <w:pPr>
-        <w:rPr>
-          <w:rFonts w:hint="eastAsia"/>
-        </w:rPr>
-      </w:pPr>
-      <w:r>
-        <w:t>做朋友比做恋人更长久。</w:t>
-      </w:r>
-    </w:p>
-    <w:p>
-      <w:pPr>
-        <w:rPr>
-          <w:rFonts w:hint="eastAsia"/>
-        </w:rPr>
-      </w:pPr>
-      <w:r>
-        <w:t>可后来我发现，我们所谓的长久，最后也只是在人海里安静地走散。</w:t>
-      </w:r>
-    </w:p>
-    <w:p>
-      <w:pPr>
-        <w:rPr>
-          <w:rFonts w:hint="eastAsia"/>
-        </w:rPr>
-      </w:pPr>
-      <w:r>
-        <w:t>所以当你后来告诉我：</w:t>
-      </w:r>
-    </w:p>
-    <w:p>
-      <w:pPr>
-        <w:rPr>
-          <w:rFonts w:hint="eastAsia"/>
-        </w:rPr>
-      </w:pPr>
-      <w:r>
-        <w:t>你的生命里好像一直都是阶段性友谊。</w:t>
-      </w:r>
-    </w:p>
-    <w:p>
-      <w:pPr>
-        <w:rPr>
-          <w:rFonts w:hint="eastAsia"/>
-        </w:rPr>
-      </w:pPr>
-      <w:r>
-        <w:t>那句话真的让我很有触动。</w:t>
-      </w:r>
-    </w:p>
-    <w:p>
-      <w:pPr>
-        <w:rPr>
-          <w:rFonts w:hint="eastAsia"/>
-        </w:rPr>
-      </w:pPr>
-      <w:r>
-        <w:t>因为我突然发现：</w:t>
-      </w:r>
-    </w:p>
-    <w:p>
-      <w:pPr>
-        <w:rPr>
-          <w:rFonts w:hint="eastAsia"/>
-        </w:rPr>
-      </w:pPr>
-      <w:r>
-        <w:t>我自己也差不多。</w:t>
-      </w:r>
-    </w:p>
-    <w:p>
-      <w:pPr>
-        <w:rPr>
-          <w:rFonts w:hint="eastAsia"/>
-        </w:rPr>
-      </w:pPr>
-      <w:r>
-        <w:t>高中以前，我和一个人的关系甚至可以被物理距离轻易切断。</w:t>
-      </w:r>
-    </w:p>
-    <w:p>
-      <w:pPr>
-        <w:rPr>
-          <w:rFonts w:hint="eastAsia"/>
-        </w:rPr>
-      </w:pPr>
-      <w:r>
-        <w:t>坐得近，就熟。</w:t>
-      </w:r>
-    </w:p>
-    <w:p>
-      <w:pPr>
-        <w:rPr>
-          <w:rFonts w:hint="eastAsia"/>
-        </w:rPr>
-      </w:pPr>
-      <w:r>
-        <w:t>换了座位，就慢慢淡。</w:t>
-      </w:r>
-    </w:p>
-    <w:p>
-      <w:pPr>
-        <w:rPr>
-          <w:rFonts w:hint="eastAsia"/>
-        </w:rPr>
-      </w:pPr>
-      <w:r>
-        <w:t>遇见 lyy 以后，我稍微自信了一点。</w:t>
-      </w:r>
-    </w:p>
-    <w:p>
-      <w:pPr>
-        <w:rPr>
-          <w:rFonts w:hint="eastAsia"/>
-        </w:rPr>
-      </w:pPr>
-      <w:r>
-        <w:t>也稍微主动了一点。</w:t>
-      </w:r>
-    </w:p>
-    <w:p>
-      <w:pPr>
-        <w:rPr>
-          <w:rFonts w:hint="eastAsia"/>
-        </w:rPr>
-      </w:pPr>
-      <w:r>
-        <w:t>可我骨子里依然很被动。</w:t>
-      </w:r>
-    </w:p>
-    <w:p>
-      <w:pPr>
-        <w:rPr>
-          <w:rFonts w:hint="eastAsia"/>
-        </w:rPr>
-      </w:pPr>
-      <w:r>
-        <w:t>到现在，高中真正一直联系的，其实也就那么两个人。</w:t>
-      </w:r>
-    </w:p>
-    <w:p>
-      <w:pPr>
-        <w:rPr>
-          <w:rFonts w:hint="eastAsia"/>
-        </w:rPr>
-      </w:pPr>
-      <w:r>
-        <w:t>如果我愿意，也许可以更多。</w:t>
-      </w:r>
-    </w:p>
-    <w:p>
-      <w:pPr>
-        <w:rPr>
-          <w:rFonts w:hint="eastAsia"/>
-        </w:rPr>
-      </w:pPr>
-      <w:r>
-        <w:t>只是有一些人，是我后来主动选择不再回复了。</w:t>
-      </w:r>
-    </w:p>
-    <w:p>
-      <w:pPr>
-        <w:rPr>
-          <w:rFonts w:hint="eastAsia"/>
-        </w:rPr>
-      </w:pPr>
-      <w:r>
-        <w:t>所以我很懂“阶段性”这三个字对一段关系的意义。</w:t>
-      </w:r>
-    </w:p>
-    <w:p>
-      <w:pPr>
-        <w:rPr>
-          <w:rFonts w:hint="eastAsia"/>
-        </w:rPr>
-      </w:pPr>
-      <w:r>
-        <w:t>它不一定悲伤。</w:t>
-      </w:r>
-    </w:p>
-    <w:p>
-      <w:pPr>
-        <w:rPr>
-          <w:rFonts w:hint="eastAsia"/>
-        </w:rPr>
-      </w:pPr>
-      <w:r>
-        <w:t>只是一种事实。</w:t>
-      </w:r>
-    </w:p>
-    <w:p>
-      <w:pPr>
-        <w:rPr>
-          <w:rFonts w:hint="eastAsia"/>
-        </w:rPr>
-      </w:pPr>
-      <w:r>
-        <w:lastRenderedPageBreak/>
-        <w:t>一个阶段结束。</w:t>
-      </w:r>
-    </w:p>
-    <w:p>
-      <w:pPr>
-        <w:rPr>
-          <w:rFonts w:hint="eastAsia"/>
-        </w:rPr>
-      </w:pPr>
-      <w:r>
-        <w:t>大家就各自往前走。</w:t>
-      </w:r>
-    </w:p>
-    <w:p>
-      <w:pPr>
-        <w:rPr>
-          <w:rFonts w:hint="eastAsia"/>
-        </w:rPr>
-      </w:pPr>
-      <w:r>
-        <w:t>可是认识你以后，我突然有一个有点幼稚的念头。</w:t>
-      </w:r>
-    </w:p>
-    <w:p>
-      <w:pPr>
-        <w:rPr>
-          <w:rFonts w:hint="eastAsia"/>
-        </w:rPr>
-      </w:pPr>
-      <w:r>
-        <w:t>我不太想这么快就把你归进“阶段性”里。</w:t>
-      </w:r>
-    </w:p>
-    <w:p>
-      <w:pPr>
-        <w:rPr>
-          <w:rFonts w:hint="eastAsia"/>
-        </w:rPr>
-      </w:pPr>
-      <w:r>
         <w:t>我不知道我们以后会不会一直联系。</w:t>
       </w:r>
     </w:p>
@@ -6678,47 +6645,47 @@
         </w:rPr>
       </w:pPr>
       <w:r>
+        <w:t>在学校交的朋友，更多就是一起玩、聊天、开玩笑。</w:t>
+      </w:r>
+    </w:p>
+    <w:p>
+      <w:pPr>
+        <w:rPr>
+          <w:rFonts w:hint="eastAsia"/>
+        </w:rPr>
+      </w:pPr>
+      <w:r>
+        <w:t>不会说那些很深的东西。</w:t>
+      </w:r>
+    </w:p>
+    <w:p>
+      <w:pPr>
+        <w:rPr>
+          <w:rFonts w:hint="eastAsia"/>
+        </w:rPr>
+      </w:pPr>
+      <w:r>
+        <w:t>可是家里不一样。</w:t>
+      </w:r>
+    </w:p>
+    <w:p>
+      <w:pPr>
+        <w:rPr>
+          <w:rFonts w:hint="eastAsia"/>
+        </w:rPr>
+      </w:pPr>
+      <w:r>
+        <w:t>父母、哥哥随便说你几句，你就会掉眼泪。</w:t>
+      </w:r>
+    </w:p>
+    <w:p>
+      <w:pPr>
+        <w:rPr>
+          <w:rFonts w:hint="eastAsia"/>
+        </w:rPr>
+      </w:pPr>
+      <w:r>
         <w:lastRenderedPageBreak/>
-        <w:t>在学校交的朋友，更多就是一起玩、聊天、开玩笑。</w:t>
-      </w:r>
-    </w:p>
-    <w:p>
-      <w:pPr>
-        <w:rPr>
-          <w:rFonts w:hint="eastAsia"/>
-        </w:rPr>
-      </w:pPr>
-      <w:r>
-        <w:t>不会说那些很深的东西。</w:t>
-      </w:r>
-    </w:p>
-    <w:p>
-      <w:pPr>
-        <w:rPr>
-          <w:rFonts w:hint="eastAsia"/>
-        </w:rPr>
-      </w:pPr>
-      <w:r>
-        <w:t>可是家里不一样。</w:t>
-      </w:r>
-    </w:p>
-    <w:p>
-      <w:pPr>
-        <w:rPr>
-          <w:rFonts w:hint="eastAsia"/>
-        </w:rPr>
-      </w:pPr>
-      <w:r>
-        <w:t>父母、哥哥随便说你几句，你就会掉眼泪。</w:t>
-      </w:r>
-    </w:p>
-    <w:p>
-      <w:pPr>
-        <w:rPr>
-          <w:rFonts w:hint="eastAsia"/>
-        </w:rPr>
-      </w:pPr>
-      <w:r>
         <w:t>不是你想哭。</w:t>
       </w:r>
     </w:p>
@@ -7109,47 +7076,47 @@
         </w:rPr>
       </w:pPr>
       <w:r>
+        <w:t>我能做的事情其实很少。</w:t>
+      </w:r>
+    </w:p>
+    <w:p>
+      <w:pPr>
+        <w:rPr>
+          <w:rFonts w:hint="eastAsia"/>
+        </w:rPr>
+      </w:pPr>
+      <w:r>
+        <w:t>无非是：</w:t>
+      </w:r>
+    </w:p>
+    <w:p>
+      <w:pPr>
+        <w:rPr>
+          <w:rFonts w:hint="eastAsia"/>
+        </w:rPr>
+      </w:pPr>
+      <w:r>
+        <w:t>你想说的时候，我认真听。</w:t>
+      </w:r>
+    </w:p>
+    <w:p>
+      <w:pPr>
+        <w:rPr>
+          <w:rFonts w:hint="eastAsia"/>
+        </w:rPr>
+      </w:pPr>
+      <w:r>
+        <w:t>你不想说的时候，我不逼你。</w:t>
+      </w:r>
+    </w:p>
+    <w:p>
+      <w:pPr>
+        <w:rPr>
+          <w:rFonts w:hint="eastAsia"/>
+        </w:rPr>
+      </w:pPr>
+      <w:r>
         <w:lastRenderedPageBreak/>
-        <w:t>我能做的事情其实很少。</w:t>
-      </w:r>
-    </w:p>
-    <w:p>
-      <w:pPr>
-        <w:rPr>
-          <w:rFonts w:hint="eastAsia"/>
-        </w:rPr>
-      </w:pPr>
-      <w:r>
-        <w:t>无非是：</w:t>
-      </w:r>
-    </w:p>
-    <w:p>
-      <w:pPr>
-        <w:rPr>
-          <w:rFonts w:hint="eastAsia"/>
-        </w:rPr>
-      </w:pPr>
-      <w:r>
-        <w:t>你想说的时候，我认真听。</w:t>
-      </w:r>
-    </w:p>
-    <w:p>
-      <w:pPr>
-        <w:rPr>
-          <w:rFonts w:hint="eastAsia"/>
-        </w:rPr>
-      </w:pPr>
-      <w:r>
-        <w:t>你不想说的时候，我不逼你。</w:t>
-      </w:r>
-    </w:p>
-    <w:p>
-      <w:pPr>
-        <w:rPr>
-          <w:rFonts w:hint="eastAsia"/>
-        </w:rPr>
-      </w:pPr>
-      <w:r>
         <w:t>如果你需要一个拥抱，而我恰好有资格拥抱你，我就抱一下。</w:t>
       </w:r>
     </w:p>
@@ -7550,47 +7517,47 @@
         </w:rPr>
       </w:pPr>
       <w:r>
+        <w:t>你还说妹妹。</w:t>
+      </w:r>
+    </w:p>
+    <w:p>
+      <w:pPr>
+        <w:rPr>
+          <w:rFonts w:hint="eastAsia"/>
+        </w:rPr>
+      </w:pPr>
+      <w:r>
+        <w:t>她是 e 人。</w:t>
+      </w:r>
+    </w:p>
+    <w:p>
+      <w:pPr>
+        <w:rPr>
+          <w:rFonts w:hint="eastAsia"/>
+        </w:rPr>
+      </w:pPr>
+      <w:r>
+        <w:t>喜欢出去玩。</w:t>
+      </w:r>
+    </w:p>
+    <w:p>
+      <w:pPr>
+        <w:rPr>
+          <w:rFonts w:hint="eastAsia"/>
+        </w:rPr>
+      </w:pPr>
+      <w:r>
+        <w:t>也喜欢收拾自己。</w:t>
+      </w:r>
+    </w:p>
+    <w:p>
+      <w:pPr>
+        <w:rPr>
+          <w:rFonts w:hint="eastAsia"/>
+        </w:rPr>
+      </w:pPr>
+      <w:r>
         <w:lastRenderedPageBreak/>
-        <w:t>你还说妹妹。</w:t>
-      </w:r>
-    </w:p>
-    <w:p>
-      <w:pPr>
-        <w:rPr>
-          <w:rFonts w:hint="eastAsia"/>
-        </w:rPr>
-      </w:pPr>
-      <w:r>
-        <w:t>她是 e 人。</w:t>
-      </w:r>
-    </w:p>
-    <w:p>
-      <w:pPr>
-        <w:rPr>
-          <w:rFonts w:hint="eastAsia"/>
-        </w:rPr>
-      </w:pPr>
-      <w:r>
-        <w:t>喜欢出去玩。</w:t>
-      </w:r>
-    </w:p>
-    <w:p>
-      <w:pPr>
-        <w:rPr>
-          <w:rFonts w:hint="eastAsia"/>
-        </w:rPr>
-      </w:pPr>
-      <w:r>
-        <w:t>也喜欢收拾自己。</w:t>
-      </w:r>
-    </w:p>
-    <w:p>
-      <w:pPr>
-        <w:rPr>
-          <w:rFonts w:hint="eastAsia"/>
-        </w:rPr>
-      </w:pPr>
-      <w:r>
         <w:t>你和她待在一起的时候，很容易被拿来比较。</w:t>
       </w:r>
     </w:p>
@@ -8018,47 +7985,47 @@
         </w:rPr>
       </w:pPr>
       <w:r>
+        <w:t>你只能装睡。</w:t>
+      </w:r>
+    </w:p>
+    <w:p>
+      <w:pPr>
+        <w:rPr>
+          <w:rFonts w:hint="eastAsia"/>
+        </w:rPr>
+      </w:pPr>
+      <w:r>
+        <w:t>不然可能又会在他们面前掉眼泪。</w:t>
+      </w:r>
+    </w:p>
+    <w:p>
+      <w:pPr>
+        <w:rPr>
+          <w:rFonts w:hint="eastAsia"/>
+        </w:rPr>
+      </w:pPr>
+      <w:r>
+        <w:t>我第一次看见这段话的时候，没有立刻想出什么特别漂亮的安慰。</w:t>
+      </w:r>
+    </w:p>
+    <w:p>
+      <w:pPr>
+        <w:rPr>
+          <w:rFonts w:hint="eastAsia"/>
+        </w:rPr>
+      </w:pPr>
+      <w:r>
+        <w:t>现在也没有。</w:t>
+      </w:r>
+    </w:p>
+    <w:p>
+      <w:pPr>
+        <w:rPr>
+          <w:rFonts w:hint="eastAsia"/>
+        </w:rPr>
+      </w:pPr>
+      <w:r>
         <w:lastRenderedPageBreak/>
-        <w:t>你只能装睡。</w:t>
-      </w:r>
-    </w:p>
-    <w:p>
-      <w:pPr>
-        <w:rPr>
-          <w:rFonts w:hint="eastAsia"/>
-        </w:rPr>
-      </w:pPr>
-      <w:r>
-        <w:t>不然可能又会在他们面前掉眼泪。</w:t>
-      </w:r>
-    </w:p>
-    <w:p>
-      <w:pPr>
-        <w:rPr>
-          <w:rFonts w:hint="eastAsia"/>
-        </w:rPr>
-      </w:pPr>
-      <w:r>
-        <w:t>我第一次看见这段话的时候，没有立刻想出什么特别漂亮的安慰。</w:t>
-      </w:r>
-    </w:p>
-    <w:p>
-      <w:pPr>
-        <w:rPr>
-          <w:rFonts w:hint="eastAsia"/>
-        </w:rPr>
-      </w:pPr>
-      <w:r>
-        <w:t>现在也没有。</w:t>
-      </w:r>
-    </w:p>
-    <w:p>
-      <w:pPr>
-        <w:rPr>
-          <w:rFonts w:hint="eastAsia"/>
-        </w:rPr>
-      </w:pPr>
-      <w:r>
         <w:t>我不想说：</w:t>
       </w:r>
     </w:p>
@@ -8503,47 +8470,47 @@
         </w:rPr>
       </w:pPr>
       <w:r>
+        <w:t>我没办法替你改变已经发生的家庭。</w:t>
+      </w:r>
+    </w:p>
+    <w:p>
+      <w:pPr>
+        <w:rPr>
+          <w:rFonts w:hint="eastAsia"/>
+        </w:rPr>
+      </w:pPr>
+      <w:r>
+        <w:t>不能替你重写童年。</w:t>
+      </w:r>
+    </w:p>
+    <w:p>
+      <w:pPr>
+        <w:rPr>
+          <w:rFonts w:hint="eastAsia"/>
+        </w:rPr>
+      </w:pPr>
+      <w:r>
+        <w:t>也没有能力让你以后再也不掉眼泪。</w:t>
+      </w:r>
+    </w:p>
+    <w:p>
+      <w:pPr>
+        <w:rPr>
+          <w:rFonts w:hint="eastAsia"/>
+        </w:rPr>
+      </w:pPr>
+      <w:r>
+        <w:t>我可以做到的事情其实很少。</w:t>
+      </w:r>
+    </w:p>
+    <w:p>
+      <w:pPr>
+        <w:rPr>
+          <w:rFonts w:hint="eastAsia"/>
+        </w:rPr>
+      </w:pPr>
+      <w:r>
         <w:lastRenderedPageBreak/>
-        <w:t>我没办法替你改变已经发生的家庭。</w:t>
-      </w:r>
-    </w:p>
-    <w:p>
-      <w:pPr>
-        <w:rPr>
-          <w:rFonts w:hint="eastAsia"/>
-        </w:rPr>
-      </w:pPr>
-      <w:r>
-        <w:t>不能替你重写童年。</w:t>
-      </w:r>
-    </w:p>
-    <w:p>
-      <w:pPr>
-        <w:rPr>
-          <w:rFonts w:hint="eastAsia"/>
-        </w:rPr>
-      </w:pPr>
-      <w:r>
-        <w:t>也没有能力让你以后再也不掉眼泪。</w:t>
-      </w:r>
-    </w:p>
-    <w:p>
-      <w:pPr>
-        <w:rPr>
-          <w:rFonts w:hint="eastAsia"/>
-        </w:rPr>
-      </w:pPr>
-      <w:r>
-        <w:t>我可以做到的事情其实很少。</w:t>
-      </w:r>
-    </w:p>
-    <w:p>
-      <w:pPr>
-        <w:rPr>
-          <w:rFonts w:hint="eastAsia"/>
-        </w:rPr>
-      </w:pPr>
-      <w:r>
         <w:t>如果你愿意说，我就听。</w:t>
       </w:r>
     </w:p>
@@ -8938,47 +8905,47 @@
         </w:rPr>
       </w:pPr>
       <w:r>
+        <w:t>比赛里的某个细节。</w:t>
+      </w:r>
+    </w:p>
+    <w:p>
+      <w:pPr>
+        <w:rPr>
+          <w:rFonts w:hint="eastAsia"/>
+        </w:rPr>
+      </w:pPr>
+      <w:r>
+        <w:t>突然冒出来的一句话。</w:t>
+      </w:r>
+    </w:p>
+    <w:p>
+      <w:pPr>
+        <w:rPr>
+          <w:rFonts w:hint="eastAsia"/>
+        </w:rPr>
+      </w:pPr>
+      <w:r>
+        <w:t>可每次真正打开一个人的聊天框，我就开始犹豫。</w:t>
+      </w:r>
+    </w:p>
+    <w:p>
+      <w:pPr>
+        <w:rPr>
+          <w:rFonts w:hint="eastAsia"/>
+        </w:rPr>
+      </w:pPr>
+      <w:r>
+        <w:t>她会不会不感兴趣？</w:t>
+      </w:r>
+    </w:p>
+    <w:p>
+      <w:pPr>
+        <w:rPr>
+          <w:rFonts w:hint="eastAsia"/>
+        </w:rPr>
+      </w:pPr>
+      <w:r>
         <w:lastRenderedPageBreak/>
-        <w:t>比赛里的某个细节。</w:t>
-      </w:r>
-    </w:p>
-    <w:p>
-      <w:pPr>
-        <w:rPr>
-          <w:rFonts w:hint="eastAsia"/>
-        </w:rPr>
-      </w:pPr>
-      <w:r>
-        <w:t>突然冒出来的一句话。</w:t>
-      </w:r>
-    </w:p>
-    <w:p>
-      <w:pPr>
-        <w:rPr>
-          <w:rFonts w:hint="eastAsia"/>
-        </w:rPr>
-      </w:pPr>
-      <w:r>
-        <w:t>可每次真正打开一个人的聊天框，我就开始犹豫。</w:t>
-      </w:r>
-    </w:p>
-    <w:p>
-      <w:pPr>
-        <w:rPr>
-          <w:rFonts w:hint="eastAsia"/>
-        </w:rPr>
-      </w:pPr>
-      <w:r>
-        <w:t>她会不会不感兴趣？</w:t>
-      </w:r>
-    </w:p>
-    <w:p>
-      <w:pPr>
-        <w:rPr>
-          <w:rFonts w:hint="eastAsia"/>
-        </w:rPr>
-      </w:pPr>
-      <w:r>
         <w:t>她是不是在忙？</w:t>
       </w:r>
     </w:p>
@@ -9379,47 +9346,47 @@
         </w:rPr>
       </w:pPr>
       <w:r>
+        <w:t>看很久。</w:t>
+      </w:r>
+    </w:p>
+    <w:p>
+      <w:pPr>
+        <w:rPr>
+          <w:rFonts w:hint="eastAsia"/>
+        </w:rPr>
+      </w:pPr>
+      <w:r>
+        <w:t>最后什么都没发。</w:t>
+      </w:r>
+    </w:p>
+    <w:p>
+      <w:pPr>
+        <w:rPr>
+          <w:rFonts w:hint="eastAsia"/>
+        </w:rPr>
+      </w:pPr>
+      <w:r>
+        <w:t>因为那个问题又会出现：</w:t>
+      </w:r>
+    </w:p>
+    <w:p>
+      <w:pPr>
+        <w:rPr>
+          <w:rFonts w:hint="eastAsia"/>
+        </w:rPr>
+      </w:pPr>
+      <w:r>
+        <w:t>“我是她的谁？”</w:t>
+      </w:r>
+    </w:p>
+    <w:p>
+      <w:pPr>
+        <w:rPr>
+          <w:rFonts w:hint="eastAsia"/>
+        </w:rPr>
+      </w:pPr>
+      <w:r>
         <w:lastRenderedPageBreak/>
-        <w:t>看很久。</w:t>
-      </w:r>
-    </w:p>
-    <w:p>
-      <w:pPr>
-        <w:rPr>
-          <w:rFonts w:hint="eastAsia"/>
-        </w:rPr>
-      </w:pPr>
-      <w:r>
-        <w:t>最后什么都没发。</w:t>
-      </w:r>
-    </w:p>
-    <w:p>
-      <w:pPr>
-        <w:rPr>
-          <w:rFonts w:hint="eastAsia"/>
-        </w:rPr>
-      </w:pPr>
-      <w:r>
-        <w:t>因为那个问题又会出现：</w:t>
-      </w:r>
-    </w:p>
-    <w:p>
-      <w:pPr>
-        <w:rPr>
-          <w:rFonts w:hint="eastAsia"/>
-        </w:rPr>
-      </w:pPr>
-      <w:r>
-        <w:t>“我是她的谁？”</w:t>
-      </w:r>
-    </w:p>
-    <w:p>
-      <w:pPr>
-        <w:rPr>
-          <w:rFonts w:hint="eastAsia"/>
-        </w:rPr>
-      </w:pPr>
-      <w:r>
         <w:t>我一直得不到答案。</w:t>
       </w:r>
     </w:p>
@@ -9822,47 +9789,47 @@
         </w:rPr>
       </w:pPr>
       <w:r>
+        <w:t>那从一开始，我其实就已经输了。</w:t>
+      </w:r>
+    </w:p>
+    <w:p>
+      <w:pPr>
+        <w:rPr>
+          <w:rFonts w:hint="eastAsia"/>
+        </w:rPr>
+      </w:pPr>
+      <w:r>
+        <w:t>所以我还是决定说。</w:t>
+      </w:r>
+    </w:p>
+    <w:p>
+      <w:pPr>
+        <w:rPr>
+          <w:rFonts w:hint="eastAsia"/>
+        </w:rPr>
+      </w:pPr>
+      <w:r>
+        <w:t>并不是因为我觉得你一定会答应。</w:t>
+      </w:r>
+    </w:p>
+    <w:p>
+      <w:pPr>
+        <w:rPr>
+          <w:rFonts w:hint="eastAsia"/>
+        </w:rPr>
+      </w:pPr>
+      <w:r>
+        <w:t>恰恰相反。</w:t>
+      </w:r>
+    </w:p>
+    <w:p>
+      <w:pPr>
+        <w:rPr>
+          <w:rFonts w:hint="eastAsia"/>
+        </w:rPr>
+      </w:pPr>
+      <w:r>
         <w:lastRenderedPageBreak/>
-        <w:t>那从一开始，我其实就已经输了。</w:t>
-      </w:r>
-    </w:p>
-    <w:p>
-      <w:pPr>
-        <w:rPr>
-          <w:rFonts w:hint="eastAsia"/>
-        </w:rPr>
-      </w:pPr>
-      <w:r>
-        <w:t>所以我还是决定说。</w:t>
-      </w:r>
-    </w:p>
-    <w:p>
-      <w:pPr>
-        <w:rPr>
-          <w:rFonts w:hint="eastAsia"/>
-        </w:rPr>
-      </w:pPr>
-      <w:r>
-        <w:t>并不是因为我觉得你一定会答应。</w:t>
-      </w:r>
-    </w:p>
-    <w:p>
-      <w:pPr>
-        <w:rPr>
-          <w:rFonts w:hint="eastAsia"/>
-        </w:rPr>
-      </w:pPr>
-      <w:r>
-        <w:t>恰恰相反。</w:t>
-      </w:r>
-    </w:p>
-    <w:p>
-      <w:pPr>
-        <w:rPr>
-          <w:rFonts w:hint="eastAsia"/>
-        </w:rPr>
-      </w:pPr>
-      <w:r>
         <w:t>是因为我终于接受了：</w:t>
       </w:r>
     </w:p>
@@ -10265,47 +10232,47 @@
         </w:rPr>
       </w:pPr>
       <w:r>
+        <w:t>所以如果一定要问：</w:t>
+      </w:r>
+    </w:p>
+    <w:p>
+      <w:pPr>
+        <w:rPr>
+          <w:rFonts w:hint="eastAsia"/>
+        </w:rPr>
+      </w:pPr>
+      <w:r>
+        <w:t>为什么偏偏是今年？</w:t>
+      </w:r>
+    </w:p>
+    <w:p>
+      <w:pPr>
+        <w:rPr>
+          <w:rFonts w:hint="eastAsia"/>
+        </w:rPr>
+      </w:pPr>
+      <w:r>
+        <w:t>为什么偏偏是你？</w:t>
+      </w:r>
+    </w:p>
+    <w:p>
+      <w:pPr>
+        <w:rPr>
+          <w:rFonts w:hint="eastAsia"/>
+        </w:rPr>
+      </w:pPr>
+      <w:r>
+        <w:t>我会说：</w:t>
+      </w:r>
+    </w:p>
+    <w:p>
+      <w:pPr>
+        <w:rPr>
+          <w:rFonts w:hint="eastAsia"/>
+        </w:rPr>
+      </w:pPr>
+      <w:r>
         <w:lastRenderedPageBreak/>
-        <w:t>所以如果一定要问：</w:t>
-      </w:r>
-    </w:p>
-    <w:p>
-      <w:pPr>
-        <w:rPr>
-          <w:rFonts w:hint="eastAsia"/>
-        </w:rPr>
-      </w:pPr>
-      <w:r>
-        <w:t>为什么偏偏是今年？</w:t>
-      </w:r>
-    </w:p>
-    <w:p>
-      <w:pPr>
-        <w:rPr>
-          <w:rFonts w:hint="eastAsia"/>
-        </w:rPr>
-      </w:pPr>
-      <w:r>
-        <w:t>为什么偏偏是你？</w:t>
-      </w:r>
-    </w:p>
-    <w:p>
-      <w:pPr>
-        <w:rPr>
-          <w:rFonts w:hint="eastAsia"/>
-        </w:rPr>
-      </w:pPr>
-      <w:r>
-        <w:t>我会说：</w:t>
-      </w:r>
-    </w:p>
-    <w:p>
-      <w:pPr>
-        <w:rPr>
-          <w:rFonts w:hint="eastAsia"/>
-        </w:rPr>
-      </w:pPr>
-      <w:r>
         <w:t>也许不是因为八字真的写好了。</w:t>
       </w:r>
     </w:p>
@@ -10708,47 +10675,47 @@
         </w:rPr>
       </w:pPr>
       <w:r>
+        <w:t>真正珍贵的也许只是：</w:t>
+      </w:r>
+    </w:p>
+    <w:p>
+      <w:pPr>
+        <w:rPr>
+          <w:rFonts w:hint="eastAsia"/>
+        </w:rPr>
+      </w:pPr>
+      <w:r>
+        <w:t>在人生的一段时间里，你真诚地爱过。</w:t>
+      </w:r>
+    </w:p>
+    <w:p>
+      <w:pPr>
+        <w:rPr>
+          <w:rFonts w:hint="eastAsia"/>
+        </w:rPr>
+      </w:pPr>
+      <w:r>
+        <w:t>也真切地感到自己值得被爱。</w:t>
+      </w:r>
+    </w:p>
+    <w:p>
+      <w:pPr>
+        <w:rPr>
+          <w:rFonts w:hint="eastAsia"/>
+        </w:rPr>
+      </w:pPr>
+      <w:r>
+        <w:t>所谓恋爱不是一个坑。</w:t>
+      </w:r>
+    </w:p>
+    <w:p>
+      <w:pPr>
+        <w:rPr>
+          <w:rFonts w:hint="eastAsia"/>
+        </w:rPr>
+      </w:pPr>
+      <w:r>
         <w:lastRenderedPageBreak/>
-        <w:t>真正珍贵的也许只是：</w:t>
-      </w:r>
-    </w:p>
-    <w:p>
-      <w:pPr>
-        <w:rPr>
-          <w:rFonts w:hint="eastAsia"/>
-        </w:rPr>
-      </w:pPr>
-      <w:r>
-        <w:t>在人生的一段时间里，你真诚地爱过。</w:t>
-      </w:r>
-    </w:p>
-    <w:p>
-      <w:pPr>
-        <w:rPr>
-          <w:rFonts w:hint="eastAsia"/>
-        </w:rPr>
-      </w:pPr>
-      <w:r>
-        <w:t>也真切地感到自己值得被爱。</w:t>
-      </w:r>
-    </w:p>
-    <w:p>
-      <w:pPr>
-        <w:rPr>
-          <w:rFonts w:hint="eastAsia"/>
-        </w:rPr>
-      </w:pPr>
-      <w:r>
-        <w:t>所谓恋爱不是一个坑。</w:t>
-      </w:r>
-    </w:p>
-    <w:p>
-      <w:pPr>
-        <w:rPr>
-          <w:rFonts w:hint="eastAsia"/>
-        </w:rPr>
-      </w:pPr>
-      <w:r>
         <w:t>它是路。</w:t>
       </w:r>
     </w:p>
@@ -11153,47 +11120,47 @@
         </w:rPr>
       </w:pPr>
       <w:r>
+        <w:t>有一些人来到我们生命里，真的很像来陪我们完成某个课题。</w:t>
+      </w:r>
+    </w:p>
+    <w:p>
+      <w:pPr>
+        <w:rPr>
+          <w:rFonts w:hint="eastAsia"/>
+        </w:rPr>
+      </w:pPr>
+      <w:r>
+        <w:t>可能教会信任。</w:t>
+      </w:r>
+    </w:p>
+    <w:p>
+      <w:pPr>
+        <w:rPr>
+          <w:rFonts w:hint="eastAsia"/>
+        </w:rPr>
+      </w:pPr>
+      <w:r>
+        <w:t>可能教会放手。</w:t>
+      </w:r>
+    </w:p>
+    <w:p>
+      <w:pPr>
+        <w:rPr>
+          <w:rFonts w:hint="eastAsia"/>
+        </w:rPr>
+      </w:pPr>
+      <w:r>
+        <w:t>可能只是让你看见自己原本不知道的一点愤怒、一点温柔。</w:t>
+      </w:r>
+    </w:p>
+    <w:p>
+      <w:pPr>
+        <w:rPr>
+          <w:rFonts w:hint="eastAsia"/>
+        </w:rPr>
+      </w:pPr>
+      <w:r>
         <w:lastRenderedPageBreak/>
-        <w:t>有一些人来到我们生命里，真的很像来陪我们完成某个课题。</w:t>
-      </w:r>
-    </w:p>
-    <w:p>
-      <w:pPr>
-        <w:rPr>
-          <w:rFonts w:hint="eastAsia"/>
-        </w:rPr>
-      </w:pPr>
-      <w:r>
-        <w:t>可能教会信任。</w:t>
-      </w:r>
-    </w:p>
-    <w:p>
-      <w:pPr>
-        <w:rPr>
-          <w:rFonts w:hint="eastAsia"/>
-        </w:rPr>
-      </w:pPr>
-      <w:r>
-        <w:t>可能教会放手。</w:t>
-      </w:r>
-    </w:p>
-    <w:p>
-      <w:pPr>
-        <w:rPr>
-          <w:rFonts w:hint="eastAsia"/>
-        </w:rPr>
-      </w:pPr>
-      <w:r>
-        <w:t>可能只是让你看见自己原本不知道的一点愤怒、一点温柔。</w:t>
-      </w:r>
-    </w:p>
-    <w:p>
-      <w:pPr>
-        <w:rPr>
-          <w:rFonts w:hint="eastAsia"/>
-        </w:rPr>
-      </w:pPr>
-      <w:r>
         <w:t>他们像镜子。</w:t>
       </w:r>
     </w:p>
@@ -11606,37 +11573,37 @@
         </w:rPr>
       </w:pPr>
       <w:r>
+        <w:t>所以我现在也终于不那么害怕“永远”。</w:t>
+      </w:r>
+    </w:p>
+    <w:p>
+      <w:pPr>
+        <w:rPr>
+          <w:rFonts w:hint="eastAsia"/>
+        </w:rPr>
+      </w:pPr>
+      <w:r>
+        <w:t>我不会拿它保证未来。</w:t>
+      </w:r>
+    </w:p>
+    <w:p>
+      <w:pPr>
+        <w:rPr>
+          <w:rFonts w:hint="eastAsia"/>
+        </w:rPr>
+      </w:pPr>
+      <w:r>
+        <w:t>我只愿意拿它形容此刻。</w:t>
+      </w:r>
+    </w:p>
+    <w:p>
+      <w:pPr>
+        <w:rPr>
+          <w:rFonts w:hint="eastAsia"/>
+        </w:rPr>
+      </w:pPr>
+      <w:r>
         <w:lastRenderedPageBreak/>
-        <w:t>所以我现在也终于不那么害怕“永远”。</w:t>
-      </w:r>
-    </w:p>
-    <w:p>
-      <w:pPr>
-        <w:rPr>
-          <w:rFonts w:hint="eastAsia"/>
-        </w:rPr>
-      </w:pPr>
-      <w:r>
-        <w:t>我不会拿它保证未来。</w:t>
-      </w:r>
-    </w:p>
-    <w:p>
-      <w:pPr>
-        <w:rPr>
-          <w:rFonts w:hint="eastAsia"/>
-        </w:rPr>
-      </w:pPr>
-      <w:r>
-        <w:t>我只愿意拿它形容此刻。</w:t>
-      </w:r>
-    </w:p>
-    <w:p>
-      <w:pPr>
-        <w:rPr>
-          <w:rFonts w:hint="eastAsia"/>
-        </w:rPr>
-      </w:pPr>
-      <w:r>
         <w:t>今天。</w:t>
       </w:r>
     </w:p>
@@ -12049,37 +12016,37 @@
         </w:rPr>
       </w:pPr>
       <w:r>
+        <w:t>也可以后退。</w:t>
+      </w:r>
+    </w:p>
+    <w:p>
+      <w:pPr>
+        <w:rPr>
+          <w:rFonts w:hint="eastAsia"/>
+        </w:rPr>
+      </w:pPr>
+      <w:r>
+        <w:t>这些都是你的权利。</w:t>
+      </w:r>
+    </w:p>
+    <w:p>
+      <w:pPr>
+        <w:rPr>
+          <w:rFonts w:hint="eastAsia"/>
+        </w:rPr>
+      </w:pPr>
+      <w:r>
+        <w:t>我也有我的边界。</w:t>
+      </w:r>
+    </w:p>
+    <w:p>
+      <w:pPr>
+        <w:rPr>
+          <w:rFonts w:hint="eastAsia"/>
+        </w:rPr>
+      </w:pPr>
+      <w:r>
         <w:lastRenderedPageBreak/>
-        <w:t>也可以后退。</w:t>
-      </w:r>
-    </w:p>
-    <w:p>
-      <w:pPr>
-        <w:rPr>
-          <w:rFonts w:hint="eastAsia"/>
-        </w:rPr>
-      </w:pPr>
-      <w:r>
-        <w:t>这些都是你的权利。</w:t>
-      </w:r>
-    </w:p>
-    <w:p>
-      <w:pPr>
-        <w:rPr>
-          <w:rFonts w:hint="eastAsia"/>
-        </w:rPr>
-      </w:pPr>
-      <w:r>
-        <w:t>我也有我的边界。</w:t>
-      </w:r>
-    </w:p>
-    <w:p>
-      <w:pPr>
-        <w:rPr>
-          <w:rFonts w:hint="eastAsia"/>
-        </w:rPr>
-      </w:pPr>
-      <w:r>
         <w:t>我不会因为喜欢你，就把自己彻底丢掉。</w:t>
       </w:r>
     </w:p>
@@ -12492,37 +12459,37 @@
         </w:rPr>
       </w:pPr>
       <w:r>
+        <w:t>看一场喜欢的电影。</w:t>
+      </w:r>
+    </w:p>
+    <w:p>
+      <w:pPr>
+        <w:rPr>
+          <w:rFonts w:hint="eastAsia"/>
+        </w:rPr>
+      </w:pPr>
+      <w:r>
+        <w:t>想出去的时候出去。</w:t>
+      </w:r>
+    </w:p>
+    <w:p>
+      <w:pPr>
+        <w:rPr>
+          <w:rFonts w:hint="eastAsia"/>
+        </w:rPr>
+      </w:pPr>
+      <w:r>
+        <w:t>不想出去的时候就在屋里待着。</w:t>
+      </w:r>
+    </w:p>
+    <w:p>
+      <w:pPr>
+        <w:rPr>
+          <w:rFonts w:hint="eastAsia"/>
+        </w:rPr>
+      </w:pPr>
+      <w:r>
         <w:lastRenderedPageBreak/>
-        <w:t>看一场喜欢的电影。</w:t>
-      </w:r>
-    </w:p>
-    <w:p>
-      <w:pPr>
-        <w:rPr>
-          <w:rFonts w:hint="eastAsia"/>
-        </w:rPr>
-      </w:pPr>
-      <w:r>
-        <w:t>想出去的时候出去。</w:t>
-      </w:r>
-    </w:p>
-    <w:p>
-      <w:pPr>
-        <w:rPr>
-          <w:rFonts w:hint="eastAsia"/>
-        </w:rPr>
-      </w:pPr>
-      <w:r>
-        <w:t>不想出去的时候就在屋里待着。</w:t>
-      </w:r>
-    </w:p>
-    <w:p>
-      <w:pPr>
-        <w:rPr>
-          <w:rFonts w:hint="eastAsia"/>
-        </w:rPr>
-      </w:pPr>
-      <w:r>
         <w:t>有一天想给自己买东西，就只是因为自己喜欢。</w:t>
       </w:r>
     </w:p>
@@ -12937,37 +12904,37 @@
         </w:rPr>
       </w:pPr>
       <w:r>
+        <w:t>如果人是一本书。</w:t>
+      </w:r>
+    </w:p>
+    <w:p>
+      <w:pPr>
+        <w:rPr>
+          <w:rFonts w:hint="eastAsia"/>
+        </w:rPr>
+      </w:pPr>
+      <w:r>
+        <w:t>那我大概不是一本第一眼很好看的书。</w:t>
+      </w:r>
+    </w:p>
+    <w:p>
+      <w:pPr>
+        <w:rPr>
+          <w:rFonts w:hint="eastAsia"/>
+        </w:rPr>
+      </w:pPr>
+      <w:r>
+        <w:t>我羡慕过那些封面很漂亮的书。</w:t>
+      </w:r>
+    </w:p>
+    <w:p>
+      <w:pPr>
+        <w:rPr>
+          <w:rFonts w:hint="eastAsia"/>
+        </w:rPr>
+      </w:pPr>
+      <w:r>
         <w:lastRenderedPageBreak/>
-        <w:t>如果人是一本书。</w:t>
-      </w:r>
-    </w:p>
-    <w:p>
-      <w:pPr>
-        <w:rPr>
-          <w:rFonts w:hint="eastAsia"/>
-        </w:rPr>
-      </w:pPr>
-      <w:r>
-        <w:t>那我大概不是一本第一眼很好看的书。</w:t>
-      </w:r>
-    </w:p>
-    <w:p>
-      <w:pPr>
-        <w:rPr>
-          <w:rFonts w:hint="eastAsia"/>
-        </w:rPr>
-      </w:pPr>
-      <w:r>
-        <w:t>我羡慕过那些封面很漂亮的书。</w:t>
-      </w:r>
-    </w:p>
-    <w:p>
-      <w:pPr>
-        <w:rPr>
-          <w:rFonts w:hint="eastAsia"/>
-        </w:rPr>
-      </w:pPr>
-      <w:r>
         <w:t>装帧精致。</w:t>
       </w:r>
     </w:p>
@@ -13380,37 +13347,37 @@
         </w:rPr>
       </w:pPr>
       <w:r>
+        <w:t>有输赢。</w:t>
+      </w:r>
+    </w:p>
+    <w:p>
+      <w:pPr>
+        <w:rPr>
+          <w:rFonts w:hint="eastAsia"/>
+        </w:rPr>
+      </w:pPr>
+      <w:r>
+        <w:t>有比赛。</w:t>
+      </w:r>
+    </w:p>
+    <w:p>
+      <w:pPr>
+        <w:rPr>
+          <w:rFonts w:hint="eastAsia"/>
+        </w:rPr>
+      </w:pPr>
+      <w:r>
+        <w:t>有不甘。</w:t>
+      </w:r>
+    </w:p>
+    <w:p>
+      <w:pPr>
+        <w:rPr>
+          <w:rFonts w:hint="eastAsia"/>
+        </w:rPr>
+      </w:pPr>
+      <w:r>
         <w:lastRenderedPageBreak/>
-        <w:t>有输赢。</w:t>
-      </w:r>
-    </w:p>
-    <w:p>
-      <w:pPr>
-        <w:rPr>
-          <w:rFonts w:hint="eastAsia"/>
-        </w:rPr>
-      </w:pPr>
-      <w:r>
-        <w:t>有比赛。</w:t>
-      </w:r>
-    </w:p>
-    <w:p>
-      <w:pPr>
-        <w:rPr>
-          <w:rFonts w:hint="eastAsia"/>
-        </w:rPr>
-      </w:pPr>
-      <w:r>
-        <w:t>有不甘。</w:t>
-      </w:r>
-    </w:p>
-    <w:p>
-      <w:pPr>
-        <w:rPr>
-          <w:rFonts w:hint="eastAsia"/>
-        </w:rPr>
-      </w:pPr>
-      <w:r>
         <w:t>有我嫉妒别人轻易得到某些东西时，那些不那么体面的念头。</w:t>
       </w:r>
     </w:p>
@@ -13825,37 +13792,37 @@
         </w:rPr>
       </w:pPr>
       <w:r>
+        <w:t>因为它很浪漫。</w:t>
+      </w:r>
+    </w:p>
+    <w:p>
+      <w:pPr>
+        <w:rPr>
+          <w:rFonts w:hint="eastAsia"/>
+        </w:rPr>
+      </w:pPr>
+      <w:r>
+        <w:t>可现在我觉得，那太重了。</w:t>
+      </w:r>
+    </w:p>
+    <w:p>
+      <w:pPr>
+        <w:rPr>
+          <w:rFonts w:hint="eastAsia"/>
+        </w:rPr>
+      </w:pPr>
+      <w:r>
+        <w:t>没有谁应该成为另一个人唯一的答案。</w:t>
+      </w:r>
+    </w:p>
+    <w:p>
+      <w:pPr>
+        <w:rPr>
+          <w:rFonts w:hint="eastAsia"/>
+        </w:rPr>
+      </w:pPr>
+      <w:r>
         <w:lastRenderedPageBreak/>
-        <w:t>因为它很浪漫。</w:t>
-      </w:r>
-    </w:p>
-    <w:p>
-      <w:pPr>
-        <w:rPr>
-          <w:rFonts w:hint="eastAsia"/>
-        </w:rPr>
-      </w:pPr>
-      <w:r>
-        <w:t>可现在我觉得，那太重了。</w:t>
-      </w:r>
-    </w:p>
-    <w:p>
-      <w:pPr>
-        <w:rPr>
-          <w:rFonts w:hint="eastAsia"/>
-        </w:rPr>
-      </w:pPr>
-      <w:r>
-        <w:t>没有谁应该成为另一个人唯一的答案。</w:t>
-      </w:r>
-    </w:p>
-    <w:p>
-      <w:pPr>
-        <w:rPr>
-          <w:rFonts w:hint="eastAsia"/>
-        </w:rPr>
-      </w:pPr>
-      <w:r>
         <w:t>我更愿意说：</w:t>
       </w:r>
     </w:p>
@@ -14270,37 +14237,37 @@
         </w:rPr>
       </w:pPr>
       <w:r>
+        <w:t>我们为什么应该在一起。</w:t>
+      </w:r>
+    </w:p>
+    <w:p>
+      <w:pPr>
+        <w:rPr>
+          <w:rFonts w:hint="eastAsia"/>
+        </w:rPr>
+      </w:pPr>
+      <w:r>
+        <w:t>喜欢是不能论证的。</w:t>
+      </w:r>
+    </w:p>
+    <w:p>
+      <w:pPr>
+        <w:rPr>
+          <w:rFonts w:hint="eastAsia"/>
+        </w:rPr>
+      </w:pPr>
+      <w:r>
+        <w:t>如果真的能像数学题一样证明出来。</w:t>
+      </w:r>
+    </w:p>
+    <w:p>
+      <w:pPr>
+        <w:rPr>
+          <w:rFonts w:hint="eastAsia"/>
+        </w:rPr>
+      </w:pPr>
+      <w:r>
         <w:lastRenderedPageBreak/>
-        <w:t>我们为什么应该在一起。</w:t>
-      </w:r>
-    </w:p>
-    <w:p>
-      <w:pPr>
-        <w:rPr>
-          <w:rFonts w:hint="eastAsia"/>
-        </w:rPr>
-      </w:pPr>
-      <w:r>
-        <w:t>喜欢是不能论证的。</w:t>
-      </w:r>
-    </w:p>
-    <w:p>
-      <w:pPr>
-        <w:rPr>
-          <w:rFonts w:hint="eastAsia"/>
-        </w:rPr>
-      </w:pPr>
-      <w:r>
-        <w:t>如果真的能像数学题一样证明出来。</w:t>
-      </w:r>
-    </w:p>
-    <w:p>
-      <w:pPr>
-        <w:rPr>
-          <w:rFonts w:hint="eastAsia"/>
-        </w:rPr>
-      </w:pPr>
-      <w:r>
         <w:t>它可能也就没什么意思了。</w:t>
       </w:r>
     </w:p>
@@ -14713,37 +14680,37 @@
         </w:rPr>
       </w:pPr>
       <w:r>
+        <w:t>偶尔谁也不懂谁。</w:t>
+      </w:r>
+    </w:p>
+    <w:p>
+      <w:pPr>
+        <w:rPr>
+          <w:rFonts w:hint="eastAsia"/>
+        </w:rPr>
+      </w:pPr>
+      <w:r>
+        <w:t>然后再慢慢学。</w:t>
+      </w:r>
+    </w:p>
+    <w:p>
+      <w:pPr>
+        <w:rPr>
+          <w:rFonts w:hint="eastAsia"/>
+        </w:rPr>
+      </w:pPr>
+      <w:r>
+        <w:t>我觉得这种普通反而很好。</w:t>
+      </w:r>
+    </w:p>
+    <w:p>
+      <w:pPr>
+        <w:rPr>
+          <w:rFonts w:hint="eastAsia"/>
+        </w:rPr>
+      </w:pPr>
+      <w:r>
         <w:lastRenderedPageBreak/>
-        <w:t>偶尔谁也不懂谁。</w:t>
-      </w:r>
-    </w:p>
-    <w:p>
-      <w:pPr>
-        <w:rPr>
-          <w:rFonts w:hint="eastAsia"/>
-        </w:rPr>
-      </w:pPr>
-      <w:r>
-        <w:t>然后再慢慢学。</w:t>
-      </w:r>
-    </w:p>
-    <w:p>
-      <w:pPr>
-        <w:rPr>
-          <w:rFonts w:hint="eastAsia"/>
-        </w:rPr>
-      </w:pPr>
-      <w:r>
-        <w:t>我觉得这种普通反而很好。</w:t>
-      </w:r>
-    </w:p>
-    <w:p>
-      <w:pPr>
-        <w:rPr>
-          <w:rFonts w:hint="eastAsia"/>
-        </w:rPr>
-      </w:pPr>
-      <w:r>
         <w:t>我不是只想拥有一个漂亮的“恋爱”标签。</w:t>
       </w:r>
     </w:p>
@@ -15160,7 +15127,6 @@
         </w:rPr>
       </w:pPr>
       <w:r>
-        <w:lastRenderedPageBreak/>
         <w:t>可是这一次。</w:t>
       </w:r>
     </w:p>
@@ -15203,6 +15169,7 @@
         </w:rPr>
       </w:pPr>
       <w:r>
+        <w:lastRenderedPageBreak/>
         <w:t>如果一定要给这封信最后留一句话。</w:t>
       </w:r>
     </w:p>
@@ -15609,47 +15576,47 @@
         </w:rPr>
       </w:pPr>
       <w:r>
+        <w:t>饶饶。</w:t>
+      </w:r>
+    </w:p>
+    <w:p>
+      <w:pPr>
+        <w:rPr>
+          <w:rFonts w:hint="eastAsia"/>
+        </w:rPr>
+      </w:pPr>
+      <w:r>
+        <w:t>这本书现在递给你了。</w:t>
+      </w:r>
+    </w:p>
+    <w:p>
+      <w:pPr>
+        <w:rPr>
+          <w:rFonts w:hint="eastAsia"/>
+        </w:rPr>
+      </w:pPr>
+      <w:r>
+        <w:t>不用今天读完。</w:t>
+      </w:r>
+    </w:p>
+    <w:p>
+      <w:pPr>
+        <w:rPr>
+          <w:rFonts w:hint="eastAsia"/>
+        </w:rPr>
+      </w:pPr>
+      <w:r>
+        <w:t>也不用急着决定结局。</w:t>
+      </w:r>
+    </w:p>
+    <w:p>
+      <w:pPr>
+        <w:rPr>
+          <w:rFonts w:hint="eastAsia"/>
+        </w:rPr>
+      </w:pPr>
+      <w:r>
         <w:lastRenderedPageBreak/>
-        <w:t>饶饶。</w:t>
-      </w:r>
-    </w:p>
-    <w:p>
-      <w:pPr>
-        <w:rPr>
-          <w:rFonts w:hint="eastAsia"/>
-        </w:rPr>
-      </w:pPr>
-      <w:r>
-        <w:t>这本书现在递给你了。</w:t>
-      </w:r>
-    </w:p>
-    <w:p>
-      <w:pPr>
-        <w:rPr>
-          <w:rFonts w:hint="eastAsia"/>
-        </w:rPr>
-      </w:pPr>
-      <w:r>
-        <w:t>不用今天读完。</w:t>
-      </w:r>
-    </w:p>
-    <w:p>
-      <w:pPr>
-        <w:rPr>
-          <w:rFonts w:hint="eastAsia"/>
-        </w:rPr>
-      </w:pPr>
-      <w:r>
-        <w:t>也不用急着决定结局。</w:t>
-      </w:r>
-    </w:p>
-    <w:p>
-      <w:pPr>
-        <w:rPr>
-          <w:rFonts w:hint="eastAsia"/>
-        </w:rPr>
-      </w:pPr>
-      <w:r>
         <w:t>你可以先翻第一页。</w:t>
       </w:r>
     </w:p>
